--- a/zht/docx/124.content.docx
+++ b/zht/docx/124.content.docx
@@ -149,27 +149,7 @@
         <w:rPr>
           <w:lang w:val="zh_TW" w:bidi="zh_TW"/>
         </w:rPr>
-        <w:t>xia</w:t>
-      </w:r>
-      <w:r>
-        <w:rPr>
-          <w:lang w:val="zh_TW" w:bidi="zh_TW"/>
-        </w:rPr>
-      </w:r>
-    </w:p>
-    <w:p>
-      <w:pPr/>
-      <w:r>
-        <w:rPr>
-          <w:lang w:val="zh_TW" w:bidi="zh_TW"/>
-        </w:rPr>
-      </w:r>
-      <w:r>
-        <w:rPr>
-          <w:i/>
-          <w:lang w:val="zh_TW" w:bidi="zh_TW"/>
-        </w:rPr>
-        <w:t>瞎眼, 夏娃</w:t>
+        <w:t>shun</w:t>
       </w:r>
       <w:r>
         <w:rPr>
@@ -232,7 +212,7 @@
         <w:rPr>
           <w:lang w:val="zh_TW" w:bidi="zh_TW"/>
         </w:rPr>
-        <w:t>瞎眼</w:t>
+        <w:t>順服</w:t>
       </w:r>
       <w:r>
         <w:rPr>
@@ -251,18 +231,7 @@
         <w:rPr>
           <w:lang w:val="zh_TW" w:bidi="zh_TW"/>
         </w:rPr>
-        <w:t>無法看見的態狀。瞎眼在古代近東地區十分普遍，至今仍在許多貧困和部落社區中常見，特別是在缺乏現代醫療資源的地方。</w:t>
-      </w:r>
-    </w:p>
-    <w:p>
-      <w:pPr>
-        <w:pStyle w:val="Heading3"/>
-      </w:pPr>
-      <w:r>
-        <w:rPr>
-          <w:lang w:val="zh_TW" w:bidi="zh_TW"/>
-        </w:rPr>
-        <w:t>什麼原因導致失明？</w:t>
+        <w:t>服從權威的約束或命令的行為或實例，這是對上級要求或請求的服從。希伯來文和希臘文中，表示順服的一般詞語都指聽從或聆聽上級權威的命令。另一個重要的希臘文詞彙包含了服從權威的意思，表示將自己安排在有指揮權的人之下。第三個希臘文詞彙則表明順服更多是出於說服力而非單純的服從。</w:t>
       </w:r>
     </w:p>
     <w:p>
@@ -276,7 +245,7 @@
         <w:rPr>
           <w:lang w:val="zh_TW" w:bidi="zh_TW"/>
         </w:rPr>
-        <w:t>聖經沒有討論瞎眼的醫學原因，但可能與個人衛生欠佳和不衛生（不清潔或骯髒）的生活環境有關。新生嬰兒最容易受影響。大多數天生瞎眼（</w:t>
+        <w:t>順服神和人的權柄是舊約和新約中強調的義務。亞伯拉罕在一次事件中因為聽從神的命令，把以撒獻在祭壇上，而得到更多的祝福（</w:t>
       </w:r>
       <w:hyperlink r:id="rId13">
         <w:r>
@@ -287,16 +256,16 @@
             <w:color w:val="0000EE"/>
             <w:u w:val="single"/>
           </w:rPr>
-          <w:t>約9:1</w:t>
+          <w:t>創22:18</w:t>
         </w:r>
       </w:hyperlink>
       <w:r>
         <w:rPr>
           <w:lang w:val="zh_TW" w:bidi="zh_TW"/>
         </w:rPr>
-        <w:t>–</w:t>
-      </w:r>
-      <w:hyperlink r:id="rId13">
+        <w:t>；參</w:t>
+      </w:r>
+      <w:hyperlink r:id="rId14">
         <w:r>
           <w:rPr>
             <w:lang w:val="zh_TW" w:bidi="zh_TW"/>
@@ -305,14 +274,50 @@
             <w:color w:val="0000EE"/>
             <w:u w:val="single"/>
           </w:rPr>
-          <w:t>3</w:t>
+          <w:t>26:5</w:t>
         </w:r>
       </w:hyperlink>
       <w:r>
         <w:rPr>
           <w:lang w:val="zh_TW" w:bidi="zh_TW"/>
         </w:rPr>
-        <w:t>）可能是母親將細菌（如淋病菌）傳給嬰兒眼睛所致。感染後，眼睛會在三天內出現炎症、膿液和腫脹。當時的基本醫療無法防止眼睛的受害。</w:t>
+        <w:t>）。神會繼續祝福以色列，因為在西奈山立了約，但這取決於他們是否聽從神的聲音並遵守神的約（</w:t>
+      </w:r>
+      <w:hyperlink r:id="rId15">
+        <w:r>
+          <w:rPr>
+            <w:lang w:val="zh_TW" w:bidi="zh_TW"/>
+          </w:rPr>
+          <w:rPr>
+            <w:color w:val="0000EE"/>
+            <w:u w:val="single"/>
+          </w:rPr>
+          <w:t>出19:5</w:t>
+        </w:r>
+      </w:hyperlink>
+      <w:r>
+        <w:rPr>
+          <w:lang w:val="zh_TW" w:bidi="zh_TW"/>
+        </w:rPr>
+        <w:t>）。當他們即將進入迦南時，摩西將祝福和詛咒擺在以色列人面前——若他們聽從並遵守耶和華的誡命，便得祝福；若不聽從，便遭詛咒（</w:t>
+      </w:r>
+      <w:hyperlink r:id="rId16">
+        <w:r>
+          <w:rPr>
+            <w:lang w:val="zh_TW" w:bidi="zh_TW"/>
+          </w:rPr>
+          <w:rPr>
+            <w:color w:val="0000EE"/>
+            <w:u w:val="single"/>
+          </w:rPr>
+          <w:t>申11:22–28</w:t>
+        </w:r>
+      </w:hyperlink>
+      <w:r>
+        <w:rPr>
+          <w:lang w:val="zh_TW" w:bidi="zh_TW"/>
+        </w:rPr>
+        <w:t>）。</w:t>
       </w:r>
     </w:p>
     <w:p>
@@ -326,7 +331,25 @@
         <w:rPr>
           <w:lang w:val="zh_TW" w:bidi="zh_TW"/>
         </w:rPr>
-        <w:t>現代醫學可以用眼藥水醫治嬰兒的眼疾，但對於貧困的人來說，並不總是可以獲得這些藥物，今天在中東的某些地區甚至拒絕使用藥物。嬰兒和幼兒還面臨其它由害蟲傳播的眼疾的威脅。這些疾病會導致嚴重的結痂、眼瞼下垂、睫毛脫落，最終完全瞎眼。在世界的某些地方，有民間迷信仍然容許蒼蠅在嬰兒身上飛來飛去。</w:t>
+        <w:t>申命記警告說，頑梗悖逆的兒子首先會受到懲罰，如果他們執意不聽，最終會被石頭打死（</w:t>
+      </w:r>
+      <w:hyperlink r:id="rId17">
+        <w:r>
+          <w:rPr>
+            <w:lang w:val="zh_TW" w:bidi="zh_TW"/>
+          </w:rPr>
+          <w:rPr>
+            <w:color w:val="0000EE"/>
+            <w:u w:val="single"/>
+          </w:rPr>
+          <w:t>申21:18–21</w:t>
+        </w:r>
+      </w:hyperlink>
+      <w:r>
+        <w:rPr>
+          <w:lang w:val="zh_TW" w:bidi="zh_TW"/>
+        </w:rPr>
+        <w:t>）。</w:t>
       </w:r>
     </w:p>
     <w:p>
@@ -340,7 +363,111 @@
         <w:rPr>
           <w:lang w:val="zh_TW" w:bidi="zh_TW"/>
         </w:rPr>
-        <w:t>成年人瞎眼的原因可能包括：</w:t>
+        <w:t>一個人是否為神的兒女，其標誌之一是持續遵守神的誡命（</w:t>
+      </w:r>
+      <w:hyperlink r:id="rId18">
+        <w:r>
+          <w:rPr>
+            <w:lang w:val="zh_TW" w:bidi="zh_TW"/>
+          </w:rPr>
+          <w:rPr>
+            <w:color w:val="0000EE"/>
+            <w:u w:val="single"/>
+          </w:rPr>
+          <w:t>約一2:3–5</w:t>
+        </w:r>
+      </w:hyperlink>
+      <w:r>
+        <w:rPr>
+          <w:lang w:val="zh_TW" w:bidi="zh_TW"/>
+        </w:rPr>
+        <w:t>）。耶穌說，那些愛祂的人會遵守祂的命令（</w:t>
+      </w:r>
+      <w:hyperlink r:id="rId19">
+        <w:r>
+          <w:rPr>
+            <w:lang w:val="zh_TW" w:bidi="zh_TW"/>
+          </w:rPr>
+          <w:rPr>
+            <w:color w:val="0000EE"/>
+            <w:u w:val="single"/>
+          </w:rPr>
+          <w:t>約14:15</w:t>
+        </w:r>
+      </w:hyperlink>
+      <w:r>
+        <w:rPr>
+          <w:lang w:val="zh_TW" w:bidi="zh_TW"/>
+        </w:rPr>
+        <w:t>）。彼得在談到基督徒時，稱他們為「順命的兒女」（</w:t>
+      </w:r>
+      <w:hyperlink r:id="rId20">
+        <w:r>
+          <w:rPr>
+            <w:lang w:val="zh_TW" w:bidi="zh_TW"/>
+          </w:rPr>
+          <w:rPr>
+            <w:color w:val="0000EE"/>
+            <w:u w:val="single"/>
+          </w:rPr>
+          <w:t>彼前1:14</w:t>
+        </w:r>
+      </w:hyperlink>
+      <w:r>
+        <w:rPr>
+          <w:lang w:val="zh_TW" w:bidi="zh_TW"/>
+        </w:rPr>
+        <w:t>；見</w:t>
+      </w:r>
+      <w:hyperlink r:id="rId21">
+        <w:r>
+          <w:rPr>
+            <w:lang w:val="zh_TW" w:bidi="zh_TW"/>
+          </w:rPr>
+          <w:rPr>
+            <w:color w:val="0000EE"/>
+            <w:u w:val="single"/>
+          </w:rPr>
+          <w:t>來5:9</w:t>
+        </w:r>
+      </w:hyperlink>
+      <w:r>
+        <w:rPr>
+          <w:lang w:val="zh_TW" w:bidi="zh_TW"/>
+        </w:rPr>
+        <w:t>，</w:t>
+      </w:r>
+      <w:hyperlink r:id="rId22">
+        <w:r>
+          <w:rPr>
+            <w:lang w:val="zh_TW" w:bidi="zh_TW"/>
+          </w:rPr>
+          <w:rPr>
+            <w:color w:val="0000EE"/>
+            <w:u w:val="single"/>
+          </w:rPr>
+          <w:t>11:8</w:t>
+        </w:r>
+      </w:hyperlink>
+      <w:r>
+        <w:rPr>
+          <w:lang w:val="zh_TW" w:bidi="zh_TW"/>
+        </w:rPr>
+        <w:t>）。</w:t>
+      </w:r>
+    </w:p>
+    <w:p>
+      <w:pPr/>
+      <w:r>
+        <w:rPr>
+          <w:lang w:val="zh_TW" w:bidi="zh_TW"/>
+        </w:rPr>
+      </w:r>
+      <w:r>
+        <w:rPr>
+          <w:lang w:val="zh_TW" w:bidi="zh_TW"/>
+        </w:rPr>
+        <w:t>基督徒應該順服多種人：</w:t>
       </w:r>
     </w:p>
     <w:p>
@@ -358,7 +485,43 @@
         <w:rPr>
           <w:lang w:val="zh_TW" w:bidi="zh_TW"/>
         </w:rPr>
-        <w:t>瘧疾</w:t>
+        <w:t>信徒應該順服主（</w:t>
+      </w:r>
+      <w:hyperlink r:id="rId23">
+        <w:r>
+          <w:rPr>
+            <w:lang w:val="zh_TW" w:bidi="zh_TW"/>
+          </w:rPr>
+          <w:rPr>
+            <w:color w:val="0000EE"/>
+            <w:u w:val="single"/>
+          </w:rPr>
+          <w:t>約14:21–24</w:t>
+        </w:r>
+      </w:hyperlink>
+      <w:r>
+        <w:rPr>
+          <w:lang w:val="zh_TW" w:bidi="zh_TW"/>
+        </w:rPr>
+        <w:t>，</w:t>
+      </w:r>
+      <w:hyperlink r:id="rId24">
+        <w:r>
+          <w:rPr>
+            <w:lang w:val="zh_TW" w:bidi="zh_TW"/>
+          </w:rPr>
+          <w:rPr>
+            <w:color w:val="0000EE"/>
+            <w:u w:val="single"/>
+          </w:rPr>
+          <w:t>15:10</w:t>
+        </w:r>
+      </w:hyperlink>
+      <w:r>
+        <w:rPr>
+          <w:lang w:val="zh_TW" w:bidi="zh_TW"/>
+        </w:rPr>
+        <w:t>）。</w:t>
       </w:r>
     </w:p>
     <w:p>
@@ -376,7 +539,79 @@
         <w:rPr>
           <w:lang w:val="zh_TW" w:bidi="zh_TW"/>
         </w:rPr>
-        <w:t>長時間暴露在沙塵暴中</w:t>
+        <w:t>妻子應該順服丈夫（</w:t>
+      </w:r>
+      <w:hyperlink r:id="rId25">
+        <w:r>
+          <w:rPr>
+            <w:lang w:val="zh_TW" w:bidi="zh_TW"/>
+          </w:rPr>
+          <w:rPr>
+            <w:color w:val="0000EE"/>
+            <w:u w:val="single"/>
+          </w:rPr>
+          <w:t>弗5:22–24</w:t>
+        </w:r>
+      </w:hyperlink>
+      <w:r>
+        <w:rPr>
+          <w:lang w:val="zh_TW" w:bidi="zh_TW"/>
+        </w:rPr>
+        <w:t>；</w:t>
+      </w:r>
+      <w:hyperlink r:id="rId26">
+        <w:r>
+          <w:rPr>
+            <w:lang w:val="zh_TW" w:bidi="zh_TW"/>
+          </w:rPr>
+          <w:rPr>
+            <w:color w:val="0000EE"/>
+            <w:u w:val="single"/>
+          </w:rPr>
+          <w:t>西3:18</w:t>
+        </w:r>
+      </w:hyperlink>
+      <w:r>
+        <w:rPr>
+          <w:lang w:val="zh_TW" w:bidi="zh_TW"/>
+        </w:rPr>
+        <w:t>；</w:t>
+      </w:r>
+      <w:hyperlink r:id="rId27">
+        <w:r>
+          <w:rPr>
+            <w:lang w:val="zh_TW" w:bidi="zh_TW"/>
+          </w:rPr>
+          <w:rPr>
+            <w:color w:val="0000EE"/>
+            <w:u w:val="single"/>
+          </w:rPr>
+          <w:t>多2:5</w:t>
+        </w:r>
+      </w:hyperlink>
+      <w:r>
+        <w:rPr>
+          <w:lang w:val="zh_TW" w:bidi="zh_TW"/>
+        </w:rPr>
+        <w:t>；</w:t>
+      </w:r>
+      <w:hyperlink r:id="rId28">
+        <w:r>
+          <w:rPr>
+            <w:lang w:val="zh_TW" w:bidi="zh_TW"/>
+          </w:rPr>
+          <w:rPr>
+            <w:color w:val="0000EE"/>
+            <w:u w:val="single"/>
+          </w:rPr>
+          <w:t>彼前3:1、5</w:t>
+        </w:r>
+      </w:hyperlink>
+      <w:r>
+        <w:rPr>
+          <w:lang w:val="zh_TW" w:bidi="zh_TW"/>
+        </w:rPr>
+        <w:t>）。</w:t>
       </w:r>
     </w:p>
     <w:p>
@@ -394,7 +629,43 @@
         <w:rPr>
           <w:lang w:val="zh_TW" w:bidi="zh_TW"/>
         </w:rPr>
-        <w:t>曠野中的陽光刺眼</w:t>
+        <w:t>兒女要聽從父母（</w:t>
+      </w:r>
+      <w:hyperlink r:id="rId29">
+        <w:r>
+          <w:rPr>
+            <w:lang w:val="zh_TW" w:bidi="zh_TW"/>
+          </w:rPr>
+          <w:rPr>
+            <w:color w:val="0000EE"/>
+            <w:u w:val="single"/>
+          </w:rPr>
+          <w:t>弗6:1</w:t>
+        </w:r>
+      </w:hyperlink>
+      <w:r>
+        <w:rPr>
+          <w:lang w:val="zh_TW" w:bidi="zh_TW"/>
+        </w:rPr>
+        <w:t>；</w:t>
+      </w:r>
+      <w:hyperlink r:id="rId30">
+        <w:r>
+          <w:rPr>
+            <w:lang w:val="zh_TW" w:bidi="zh_TW"/>
+          </w:rPr>
+          <w:rPr>
+            <w:color w:val="0000EE"/>
+            <w:u w:val="single"/>
+          </w:rPr>
+          <w:t>西3:20</w:t>
+        </w:r>
+      </w:hyperlink>
+      <w:r>
+        <w:rPr>
+          <w:lang w:val="zh_TW" w:bidi="zh_TW"/>
+        </w:rPr>
+        <w:t>）。</w:t>
       </w:r>
     </w:p>
     <w:p>
@@ -412,7 +683,61 @@
         <w:rPr>
           <w:lang w:val="zh_TW" w:bidi="zh_TW"/>
         </w:rPr>
-        <w:t>意外受傷</w:t>
+        <w:t>公民應該順服政府官員（</w:t>
+      </w:r>
+      <w:hyperlink r:id="rId31">
+        <w:r>
+          <w:rPr>
+            <w:lang w:val="zh_TW" w:bidi="zh_TW"/>
+          </w:rPr>
+          <w:rPr>
+            <w:color w:val="0000EE"/>
+            <w:u w:val="single"/>
+          </w:rPr>
+          <w:t>羅13:1–7</w:t>
+        </w:r>
+      </w:hyperlink>
+      <w:r>
+        <w:rPr>
+          <w:lang w:val="zh_TW" w:bidi="zh_TW"/>
+        </w:rPr>
+        <w:t>；</w:t>
+      </w:r>
+      <w:hyperlink r:id="rId32">
+        <w:r>
+          <w:rPr>
+            <w:lang w:val="zh_TW" w:bidi="zh_TW"/>
+          </w:rPr>
+          <w:rPr>
+            <w:color w:val="0000EE"/>
+            <w:u w:val="single"/>
+          </w:rPr>
+          <w:t>多3:1</w:t>
+        </w:r>
+      </w:hyperlink>
+      <w:r>
+        <w:rPr>
+          <w:lang w:val="zh_TW" w:bidi="zh_TW"/>
+        </w:rPr>
+        <w:t>；</w:t>
+      </w:r>
+      <w:hyperlink r:id="rId33">
+        <w:r>
+          <w:rPr>
+            <w:lang w:val="zh_TW" w:bidi="zh_TW"/>
+          </w:rPr>
+          <w:rPr>
+            <w:color w:val="0000EE"/>
+            <w:u w:val="single"/>
+          </w:rPr>
+          <w:t>彼前2:13–14</w:t>
+        </w:r>
+      </w:hyperlink>
+      <w:r>
+        <w:rPr>
+          <w:lang w:val="zh_TW" w:bidi="zh_TW"/>
+        </w:rPr>
+        <w:t>）。</w:t>
       </w:r>
     </w:p>
     <w:p>
@@ -430,9 +755,9 @@
         <w:rPr>
           <w:lang w:val="zh_TW" w:bidi="zh_TW"/>
         </w:rPr>
-        <w:t>懲罰（如參孫，</w:t>
-      </w:r>
-      <w:hyperlink r:id="rId14">
+        <w:t>僕人應該順服主人（</w:t>
+      </w:r>
+      <w:hyperlink r:id="rId34">
         <w:r>
           <w:rPr>
             <w:lang w:val="zh_TW" w:bidi="zh_TW"/>
@@ -441,34 +766,16 @@
             <w:color w:val="0000EE"/>
             <w:u w:val="single"/>
           </w:rPr>
-          <w:t>士16:21</w:t>
+          <w:t>弗6:5</w:t>
         </w:r>
       </w:hyperlink>
       <w:r>
         <w:rPr>
           <w:lang w:val="zh_TW" w:bidi="zh_TW"/>
         </w:rPr>
-        <w:t>）</w:t>
-      </w:r>
-    </w:p>
-    <w:p>
-      <w:pPr>
-        <w:pStyle w:val="ListBullet"/>
-        <w:spacing w:line="240" w:lineRule="auto"/>
-        <w:ind w:left="720"/>
-      </w:pPr>
-      <w:r>
-        <w:rPr>
-          <w:lang w:val="zh_TW" w:bidi="zh_TW"/>
-        </w:rPr>
-      </w:r>
-      <w:r>
-        <w:rPr>
-          <w:lang w:val="zh_TW" w:bidi="zh_TW"/>
-        </w:rPr>
-        <w:t>年老（</w:t>
-      </w:r>
-      <w:hyperlink r:id="rId15">
+        <w:t>；</w:t>
+      </w:r>
+      <w:hyperlink r:id="rId35">
         <w:r>
           <w:rPr>
             <w:lang w:val="zh_TW" w:bidi="zh_TW"/>
@@ -477,7 +784,7 @@
             <w:color w:val="0000EE"/>
             <w:u w:val="single"/>
           </w:rPr>
-          <w:t>創27:1</w:t>
+          <w:t>西3:22</w:t>
         </w:r>
       </w:hyperlink>
       <w:r>
@@ -486,7 +793,7 @@
         </w:rPr>
         <w:t>；</w:t>
       </w:r>
-      <w:hyperlink r:id="rId16">
+      <w:hyperlink r:id="rId36">
         <w:r>
           <w:rPr>
             <w:lang w:val="zh_TW" w:bidi="zh_TW"/>
@@ -495,7 +802,7 @@
             <w:color w:val="0000EE"/>
             <w:u w:val="single"/>
           </w:rPr>
-          <w:t>撒上4:15</w:t>
+          <w:t>多2:9</w:t>
         </w:r>
       </w:hyperlink>
       <w:r>
@@ -504,7 +811,7 @@
         </w:rPr>
         <w:t>；</w:t>
       </w:r>
-      <w:hyperlink r:id="rId17">
+      <w:hyperlink r:id="rId37">
         <w:r>
           <w:rPr>
             <w:lang w:val="zh_TW" w:bidi="zh_TW"/>
@@ -513,25 +820,14 @@
             <w:color w:val="0000EE"/>
             <w:u w:val="single"/>
           </w:rPr>
-          <w:t>王上14:4</w:t>
+          <w:t>彼前2:18</w:t>
         </w:r>
       </w:hyperlink>
       <w:r>
         <w:rPr>
           <w:lang w:val="zh_TW" w:bidi="zh_TW"/>
         </w:rPr>
-        <w:t>）</w:t>
-      </w:r>
-    </w:p>
-    <w:p>
-      <w:pPr>
-        <w:pStyle w:val="Heading3"/>
-      </w:pPr>
-      <w:r>
-        <w:rPr>
-          <w:lang w:val="zh_TW" w:bidi="zh_TW"/>
-        </w:rPr>
-        <w:t>舊約中的瞎眼</w:t>
+        <w:t>）。</w:t>
       </w:r>
     </w:p>
     <w:p>
@@ -545,9 +841,9 @@
         <w:rPr>
           <w:lang w:val="zh_TW" w:bidi="zh_TW"/>
         </w:rPr>
-        <w:t>舊約聖經要求特別關心瞎子（</w:t>
-      </w:r>
-      <w:hyperlink r:id="rId18">
+        <w:t>然而，儘管聖經非常強調順服，但這種順服從未成為在神面前稱義的基礎。保羅宣稱救恩是神的恩賜，會產生善行（</w:t>
+      </w:r>
+      <w:hyperlink r:id="rId38">
         <w:r>
           <w:rPr>
             <w:lang w:val="zh_TW" w:bidi="zh_TW"/>
@@ -556,16 +852,16 @@
             <w:color w:val="0000EE"/>
             <w:u w:val="single"/>
           </w:rPr>
-          <w:t>利19:14</w:t>
+          <w:t>弗2:8–10</w:t>
         </w:r>
       </w:hyperlink>
       <w:r>
         <w:rPr>
           <w:lang w:val="zh_TW" w:bidi="zh_TW"/>
         </w:rPr>
-        <w:t>）。誤導瞎子的人會受到懲罰（</w:t>
-      </w:r>
-      <w:hyperlink r:id="rId19">
+        <w:t>）。同樣，雅各也談到順服的行為是出於信心（</w:t>
+      </w:r>
+      <w:hyperlink r:id="rId39">
         <w:r>
           <w:rPr>
             <w:lang w:val="zh_TW" w:bidi="zh_TW"/>
@@ -574,43 +870,14 @@
             <w:color w:val="0000EE"/>
             <w:u w:val="single"/>
           </w:rPr>
-          <w:t>申27:18</w:t>
+          <w:t>雅2:14–26</w:t>
         </w:r>
       </w:hyperlink>
       <w:r>
         <w:rPr>
           <w:lang w:val="zh_TW" w:bidi="zh_TW"/>
         </w:rPr>
-        <w:t>）。不允許瞎子擔任祭司（</w:t>
-      </w:r>
-      <w:hyperlink r:id="rId20">
-        <w:r>
-          <w:rPr>
-            <w:lang w:val="zh_TW" w:bidi="zh_TW"/>
-          </w:rPr>
-          <w:rPr>
-            <w:color w:val="0000EE"/>
-            <w:u w:val="single"/>
-          </w:rPr>
-          <w:t>利21:18</w:t>
-        </w:r>
-      </w:hyperlink>
-      <w:r>
-        <w:rPr>
-          <w:lang w:val="zh_TW" w:bidi="zh_TW"/>
-        </w:rPr>
         <w:t>）。</w:t>
-      </w:r>
-    </w:p>
-    <w:p>
-      <w:pPr>
-        <w:pStyle w:val="Heading3"/>
-      </w:pPr>
-      <w:r>
-        <w:rPr>
-          <w:lang w:val="zh_TW" w:bidi="zh_TW"/>
-        </w:rPr>
-        <w:t>新約中的瞎眼</w:t>
       </w:r>
     </w:p>
     <w:p>
@@ -624,9 +891,9 @@
         <w:rPr>
           <w:lang w:val="zh_TW" w:bidi="zh_TW"/>
         </w:rPr>
-        <w:t>耶穌的醫治事工應驗了預言，讓瞎子得看見（</w:t>
-      </w:r>
-      <w:hyperlink r:id="rId21">
+        <w:t>耶穌自己在被出賣的那夜，重複強調對祂的愛是以遵守祂的誡命來衡量的（</w:t>
+      </w:r>
+      <w:hyperlink r:id="rId19">
         <w:r>
           <w:rPr>
             <w:lang w:val="zh_TW" w:bidi="zh_TW"/>
@@ -635,14 +902,104 @@
             <w:color w:val="0000EE"/>
             <w:u w:val="single"/>
           </w:rPr>
-          <w:t>路4:18</w:t>
+          <w:t>約14:15、21、23–24</w:t>
         </w:r>
       </w:hyperlink>
       <w:r>
         <w:rPr>
           <w:lang w:val="zh_TW" w:bidi="zh_TW"/>
         </w:rPr>
-        <w:t>）。耶穌恢復視力的能力證明給施洗約翰看，祂就是彌賽亞（</w:t>
+        <w:t>，</w:t>
+      </w:r>
+      <w:hyperlink r:id="rId24">
+        <w:r>
+          <w:rPr>
+            <w:lang w:val="zh_TW" w:bidi="zh_TW"/>
+          </w:rPr>
+          <w:rPr>
+            <w:color w:val="0000EE"/>
+            <w:u w:val="single"/>
+          </w:rPr>
+          <w:t>15:10</w:t>
+        </w:r>
+      </w:hyperlink>
+      <w:r>
+        <w:rPr>
+          <w:lang w:val="zh_TW" w:bidi="zh_TW"/>
+        </w:rPr>
+        <w:t>）。祂也強調，祂對神父的愛是通過遵守父神的命令來表現的（</w:t>
+      </w:r>
+      <w:hyperlink r:id="rId40">
+        <w:r>
+          <w:rPr>
+            <w:lang w:val="zh_TW" w:bidi="zh_TW"/>
+          </w:rPr>
+          <w:rPr>
+            <w:color w:val="0000EE"/>
+            <w:u w:val="single"/>
+          </w:rPr>
+          <w:t>14:31</w:t>
+        </w:r>
+      </w:hyperlink>
+      <w:r>
+        <w:rPr>
+          <w:lang w:val="zh_TW" w:bidi="zh_TW"/>
+        </w:rPr>
+        <w:t>）。聖經提到許多人的順服是出於他們對神的信心和愛（</w:t>
+      </w:r>
+      <w:hyperlink r:id="rId41">
+        <w:r>
+          <w:rPr>
+            <w:lang w:val="zh_TW" w:bidi="zh_TW"/>
+          </w:rPr>
+          <w:rPr>
+            <w:color w:val="0000EE"/>
+            <w:u w:val="single"/>
+          </w:rPr>
+          <w:t>來11章</w:t>
+        </w:r>
+      </w:hyperlink>
+      <w:r>
+        <w:rPr>
+          <w:lang w:val="zh_TW" w:bidi="zh_TW"/>
+        </w:rPr>
+        <w:t>）。例如，亞伯相信神並獻上更美的祭物（</w:t>
+      </w:r>
+      <w:hyperlink r:id="rId42">
+        <w:r>
+          <w:rPr>
+            <w:lang w:val="zh_TW" w:bidi="zh_TW"/>
+          </w:rPr>
+          <w:rPr>
+            <w:color w:val="0000EE"/>
+            <w:u w:val="single"/>
+          </w:rPr>
+          <w:t>4</w:t>
+        </w:r>
+      </w:hyperlink>
+      <w:r>
+        <w:rPr>
+          <w:lang w:val="zh_TW" w:bidi="zh_TW"/>
+        </w:rPr>
+        <w:t>節）。挪亞相信神的話而建造了一艘大船（或方舟；見</w:t>
+      </w:r>
+      <w:hyperlink r:id="rId43">
+        <w:r>
+          <w:rPr>
+            <w:lang w:val="zh_TW" w:bidi="zh_TW"/>
+          </w:rPr>
+          <w:rPr>
+            <w:color w:val="0000EE"/>
+            <w:u w:val="single"/>
+          </w:rPr>
+          <w:t>7</w:t>
+        </w:r>
+      </w:hyperlink>
+      <w:r>
+        <w:rPr>
+          <w:lang w:val="zh_TW" w:bidi="zh_TW"/>
+        </w:rPr>
+        <w:t>節）。亞伯拉罕憑著信心在神的指示下離開吾珥的家，那時他並不知道自己的目的地（</w:t>
       </w:r>
       <w:hyperlink r:id="rId22">
         <w:r>
@@ -653,34 +1010,16 @@
             <w:color w:val="0000EE"/>
             <w:u w:val="single"/>
           </w:rPr>
-          <w:t>太11:5</w:t>
+          <w:t>8</w:t>
         </w:r>
       </w:hyperlink>
       <w:r>
         <w:rPr>
           <w:lang w:val="zh_TW" w:bidi="zh_TW"/>
         </w:rPr>
-        <w:t>）。耶穌曾醫治：</w:t>
-      </w:r>
-    </w:p>
-    <w:p>
-      <w:pPr>
-        <w:pStyle w:val="ListBullet"/>
-        <w:spacing w:line="240" w:lineRule="auto"/>
-        <w:ind w:left="720"/>
-      </w:pPr>
-      <w:r>
-        <w:rPr>
-          <w:lang w:val="zh_TW" w:bidi="zh_TW"/>
-        </w:rPr>
-      </w:r>
-      <w:r>
-        <w:rPr>
-          <w:lang w:val="zh_TW" w:bidi="zh_TW"/>
-        </w:rPr>
-        <w:t>加利利的兩個瞎子（</w:t>
-      </w:r>
-      <w:hyperlink r:id="rId23">
+        <w:t>節）。摩西因信神而拒絕了被稱為法老兒子的特權，寧願選擇與神的百姓以色列人同在（</w:t>
+      </w:r>
+      <w:hyperlink r:id="rId44">
         <w:r>
           <w:rPr>
             <w:lang w:val="zh_TW" w:bidi="zh_TW"/>
@@ -689,16 +1028,16 @@
             <w:color w:val="0000EE"/>
             <w:u w:val="single"/>
           </w:rPr>
-          <w:t>太9:27</w:t>
+          <w:t>24–25</w:t>
         </w:r>
       </w:hyperlink>
       <w:r>
         <w:rPr>
           <w:lang w:val="zh_TW" w:bidi="zh_TW"/>
         </w:rPr>
-        <w:t>–</w:t>
-      </w:r>
-      <w:hyperlink r:id="rId23">
+        <w:t>節）。信而順服神的最大例子是耶穌基督自己。祂虛己，取了奴僕的形象，謙卑自己，順服至死，甚至死在十字架上（</w:t>
+      </w:r>
+      <w:hyperlink r:id="rId45">
         <w:r>
           <w:rPr>
             <w:lang w:val="zh_TW" w:bidi="zh_TW"/>
@@ -707,890 +1046,14 @@
             <w:color w:val="0000EE"/>
             <w:u w:val="single"/>
           </w:rPr>
-          <w:t>30</w:t>
+          <w:t>腓2:7–8</w:t>
         </w:r>
       </w:hyperlink>
       <w:r>
         <w:rPr>
           <w:lang w:val="zh_TW" w:bidi="zh_TW"/>
         </w:rPr>
-        <w:t>）</w:t>
-      </w:r>
-    </w:p>
-    <w:p>
-      <w:pPr>
-        <w:pStyle w:val="ListBullet"/>
-        <w:spacing w:line="240" w:lineRule="auto"/>
-        <w:ind w:left="720"/>
-      </w:pPr>
-      <w:r>
-        <w:rPr>
-          <w:lang w:val="zh_TW" w:bidi="zh_TW"/>
-        </w:rPr>
-      </w:r>
-      <w:r>
-        <w:rPr>
-          <w:lang w:val="zh_TW" w:bidi="zh_TW"/>
-        </w:rPr>
-        <w:t>伯賽大的一個瞎子（</w:t>
-      </w:r>
-      <w:hyperlink r:id="rId24">
-        <w:r>
-          <w:rPr>
-            <w:lang w:val="zh_TW" w:bidi="zh_TW"/>
-          </w:rPr>
-          <w:rPr>
-            <w:color w:val="0000EE"/>
-            <w:u w:val="single"/>
-          </w:rPr>
-          <w:t>可8:22</w:t>
-        </w:r>
-      </w:hyperlink>
-      <w:r>
-        <w:rPr>
-          <w:lang w:val="zh_TW" w:bidi="zh_TW"/>
-        </w:rPr>
-        <w:t>–</w:t>
-      </w:r>
-      <w:hyperlink r:id="rId24">
-        <w:r>
-          <w:rPr>
-            <w:lang w:val="zh_TW" w:bidi="zh_TW"/>
-          </w:rPr>
-          <w:rPr>
-            <w:color w:val="0000EE"/>
-            <w:u w:val="single"/>
-          </w:rPr>
-          <w:t>26</w:t>
-        </w:r>
-      </w:hyperlink>
-      <w:r>
-        <w:rPr>
-          <w:lang w:val="zh_TW" w:bidi="zh_TW"/>
-        </w:rPr>
-        <w:t>）</w:t>
-      </w:r>
-    </w:p>
-    <w:p>
-      <w:pPr>
-        <w:pStyle w:val="ListBullet"/>
-        <w:spacing w:line="240" w:lineRule="auto"/>
-        <w:ind w:left="720"/>
-      </w:pPr>
-      <w:r>
-        <w:rPr>
-          <w:lang w:val="zh_TW" w:bidi="zh_TW"/>
-        </w:rPr>
-      </w:r>
-      <w:r>
-        <w:rPr>
-          <w:lang w:val="zh_TW" w:bidi="zh_TW"/>
-        </w:rPr>
-        <w:t>耶路撒冷一個生來瞎眼的人（</w:t>
-      </w:r>
-      <w:hyperlink r:id="rId25">
-        <w:r>
-          <w:rPr>
-            <w:lang w:val="zh_TW" w:bidi="zh_TW"/>
-          </w:rPr>
-          <w:rPr>
-            <w:color w:val="0000EE"/>
-            <w:u w:val="single"/>
-          </w:rPr>
-          <w:t>約9章</w:t>
-        </w:r>
-      </w:hyperlink>
-      <w:r>
-        <w:rPr>
-          <w:lang w:val="zh_TW" w:bidi="zh_TW"/>
-        </w:rPr>
-        <w:t>）</w:t>
-      </w:r>
-    </w:p>
-    <w:p>
-      <w:pPr>
-        <w:pStyle w:val="ListBullet"/>
-        <w:spacing w:line="240" w:lineRule="auto"/>
-        <w:ind w:left="720"/>
-      </w:pPr>
-      <w:r>
-        <w:rPr>
-          <w:lang w:val="zh_TW" w:bidi="zh_TW"/>
-        </w:rPr>
-      </w:r>
-      <w:r>
-        <w:rPr>
-          <w:lang w:val="zh_TW" w:bidi="zh_TW"/>
-        </w:rPr>
-        <w:t>在耶利哥，名叫巴底買的乞丐及其朋友（</w:t>
-      </w:r>
-      <w:hyperlink r:id="rId26">
-        <w:r>
-          <w:rPr>
-            <w:lang w:val="zh_TW" w:bidi="zh_TW"/>
-          </w:rPr>
-          <w:rPr>
-            <w:color w:val="0000EE"/>
-            <w:u w:val="single"/>
-          </w:rPr>
-          <w:t>可10:46</w:t>
-        </w:r>
-      </w:hyperlink>
-      <w:r>
-        <w:rPr>
-          <w:lang w:val="zh_TW" w:bidi="zh_TW"/>
-        </w:rPr>
-        <w:t>–</w:t>
-      </w:r>
-      <w:hyperlink r:id="rId26">
-        <w:r>
-          <w:rPr>
-            <w:lang w:val="zh_TW" w:bidi="zh_TW"/>
-          </w:rPr>
-          <w:rPr>
-            <w:color w:val="0000EE"/>
-            <w:u w:val="single"/>
-          </w:rPr>
-          <w:t>52</w:t>
-        </w:r>
-      </w:hyperlink>
-      <w:r>
-        <w:rPr>
-          <w:lang w:val="zh_TW" w:bidi="zh_TW"/>
-        </w:rPr>
-        <w:t>；參</w:t>
-      </w:r>
-      <w:hyperlink r:id="rId27">
-        <w:r>
-          <w:rPr>
-            <w:lang w:val="zh_TW" w:bidi="zh_TW"/>
-          </w:rPr>
-          <w:rPr>
-            <w:color w:val="0000EE"/>
-            <w:u w:val="single"/>
-          </w:rPr>
-          <w:t>太20:30</w:t>
-        </w:r>
-      </w:hyperlink>
-      <w:r>
-        <w:rPr>
-          <w:lang w:val="zh_TW" w:bidi="zh_TW"/>
-        </w:rPr>
-        <w:t>–</w:t>
-      </w:r>
-      <w:hyperlink r:id="rId27">
-        <w:r>
-          <w:rPr>
-            <w:lang w:val="zh_TW" w:bidi="zh_TW"/>
-          </w:rPr>
-          <w:rPr>
-            <w:color w:val="0000EE"/>
-            <w:u w:val="single"/>
-          </w:rPr>
-          <w:t>34</w:t>
-        </w:r>
-      </w:hyperlink>
-      <w:r>
-        <w:rPr>
-          <w:lang w:val="zh_TW" w:bidi="zh_TW"/>
-        </w:rPr>
-        <w:t>；</w:t>
-      </w:r>
-      <w:hyperlink r:id="rId28">
-        <w:r>
-          <w:rPr>
-            <w:lang w:val="zh_TW" w:bidi="zh_TW"/>
-          </w:rPr>
-          <w:rPr>
-            <w:color w:val="0000EE"/>
-            <w:u w:val="single"/>
-          </w:rPr>
-          <w:t>路18:35</w:t>
-        </w:r>
-      </w:hyperlink>
-      <w:r>
-        <w:rPr>
-          <w:lang w:val="zh_TW" w:bidi="zh_TW"/>
-        </w:rPr>
-        <w:t>–</w:t>
-      </w:r>
-      <w:hyperlink r:id="rId28">
-        <w:r>
-          <w:rPr>
-            <w:lang w:val="zh_TW" w:bidi="zh_TW"/>
-          </w:rPr>
-          <w:rPr>
-            <w:color w:val="0000EE"/>
-            <w:u w:val="single"/>
-          </w:rPr>
-          <w:t>43</w:t>
-        </w:r>
-      </w:hyperlink>
-      <w:r>
-        <w:rPr>
-          <w:lang w:val="zh_TW" w:bidi="zh_TW"/>
-        </w:rPr>
-        <w:t>）</w:t>
-      </w:r>
-    </w:p>
-    <w:p>
-      <w:pPr/>
-      <w:r>
-        <w:rPr>
-          <w:lang w:val="zh_TW" w:bidi="zh_TW"/>
-        </w:rPr>
-      </w:r>
-      <w:r>
-        <w:rPr>
-          <w:lang w:val="zh_TW" w:bidi="zh_TW"/>
-        </w:rPr>
-        <w:t>有時，耶穌即時醫治瞎子（</w:t>
-      </w:r>
-      <w:hyperlink r:id="rId29">
-        <w:r>
-          <w:rPr>
-            <w:lang w:val="zh_TW" w:bidi="zh_TW"/>
-          </w:rPr>
-          <w:rPr>
-            <w:color w:val="0000EE"/>
-            <w:u w:val="single"/>
-          </w:rPr>
-          <w:t>可10:52</w:t>
-        </w:r>
-      </w:hyperlink>
-      <w:r>
-        <w:rPr>
-          <w:lang w:val="zh_TW" w:bidi="zh_TW"/>
-        </w:rPr>
-        <w:t>）。有時，祂藉由行動進行醫治，例如用泥和水（</w:t>
-      </w:r>
-      <w:hyperlink r:id="rId30">
-        <w:r>
-          <w:rPr>
-            <w:lang w:val="zh_TW" w:bidi="zh_TW"/>
-          </w:rPr>
-          <w:rPr>
-            <w:color w:val="0000EE"/>
-            <w:u w:val="single"/>
-          </w:rPr>
-          <w:t>約9:6</w:t>
-        </w:r>
-      </w:hyperlink>
-      <w:r>
-        <w:rPr>
-          <w:lang w:val="zh_TW" w:bidi="zh_TW"/>
-        </w:rPr>
-        <w:t>–</w:t>
-      </w:r>
-      <w:hyperlink r:id="rId30">
-        <w:r>
-          <w:rPr>
-            <w:lang w:val="zh_TW" w:bidi="zh_TW"/>
-          </w:rPr>
-          <w:rPr>
-            <w:color w:val="0000EE"/>
-            <w:u w:val="single"/>
-          </w:rPr>
-          <w:t>11</w:t>
-        </w:r>
-      </w:hyperlink>
-      <w:r>
-        <w:rPr>
-          <w:lang w:val="zh_TW" w:bidi="zh_TW"/>
-        </w:rPr>
-        <w:t>）或唾沫（</w:t>
-      </w:r>
-      <w:hyperlink r:id="rId31">
-        <w:r>
-          <w:rPr>
-            <w:lang w:val="zh_TW" w:bidi="zh_TW"/>
-          </w:rPr>
-          <w:rPr>
-            <w:color w:val="0000EE"/>
-            <w:u w:val="single"/>
-          </w:rPr>
-          <w:t>可8:23</w:t>
-        </w:r>
-      </w:hyperlink>
-      <w:r>
-        <w:rPr>
-          <w:lang w:val="zh_TW" w:bidi="zh_TW"/>
-        </w:rPr>
         <w:t>）。</w:t>
-      </w:r>
-    </w:p>
-    <w:p>
-      <w:pPr/>
-      <w:r>
-        <w:rPr>
-          <w:lang w:val="zh_TW" w:bidi="zh_TW"/>
-        </w:rPr>
-      </w:r>
-      <w:r>
-        <w:rPr>
-          <w:lang w:val="zh_TW" w:bidi="zh_TW"/>
-        </w:rPr>
-        <w:t>使徒保羅在歸信時一度失明，並在亞拿尼亞面前得醫治（</w:t>
-      </w:r>
-      <w:hyperlink r:id="rId32">
-        <w:r>
-          <w:rPr>
-            <w:lang w:val="zh_TW" w:bidi="zh_TW"/>
-          </w:rPr>
-          <w:rPr>
-            <w:color w:val="0000EE"/>
-            <w:u w:val="single"/>
-          </w:rPr>
-          <w:t>徒9:1</w:t>
-        </w:r>
-      </w:hyperlink>
-      <w:r>
-        <w:rPr>
-          <w:lang w:val="zh_TW" w:bidi="zh_TW"/>
-        </w:rPr>
-        <w:t>–</w:t>
-      </w:r>
-      <w:hyperlink r:id="rId32">
-        <w:r>
-          <w:rPr>
-            <w:lang w:val="zh_TW" w:bidi="zh_TW"/>
-          </w:rPr>
-          <w:rPr>
-            <w:color w:val="0000EE"/>
-            <w:u w:val="single"/>
-          </w:rPr>
-          <w:t>9、18</w:t>
-        </w:r>
-      </w:hyperlink>
-      <w:r>
-        <w:rPr>
-          <w:lang w:val="zh_TW" w:bidi="zh_TW"/>
-        </w:rPr>
-        <w:t>）。後來，保羅因為行法術的以呂馬在塞浦路斯反對他的事工，而使他暫時瞎眼（</w:t>
-      </w:r>
-      <w:hyperlink r:id="rId33">
-        <w:r>
-          <w:rPr>
-            <w:lang w:val="zh_TW" w:bidi="zh_TW"/>
-          </w:rPr>
-          <w:rPr>
-            <w:color w:val="0000EE"/>
-            <w:u w:val="single"/>
-          </w:rPr>
-          <w:t>徒13:11</w:t>
-        </w:r>
-      </w:hyperlink>
-      <w:r>
-        <w:rPr>
-          <w:lang w:val="zh_TW" w:bidi="zh_TW"/>
-        </w:rPr>
-        <w:t>）。</w:t>
-      </w:r>
-    </w:p>
-    <w:p>
-      <w:pPr/>
-      <w:r>
-        <w:rPr>
-          <w:lang w:val="zh_TW" w:bidi="zh_TW"/>
-        </w:rPr>
-      </w:r>
-      <w:r>
-        <w:rPr>
-          <w:i/>
-          <w:lang w:val="zh_TW" w:bidi="zh_TW"/>
-        </w:rPr>
-        <w:t>另見</w:t>
-      </w:r>
-      <w:r>
-        <w:rPr>
-          <w:lang w:val="zh_TW" w:bidi="zh_TW"/>
-        </w:rPr>
-        <w:t xml:space="preserve"> </w:t>
-      </w:r>
-      <w:r>
-        <w:rPr>
-          <w:lang w:val="zh_TW" w:bidi="zh_TW"/>
-        </w:rPr>
-        <w:t>藥物與醫療實踐</w:t>
-      </w:r>
-      <w:r>
-        <w:rPr>
-          <w:lang w:val="zh_TW" w:bidi="zh_TW"/>
-        </w:rPr>
-        <w:t>；</w:t>
-      </w:r>
-      <w:r>
-        <w:rPr>
-          <w:lang w:val="zh_TW" w:bidi="zh_TW"/>
-        </w:rPr>
-        <w:t>災病</w:t>
-      </w:r>
-      <w:r>
-        <w:rPr>
-          <w:lang w:val="zh_TW" w:bidi="zh_TW"/>
-        </w:rPr>
-        <w:t>。</w:t>
-      </w:r>
-      <w:r>
-        <w:rPr>
-          <w:lang w:val="zh_TW" w:bidi="zh_TW"/>
-        </w:rPr>
-      </w:r>
-      <w:r>
-        <w:rPr>
-          <w:lang w:val="zh_TW" w:bidi="zh_TW"/>
-        </w:rPr>
-      </w:r>
-    </w:p>
-    <w:p>
-      <w:pPr/>
-      <w:r>
-        <w:rPr>
-          <w:lang w:val="zh_TW" w:bidi="zh_TW"/>
-        </w:rPr>
-      </w:r>
-    </w:p>
-    <w:p>
-      <w:pPr>
-        <w:pStyle w:val="Heading2"/>
-      </w:pPr>
-      <w:r>
-        <w:rPr>
-          <w:lang w:val="zh_TW" w:bidi="zh_TW"/>
-        </w:rPr>
-        <w:t>夏娃</w:t>
-      </w:r>
-      <w:r>
-        <w:rPr>
-          <w:lang w:val="zh_TW" w:bidi="zh_TW"/>
-        </w:rPr>
-      </w:r>
-    </w:p>
-    <w:p>
-      <w:pPr/>
-      <w:r>
-        <w:rPr>
-          <w:lang w:val="zh_TW" w:bidi="zh_TW"/>
-        </w:rPr>
-      </w:r>
-      <w:r>
-        <w:rPr>
-          <w:lang w:val="zh_TW" w:bidi="zh_TW"/>
-        </w:rPr>
-        <w:t>第一位女子，被稱為「眾生之母」（</w:t>
-      </w:r>
-      <w:hyperlink r:id="rId34">
-        <w:r>
-          <w:rPr>
-            <w:lang w:val="zh_TW" w:bidi="zh_TW"/>
-          </w:rPr>
-          <w:rPr>
-            <w:color w:val="0000EE"/>
-            <w:u w:val="single"/>
-          </w:rPr>
-          <w:t>創3:20</w:t>
-        </w:r>
-      </w:hyperlink>
-      <w:r>
-        <w:rPr>
-          <w:lang w:val="zh_TW" w:bidi="zh_TW"/>
-        </w:rPr>
-        <w:t>）。創世記記載，神造亞當之後，看見亞當獨居不好，便決定為他造一個「配偶幫助他」（</w:t>
-      </w:r>
-      <w:hyperlink r:id="rId35">
-        <w:r>
-          <w:rPr>
-            <w:lang w:val="zh_TW" w:bidi="zh_TW"/>
-          </w:rPr>
-          <w:rPr>
-            <w:color w:val="0000EE"/>
-            <w:u w:val="single"/>
-          </w:rPr>
-          <w:t>2:18</w:t>
-        </w:r>
-      </w:hyperlink>
-      <w:r>
-        <w:rPr>
-          <w:lang w:val="zh_TW" w:bidi="zh_TW"/>
-        </w:rPr>
-        <w:t>）。「幫助」一詞的希伯來文是</w:t>
-      </w:r>
-      <w:r>
-        <w:rPr>
-          <w:i/>
-          <w:lang w:val="zh_TW" w:bidi="zh_TW"/>
-        </w:rPr>
-        <w:t>ezer</w:t>
-      </w:r>
-      <w:r>
-        <w:rPr>
-          <w:lang w:val="zh_TW" w:bidi="zh_TW"/>
-        </w:rPr>
-        <w:t>，舊約聖經其它地方也用此字詞來描述神如何幫助以色列。神使亞當沉睡，取下他的一根肋骨，用那肋骨造了夏娃（</w:t>
-      </w:r>
-      <w:hyperlink r:id="rId36">
-        <w:r>
-          <w:rPr>
-            <w:lang w:val="zh_TW" w:bidi="zh_TW"/>
-          </w:rPr>
-          <w:rPr>
-            <w:color w:val="0000EE"/>
-            <w:u w:val="single"/>
-          </w:rPr>
-          <w:t>21–25</w:t>
-        </w:r>
-      </w:hyperlink>
-      <w:r>
-        <w:rPr>
-          <w:lang w:val="zh_TW" w:bidi="zh_TW"/>
-        </w:rPr>
-        <w:t>節）。</w:t>
-      </w:r>
-    </w:p>
-    <w:p>
-      <w:pPr>
-        <w:pStyle w:val="Heading3"/>
-      </w:pPr>
-      <w:r>
-        <w:rPr>
-          <w:lang w:val="zh_TW" w:bidi="zh_TW"/>
-        </w:rPr>
-        <w:t>她的名字</w:t>
-      </w:r>
-    </w:p>
-    <w:p>
-      <w:pPr/>
-      <w:r>
-        <w:rPr>
-          <w:lang w:val="zh_TW" w:bidi="zh_TW"/>
-        </w:rPr>
-      </w:r>
-      <w:r>
-        <w:rPr>
-          <w:lang w:val="zh_TW" w:bidi="zh_TW"/>
-        </w:rPr>
-        <w:t>亞當給妻子夏娃起了兩個名字。起初，他稱她為「女人」，表明了她與男人之間的關聯（</w:t>
-      </w:r>
-      <w:hyperlink r:id="rId37">
-        <w:r>
-          <w:rPr>
-            <w:lang w:val="zh_TW" w:bidi="zh_TW"/>
-          </w:rPr>
-          <w:rPr>
-            <w:color w:val="0000EE"/>
-            <w:u w:val="single"/>
-          </w:rPr>
-          <w:t>創2:23</w:t>
-        </w:r>
-      </w:hyperlink>
-      <w:r>
-        <w:rPr>
-          <w:lang w:val="zh_TW" w:bidi="zh_TW"/>
-        </w:rPr>
-        <w:t>）。後來，在他們違背神之後，他給她起名為夏娃，意思是「生命」，指她作為人類始祖之母的身分（</w:t>
-      </w:r>
-      <w:hyperlink r:id="rId34">
-        <w:r>
-          <w:rPr>
-            <w:lang w:val="zh_TW" w:bidi="zh_TW"/>
-          </w:rPr>
-          <w:rPr>
-            <w:color w:val="0000EE"/>
-            <w:u w:val="single"/>
-          </w:rPr>
-          <w:t>3:20</w:t>
-        </w:r>
-      </w:hyperlink>
-      <w:r>
-        <w:rPr>
-          <w:lang w:val="zh_TW" w:bidi="zh_TW"/>
-        </w:rPr>
-        <w:t>）。</w:t>
-      </w:r>
-    </w:p>
-    <w:p>
-      <w:pPr>
-        <w:pStyle w:val="Heading3"/>
-      </w:pPr>
-      <w:r>
-        <w:rPr>
-          <w:lang w:val="zh_TW" w:bidi="zh_TW"/>
-        </w:rPr>
-        <w:t>她的故事</w:t>
-      </w:r>
-    </w:p>
-    <w:p>
-      <w:pPr/>
-      <w:r>
-        <w:rPr>
-          <w:lang w:val="zh_TW" w:bidi="zh_TW"/>
-        </w:rPr>
-      </w:r>
-      <w:r>
-        <w:rPr>
-          <w:lang w:val="zh_TW" w:bidi="zh_TW"/>
-        </w:rPr>
-        <w:t>亞當與夏娃最初住在伊甸園中，他們順服神，事奉祂，並彼此照顧。後來，邪惡進入世界，蛇引誘夏娃違背神的命令。神曾吩咐他們不可吃分別善惡樹上的果子（</w:t>
-      </w:r>
-      <w:hyperlink r:id="rId38">
-        <w:r>
-          <w:rPr>
-            <w:lang w:val="zh_TW" w:bidi="zh_TW"/>
-          </w:rPr>
-          <w:rPr>
-            <w:color w:val="0000EE"/>
-            <w:u w:val="single"/>
-          </w:rPr>
-          <w:t>創2:17</w:t>
-        </w:r>
-      </w:hyperlink>
-      <w:r>
-        <w:rPr>
-          <w:lang w:val="zh_TW" w:bidi="zh_TW"/>
-        </w:rPr>
-        <w:t>，</w:t>
-      </w:r>
-      <w:hyperlink r:id="rId39">
-        <w:r>
-          <w:rPr>
-            <w:lang w:val="zh_TW" w:bidi="zh_TW"/>
-          </w:rPr>
-          <w:rPr>
-            <w:color w:val="0000EE"/>
-            <w:u w:val="single"/>
-          </w:rPr>
-          <w:t>3:3</w:t>
-        </w:r>
-      </w:hyperlink>
-      <w:r>
-        <w:rPr>
-          <w:lang w:val="zh_TW" w:bidi="zh_TW"/>
-        </w:rPr>
-        <w:t>）。蛇用巧言欺騙夏娃，她便吃了果子，又給亞當一些，亞當雖不像她那樣被欺騙，卻也吃了。吃了果子之後，他們意識到自己赤身露體，便用無花果樹的葉子為自己編作衣服。</w:t>
-      </w:r>
-    </w:p>
-    <w:p>
-      <w:pPr/>
-      <w:r>
-        <w:rPr>
-          <w:lang w:val="zh_TW" w:bidi="zh_TW"/>
-        </w:rPr>
-      </w:r>
-      <w:r>
-        <w:rPr>
-          <w:lang w:val="zh_TW" w:bidi="zh_TW"/>
-        </w:rPr>
-        <w:t>當神來與他們說話時，他們躲避祂。神問他們發生了甚麼事，亞當怪罪夏娃，夏娃則怪罪那蛇。神對夏娃說，因他們違命，她生產時必多受痛苦，丈夫也必管轄她（</w:t>
-      </w:r>
-      <w:hyperlink r:id="rId40">
-        <w:r>
-          <w:rPr>
-            <w:lang w:val="zh_TW" w:bidi="zh_TW"/>
-          </w:rPr>
-          <w:rPr>
-            <w:color w:val="0000EE"/>
-            <w:u w:val="single"/>
-          </w:rPr>
-          <w:t>創3:16</w:t>
-        </w:r>
-      </w:hyperlink>
-      <w:r>
-        <w:rPr>
-          <w:lang w:val="zh_TW" w:bidi="zh_TW"/>
-        </w:rPr>
-        <w:t>）。後來，夏娃生了該隱、亞伯、塞特，以及其他兒女（</w:t>
-      </w:r>
-      <w:hyperlink r:id="rId41">
-        <w:r>
-          <w:rPr>
-            <w:lang w:val="zh_TW" w:bidi="zh_TW"/>
-          </w:rPr>
-          <w:rPr>
-            <w:color w:val="0000EE"/>
-            <w:u w:val="single"/>
-          </w:rPr>
-          <w:t>4:1–2</w:t>
-        </w:r>
-      </w:hyperlink>
-      <w:r>
-        <w:rPr>
-          <w:lang w:val="zh_TW" w:bidi="zh_TW"/>
-        </w:rPr>
-        <w:t>、</w:t>
-      </w:r>
-      <w:hyperlink r:id="rId41">
-        <w:r>
-          <w:rPr>
-            <w:lang w:val="zh_TW" w:bidi="zh_TW"/>
-          </w:rPr>
-          <w:rPr>
-            <w:color w:val="0000EE"/>
-            <w:u w:val="single"/>
-          </w:rPr>
-          <w:t>25</w:t>
-        </w:r>
-      </w:hyperlink>
-      <w:r>
-        <w:rPr>
-          <w:lang w:val="zh_TW" w:bidi="zh_TW"/>
-        </w:rPr>
-        <w:t>，</w:t>
-      </w:r>
-      <w:hyperlink r:id="rId42">
-        <w:r>
-          <w:rPr>
-            <w:lang w:val="zh_TW" w:bidi="zh_TW"/>
-          </w:rPr>
-          <w:rPr>
-            <w:color w:val="0000EE"/>
-            <w:u w:val="single"/>
-          </w:rPr>
-          <w:t>5:4</w:t>
-        </w:r>
-      </w:hyperlink>
-      <w:r>
-        <w:rPr>
-          <w:lang w:val="zh_TW" w:bidi="zh_TW"/>
-        </w:rPr>
-        <w:t>）。</w:t>
-      </w:r>
-    </w:p>
-    <w:p>
-      <w:pPr>
-        <w:pStyle w:val="Heading3"/>
-      </w:pPr>
-      <w:r>
-        <w:rPr>
-          <w:lang w:val="zh_TW" w:bidi="zh_TW"/>
-        </w:rPr>
-        <w:t>新約聖經中的夏娃</w:t>
-      </w:r>
-    </w:p>
-    <w:p>
-      <w:pPr/>
-      <w:r>
-        <w:rPr>
-          <w:lang w:val="zh_TW" w:bidi="zh_TW"/>
-        </w:rPr>
-      </w:r>
-      <w:r>
-        <w:rPr>
-          <w:lang w:val="zh_TW" w:bidi="zh_TW"/>
-        </w:rPr>
-        <w:t>新約聖經中有兩次提到夏娃。使徒保羅在談論婦女是否可以在教會中教導時引用了夏娃的例子。他寫道：「我不許女人講道，也不許她轄管男人」（</w:t>
-      </w:r>
-      <w:hyperlink r:id="rId43">
-        <w:r>
-          <w:rPr>
-            <w:lang w:val="zh_TW" w:bidi="zh_TW"/>
-          </w:rPr>
-          <w:rPr>
-            <w:color w:val="0000EE"/>
-            <w:u w:val="single"/>
-          </w:rPr>
-          <w:t>提前2:12</w:t>
-        </w:r>
-      </w:hyperlink>
-      <w:r>
-        <w:rPr>
-          <w:lang w:val="zh_TW" w:bidi="zh_TW"/>
-        </w:rPr>
-        <w:t>）。希臘文中「男人」一詞與「丈夫」同字，因此有些學者認為，保羅在此可能特別是指婦女與丈夫之間的關係，而非泛指所有男人。保羅的推論是：男人先被造，而女人被引誘，成為第一個犯罪的人（</w:t>
-      </w:r>
-      <w:hyperlink r:id="rId44">
-        <w:r>
-          <w:rPr>
-            <w:lang w:val="zh_TW" w:bidi="zh_TW"/>
-          </w:rPr>
-          <w:rPr>
-            <w:color w:val="0000EE"/>
-            <w:u w:val="single"/>
-          </w:rPr>
-          <w:t>提前2:12–15</w:t>
-        </w:r>
-      </w:hyperlink>
-      <w:r>
-        <w:rPr>
-          <w:lang w:val="zh_TW" w:bidi="zh_TW"/>
-        </w:rPr>
-        <w:t>；</w:t>
-      </w:r>
-      <w:hyperlink r:id="rId45">
-        <w:r>
-          <w:rPr>
-            <w:lang w:val="zh_TW" w:bidi="zh_TW"/>
-          </w:rPr>
-          <w:rPr>
-            <w:color w:val="0000EE"/>
-            <w:u w:val="single"/>
-          </w:rPr>
-          <w:t>林後11:3</w:t>
-        </w:r>
-      </w:hyperlink>
-      <w:r>
-        <w:rPr>
-          <w:lang w:val="zh_TW" w:bidi="zh_TW"/>
-        </w:rPr>
-        <w:t>）。</w:t>
-      </w:r>
-    </w:p>
-    <w:p>
-      <w:pPr/>
-      <w:r>
-        <w:rPr>
-          <w:lang w:val="zh_TW" w:bidi="zh_TW"/>
-        </w:rPr>
-      </w:r>
-      <w:r>
-        <w:rPr>
-          <w:lang w:val="zh_TW" w:bidi="zh_TW"/>
-        </w:rPr>
-        <w:t>有些人認為，保羅在這裡強調的是創造的次序與人類墮落（亞當與夏娃犯罪）這兩個事實，並以此作為限制婦女在教會中行使權柄的理由。另一些人則認為保羅的指示是針對當時以弗所教會的具體情況（那裡出現錯誤教導的問題），因此保羅的話應理解為處理當時特定的情境，而非在所有教會中普遍禁止婦女教導的永久規條。</w:t>
-      </w:r>
-    </w:p>
-    <w:p>
-      <w:pPr/>
-      <w:r>
-        <w:rPr>
-          <w:lang w:val="zh_TW" w:bidi="zh_TW"/>
-        </w:rPr>
-      </w:r>
-      <w:r>
-        <w:rPr>
-          <w:i/>
-          <w:lang w:val="zh_TW" w:bidi="zh_TW"/>
-        </w:rPr>
-        <w:t>另見</w:t>
-      </w:r>
-      <w:r>
-        <w:rPr>
-          <w:lang w:val="zh_TW" w:bidi="zh_TW"/>
-        </w:rPr>
-        <w:t xml:space="preserve"> </w:t>
-      </w:r>
-      <w:r>
-        <w:rPr>
-          <w:lang w:val="zh_TW" w:bidi="zh_TW"/>
-        </w:rPr>
-        <w:t>亞當（人物）</w:t>
-      </w:r>
-      <w:r>
-        <w:rPr>
-          <w:lang w:val="zh_TW" w:bidi="zh_TW"/>
-        </w:rPr>
-        <w:t>；</w:t>
-      </w:r>
-      <w:r>
-        <w:rPr>
-          <w:lang w:val="zh_TW" w:bidi="zh_TW"/>
-        </w:rPr>
-        <w:t>伊甸園</w:t>
-      </w:r>
-      <w:r>
-        <w:rPr>
-          <w:lang w:val="zh_TW" w:bidi="zh_TW"/>
-        </w:rPr>
-        <w:t>。</w:t>
       </w:r>
       <w:r>
         <w:rPr>

--- a/zht/docx/124.content.docx
+++ b/zht/docx/124.content.docx
@@ -149,7 +149,7 @@
         <w:rPr>
           <w:lang w:val="zh_TW" w:bidi="zh_TW"/>
         </w:rPr>
-        <w:t>shan</w:t>
+        <w:t>qu</w:t>
       </w:r>
       <w:r>
         <w:rPr>
@@ -212,7 +212,7 @@
         <w:rPr>
           <w:lang w:val="zh_TW" w:bidi="zh_TW"/>
         </w:rPr>
-        <w:t>閃</w:t>
+        <w:t>屈膝</w:t>
       </w:r>
       <w:r>
         <w:rPr>
@@ -231,7 +231,7 @@
         <w:rPr>
           <w:lang w:val="zh_TW" w:bidi="zh_TW"/>
         </w:rPr>
-        <w:t>挪亞的長子（</w:t>
+        <w:t>通常表示崇拜、尊敬或順服的姿勢。強壯的膝象徵著一個人有堅定的信心和目標，因此屈膝表示對上級的順服。人在君王、統治者、長官或神面前屈膝。</w:t>
       </w:r>
       <w:hyperlink r:id="rId13">
         <w:r>
@@ -242,14 +242,14 @@
             <w:color w:val="0000EE"/>
             <w:u w:val="single"/>
           </w:rPr>
-          <w:t>創5:32</w:t>
+          <w:t>創41:43</w:t>
         </w:r>
       </w:hyperlink>
       <w:r>
         <w:rPr>
           <w:lang w:val="zh_TW" w:bidi="zh_TW"/>
         </w:rPr>
-        <w:t>，</w:t>
+        <w:t>描述在法老和約瑟面前跪下的人。人在主面前敬畏地跪下是很常見的（</w:t>
       </w:r>
       <w:hyperlink r:id="rId14">
         <w:r>
@@ -260,14 +260,14 @@
             <w:color w:val="0000EE"/>
             <w:u w:val="single"/>
           </w:rPr>
-          <w:t>6:10</w:t>
+          <w:t>賽45:23</w:t>
         </w:r>
       </w:hyperlink>
       <w:r>
         <w:rPr>
           <w:lang w:val="zh_TW" w:bidi="zh_TW"/>
         </w:rPr>
-        <w:t>，</w:t>
+        <w:t>；</w:t>
       </w:r>
       <w:hyperlink r:id="rId15">
         <w:r>
@@ -278,14 +278,14 @@
             <w:color w:val="0000EE"/>
             <w:u w:val="single"/>
           </w:rPr>
-          <w:t>7:13</w:t>
+          <w:t>羅14:11</w:t>
         </w:r>
       </w:hyperlink>
       <w:r>
         <w:rPr>
           <w:lang w:val="zh_TW" w:bidi="zh_TW"/>
         </w:rPr>
-        <w:t>，</w:t>
+        <w:t>；</w:t>
       </w:r>
       <w:hyperlink r:id="rId16">
         <w:r>
@@ -296,16 +296,16 @@
             <w:color w:val="0000EE"/>
             <w:u w:val="single"/>
           </w:rPr>
-          <w:t>9:18</w:t>
+          <w:t>腓2:10</w:t>
         </w:r>
       </w:hyperlink>
       <w:r>
         <w:rPr>
           <w:lang w:val="zh_TW" w:bidi="zh_TW"/>
         </w:rPr>
-        <w:t>、</w:t>
-      </w:r>
-      <w:hyperlink r:id="rId16">
+        <w:t>）。發生饑荒時，以色列人偏離了主，那些保持忠心的人被描述為「未曾向巴力屈膝的」（</w:t>
+      </w:r>
+      <w:hyperlink r:id="rId17">
         <w:r>
           <w:rPr>
             <w:lang w:val="zh_TW" w:bidi="zh_TW"/>
@@ -314,16 +314,16 @@
             <w:color w:val="0000EE"/>
             <w:u w:val="single"/>
           </w:rPr>
-          <w:t>23</w:t>
+          <w:t>王上19:18</w:t>
         </w:r>
       </w:hyperlink>
       <w:r>
         <w:rPr>
           <w:lang w:val="zh_TW" w:bidi="zh_TW"/>
         </w:rPr>
-        <w:t>、</w:t>
-      </w:r>
-      <w:hyperlink r:id="rId16">
+        <w:t>；見</w:t>
+      </w:r>
+      <w:hyperlink r:id="rId18">
         <w:r>
           <w:rPr>
             <w:lang w:val="zh_TW" w:bidi="zh_TW"/>
@@ -332,212 +332,14 @@
             <w:color w:val="0000EE"/>
             <w:u w:val="single"/>
           </w:rPr>
-          <w:t>26</w:t>
+          <w:t>羅11:4</w:t>
         </w:r>
       </w:hyperlink>
-      <w:hyperlink r:id="rId17">
-        <w:r>
-          <w:rPr>
-            <w:lang w:val="zh_TW" w:bidi="zh_TW"/>
-          </w:rPr>
-          <w:rPr>
-            <w:color w:val="0000EE"/>
-            <w:u w:val="single"/>
-          </w:rPr>
-          <w:t>–</w:t>
-        </w:r>
-      </w:hyperlink>
-      <w:hyperlink r:id="rId16">
-        <w:r>
-          <w:rPr>
-            <w:lang w:val="zh_TW" w:bidi="zh_TW"/>
-          </w:rPr>
-          <w:rPr>
-            <w:color w:val="0000EE"/>
-            <w:u w:val="single"/>
-          </w:rPr>
-          <w:t>27</w:t>
-        </w:r>
-      </w:hyperlink>
-      <w:r>
-        <w:rPr>
-          <w:lang w:val="zh_TW" w:bidi="zh_TW"/>
-        </w:rPr>
-        <w:t>，</w:t>
-      </w:r>
-      <w:hyperlink r:id="rId18">
-        <w:r>
-          <w:rPr>
-            <w:lang w:val="zh_TW" w:bidi="zh_TW"/>
-          </w:rPr>
-          <w:rPr>
-            <w:color w:val="0000EE"/>
-            <w:u w:val="single"/>
-          </w:rPr>
-          <w:t>11:10</w:t>
-        </w:r>
-      </w:hyperlink>
-      <w:r>
-        <w:rPr>
-          <w:lang w:val="zh_TW" w:bidi="zh_TW"/>
-        </w:rPr>
-        <w:t>；</w:t>
-      </w:r>
-      <w:hyperlink r:id="rId19">
-        <w:r>
-          <w:rPr>
-            <w:lang w:val="zh_TW" w:bidi="zh_TW"/>
-          </w:rPr>
-          <w:rPr>
-            <w:color w:val="0000EE"/>
-            <w:u w:val="single"/>
-          </w:rPr>
-          <w:t>代上1:4</w:t>
-        </w:r>
-      </w:hyperlink>
-      <w:r>
-        <w:rPr>
-          <w:lang w:val="zh_TW" w:bidi="zh_TW"/>
-        </w:rPr>
-        <w:t>、</w:t>
-      </w:r>
-      <w:hyperlink r:id="rId19">
-        <w:r>
-          <w:rPr>
-            <w:lang w:val="zh_TW" w:bidi="zh_TW"/>
-          </w:rPr>
-          <w:rPr>
-            <w:color w:val="0000EE"/>
-            <w:u w:val="single"/>
-          </w:rPr>
-          <w:t>17</w:t>
-        </w:r>
-      </w:hyperlink>
-      <w:hyperlink r:id="rId20">
-        <w:r>
-          <w:rPr>
-            <w:lang w:val="zh_TW" w:bidi="zh_TW"/>
-          </w:rPr>
-          <w:rPr>
-            <w:color w:val="0000EE"/>
-            <w:u w:val="single"/>
-          </w:rPr>
-          <w:t>–</w:t>
-        </w:r>
-      </w:hyperlink>
-      <w:hyperlink r:id="rId19">
-        <w:r>
-          <w:rPr>
-            <w:lang w:val="zh_TW" w:bidi="zh_TW"/>
-          </w:rPr>
-          <w:rPr>
-            <w:color w:val="0000EE"/>
-            <w:u w:val="single"/>
-          </w:rPr>
-          <w:t>27</w:t>
-        </w:r>
-      </w:hyperlink>
-      <w:r>
-        <w:rPr>
-          <w:lang w:val="zh_TW" w:bidi="zh_TW"/>
-        </w:rPr>
-        <w:t>；</w:t>
-      </w:r>
-      <w:hyperlink r:id="rId21">
-        <w:r>
-          <w:rPr>
-            <w:lang w:val="zh_TW" w:bidi="zh_TW"/>
-          </w:rPr>
-          <w:rPr>
-            <w:color w:val="0000EE"/>
-            <w:u w:val="single"/>
-          </w:rPr>
-          <w:t>路3:36</w:t>
-        </w:r>
-      </w:hyperlink>
-      <w:r>
-        <w:rPr>
-          <w:lang w:val="zh_TW" w:bidi="zh_TW"/>
-        </w:rPr>
-        <w:t>）和閃族的祖先（</w:t>
-      </w:r>
-      <w:hyperlink r:id="rId22">
-        <w:r>
-          <w:rPr>
-            <w:lang w:val="zh_TW" w:bidi="zh_TW"/>
-          </w:rPr>
-          <w:rPr>
-            <w:color w:val="0000EE"/>
-            <w:u w:val="single"/>
-          </w:rPr>
-          <w:t>創10:1</w:t>
-        </w:r>
-      </w:hyperlink>
-      <w:r>
-        <w:rPr>
-          <w:lang w:val="zh_TW" w:bidi="zh_TW"/>
-        </w:rPr>
-        <w:t>、</w:t>
-      </w:r>
-      <w:hyperlink r:id="rId22">
-        <w:r>
-          <w:rPr>
-            <w:lang w:val="zh_TW" w:bidi="zh_TW"/>
-          </w:rPr>
-          <w:rPr>
-            <w:color w:val="0000EE"/>
-            <w:u w:val="single"/>
-          </w:rPr>
-          <w:t>21</w:t>
-        </w:r>
-      </w:hyperlink>
-      <w:hyperlink r:id="rId23">
-        <w:r>
-          <w:rPr>
-            <w:lang w:val="zh_TW" w:bidi="zh_TW"/>
-          </w:rPr>
-          <w:rPr>
-            <w:color w:val="0000EE"/>
-            <w:u w:val="single"/>
-          </w:rPr>
-          <w:t>–</w:t>
-        </w:r>
-      </w:hyperlink>
-      <w:hyperlink r:id="rId22">
-        <w:r>
-          <w:rPr>
-            <w:lang w:val="zh_TW" w:bidi="zh_TW"/>
-          </w:rPr>
-          <w:rPr>
-            <w:color w:val="0000EE"/>
-            <w:u w:val="single"/>
-          </w:rPr>
-          <w:t>31</w:t>
-        </w:r>
-      </w:hyperlink>
-      <w:r>
-        <w:rPr>
-          <w:lang w:val="zh_TW" w:bidi="zh_TW"/>
-        </w:rPr>
-        <w:t>）。閃活了600年（</w:t>
-      </w:r>
-      <w:hyperlink r:id="rId24">
-        <w:r>
-          <w:rPr>
-            <w:lang w:val="zh_TW" w:bidi="zh_TW"/>
-          </w:rPr>
-          <w:rPr>
-            <w:color w:val="0000EE"/>
-            <w:u w:val="single"/>
-          </w:rPr>
-          <w:t>創11:10–11</w:t>
-        </w:r>
-      </w:hyperlink>
-      <w:r>
-        <w:rPr>
-          <w:lang w:val="zh_TW" w:bidi="zh_TW"/>
-        </w:rPr>
-        <w:t>）。他的名字在希伯來文中意為「名字」，可能暗示挪亞相信閃的名字將具有特別的重要性。</w:t>
+      <w:r>
+        <w:rPr>
+          <w:lang w:val="zh_TW" w:bidi="zh_TW"/>
+        </w:rPr>
+        <w:t>）。</w:t>
       </w:r>
     </w:p>
     <w:p>
@@ -551,8 +353,122 @@
         <w:rPr>
           <w:lang w:val="zh_TW" w:bidi="zh_TW"/>
         </w:rPr>
-        <w:t>在大洪水之後，閃和他的兄弟雅弗發現他們的父親挪亞喝醉了。他們的另一個兄弟含羞辱了他。閃與雅弗以尊敬的方式對待挪亞（</w:t>
-      </w:r>
+        <w:t>穩固的膝代表力量，雙膝被擊打則代表力量被毀（</w:t>
+      </w:r>
+      <w:hyperlink r:id="rId19">
+        <w:r>
+          <w:rPr>
+            <w:lang w:val="zh_TW" w:bidi="zh_TW"/>
+          </w:rPr>
+          <w:rPr>
+            <w:color w:val="0000EE"/>
+            <w:u w:val="single"/>
+          </w:rPr>
+          <w:t>申28:35</w:t>
+        </w:r>
+      </w:hyperlink>
+      <w:r>
+        <w:rPr>
+          <w:lang w:val="zh_TW" w:bidi="zh_TW"/>
+        </w:rPr>
+        <w:t>）。以賽亞求主使無力的膝穩固（</w:t>
+      </w:r>
+      <w:hyperlink r:id="rId20">
+        <w:r>
+          <w:rPr>
+            <w:lang w:val="zh_TW" w:bidi="zh_TW"/>
+          </w:rPr>
+          <w:rPr>
+            <w:color w:val="0000EE"/>
+            <w:u w:val="single"/>
+          </w:rPr>
+          <w:t>賽35:3</w:t>
+        </w:r>
+      </w:hyperlink>
+      <w:r>
+        <w:rPr>
+          <w:lang w:val="zh_TW" w:bidi="zh_TW"/>
+        </w:rPr>
+        <w:t>）。經文提到軟弱或無力的膝時一般指信心的不穩固（</w:t>
+      </w:r>
+      <w:hyperlink r:id="rId21">
+        <w:r>
+          <w:rPr>
+            <w:lang w:val="zh_TW" w:bidi="zh_TW"/>
+          </w:rPr>
+          <w:rPr>
+            <w:color w:val="0000EE"/>
+            <w:u w:val="single"/>
+          </w:rPr>
+          <w:t>伯4:4</w:t>
+        </w:r>
+      </w:hyperlink>
+      <w:r>
+        <w:rPr>
+          <w:lang w:val="zh_TW" w:bidi="zh_TW"/>
+        </w:rPr>
+        <w:t>；</w:t>
+      </w:r>
+      <w:hyperlink r:id="rId22">
+        <w:r>
+          <w:rPr>
+            <w:lang w:val="zh_TW" w:bidi="zh_TW"/>
+          </w:rPr>
+          <w:rPr>
+            <w:color w:val="0000EE"/>
+            <w:u w:val="single"/>
+          </w:rPr>
+          <w:t>來12:12</w:t>
+        </w:r>
+      </w:hyperlink>
+      <w:r>
+        <w:rPr>
+          <w:lang w:val="zh_TW" w:bidi="zh_TW"/>
+        </w:rPr>
+        <w:t>），但有時也指健康的衰退（</w:t>
+      </w:r>
+      <w:hyperlink r:id="rId23">
+        <w:r>
+          <w:rPr>
+            <w:lang w:val="zh_TW" w:bidi="zh_TW"/>
+          </w:rPr>
+          <w:rPr>
+            <w:color w:val="0000EE"/>
+            <w:u w:val="single"/>
+          </w:rPr>
+          <w:t>詩109:24</w:t>
+        </w:r>
+      </w:hyperlink>
+      <w:r>
+        <w:rPr>
+          <w:lang w:val="zh_TW" w:bidi="zh_TW"/>
+        </w:rPr>
+        <w:t>）。以西結提到那些膝「弱如水」的人（</w:t>
+      </w:r>
+      <w:hyperlink r:id="rId24">
+        <w:r>
+          <w:rPr>
+            <w:lang w:val="zh_TW" w:bidi="zh_TW"/>
+          </w:rPr>
+          <w:rPr>
+            <w:color w:val="0000EE"/>
+            <w:u w:val="single"/>
+          </w:rPr>
+          <w:t>結7:17</w:t>
+        </w:r>
+      </w:hyperlink>
+      <w:hyperlink r:id="rId24">
+        <w:r>
+          <w:rPr>
+            <w:lang w:val="zh_TW" w:bidi="zh_TW"/>
+          </w:rPr>
+          <w:rPr>
+            <w:color w:val="0000EE"/>
+            <w:u w:val="single"/>
+          </w:rPr>
+          <w:t>，</w:t>
+        </w:r>
+      </w:hyperlink>
       <w:hyperlink r:id="rId25">
         <w:r>
           <w:rPr>
@@ -562,14 +478,14 @@
             <w:color w:val="0000EE"/>
             <w:u w:val="single"/>
           </w:rPr>
-          <w:t>創9:20–29</w:t>
+          <w:t>21:7</w:t>
         </w:r>
       </w:hyperlink>
       <w:r>
         <w:rPr>
           <w:lang w:val="zh_TW" w:bidi="zh_TW"/>
         </w:rPr>
-        <w:t>）。由於他們的行為，挪亞後來詛咒了含的兒子迦南，並祝福了閃和雅弗。</w:t>
+        <w:t>）。</w:t>
       </w:r>
     </w:p>
     <w:p>
@@ -579,6 +495,12 @@
           <w:lang w:val="zh_TW" w:bidi="zh_TW"/>
         </w:rPr>
       </w:r>
+      <w:r>
+        <w:rPr>
+          <w:lang w:val="zh_TW" w:bidi="zh_TW"/>
+        </w:rPr>
+        <w:t>在主面前雙膝跪下是一種表示敬拜（</w:t>
+      </w:r>
       <w:hyperlink r:id="rId26">
         <w:r>
           <w:rPr>
@@ -588,14 +510,14 @@
             <w:color w:val="0000EE"/>
             <w:u w:val="single"/>
           </w:rPr>
-          <w:t>創世記十一章10至27節</w:t>
+          <w:t>詩95:6</w:t>
         </w:r>
       </w:hyperlink>
       <w:r>
         <w:rPr>
           <w:lang w:val="zh_TW" w:bidi="zh_TW"/>
         </w:rPr>
-        <w:t>顯示出那位應許的後裔（子孫）的家譜。這位後裔在</w:t>
+        <w:t>）和禱告的姿勢（</w:t>
       </w:r>
       <w:hyperlink r:id="rId27">
         <w:r>
@@ -606,14 +528,14 @@
             <w:color w:val="0000EE"/>
             <w:u w:val="single"/>
           </w:rPr>
-          <w:t>創世記三章15節</w:t>
+          <w:t>但6:10</w:t>
         </w:r>
       </w:hyperlink>
       <w:r>
         <w:rPr>
           <w:lang w:val="zh_TW" w:bidi="zh_TW"/>
         </w:rPr>
-        <w:t>和</w:t>
+        <w:t>）。基督自己在客西馬尼園跪下禱告（</w:t>
       </w:r>
       <w:hyperlink r:id="rId28">
         <w:r>
@@ -624,16 +546,16 @@
             <w:color w:val="0000EE"/>
             <w:u w:val="single"/>
           </w:rPr>
-          <w:t>五章1至32節</w:t>
+          <w:t>路22:41</w:t>
         </w:r>
       </w:hyperlink>
       <w:r>
         <w:rPr>
           <w:lang w:val="zh_TW" w:bidi="zh_TW"/>
         </w:rPr>
-        <w:t>中被預言將粉碎撒但。他的家系經由閃到亞伯拉罕，再經由猶大和大衛到基督（參</w:t>
-      </w:r>
-      <w:hyperlink r:id="rId21">
+        <w:t>），彼得、保羅和司提反也曾如此（</w:t>
+      </w:r>
+      <w:hyperlink r:id="rId29">
         <w:r>
           <w:rPr>
             <w:lang w:val="zh_TW" w:bidi="zh_TW"/>
@@ -642,16 +564,10 @@
             <w:color w:val="0000EE"/>
             <w:u w:val="single"/>
           </w:rPr>
-          <w:t>路3:36</w:t>
+          <w:t>徒7:60</w:t>
         </w:r>
       </w:hyperlink>
-      <w:r>
-        <w:rPr>
-          <w:lang w:val="zh_TW" w:bidi="zh_TW"/>
-        </w:rPr>
-        <w:t>）。挪亞給閃的祝福顯示他的後裔將承載</w:t>
-      </w:r>
-      <w:hyperlink r:id="rId27">
+      <w:hyperlink r:id="rId29">
         <w:r>
           <w:rPr>
             <w:lang w:val="zh_TW" w:bidi="zh_TW"/>
@@ -660,16 +576,10 @@
             <w:color w:val="0000EE"/>
             <w:u w:val="single"/>
           </w:rPr>
-          <w:t>創世記三章15節</w:t>
+          <w:t>，</w:t>
         </w:r>
       </w:hyperlink>
-      <w:r>
-        <w:rPr>
-          <w:lang w:val="zh_TW" w:bidi="zh_TW"/>
-        </w:rPr>
-        <w:t>中後裔的應許。這是聖經中首次出現，神被稱為某個特定人物或群體的神。挪亞曾說迦南的子孫將服侍閃的子孫。當以色列人，閃的後裔，控制了迦南的土地時，這預言實現了（參</w:t>
-      </w:r>
-      <w:hyperlink r:id="rId29">
+      <w:hyperlink r:id="rId30">
         <w:r>
           <w:rPr>
             <w:lang w:val="zh_TW" w:bidi="zh_TW"/>
@@ -678,7 +588,91 @@
             <w:color w:val="0000EE"/>
             <w:u w:val="single"/>
           </w:rPr>
-          <w:t>王上9:20–21</w:t>
+          <w:t>9:40</w:t>
+        </w:r>
+      </w:hyperlink>
+      <w:hyperlink r:id="rId30">
+        <w:r>
+          <w:rPr>
+            <w:lang w:val="zh_TW" w:bidi="zh_TW"/>
+          </w:rPr>
+          <w:rPr>
+            <w:color w:val="0000EE"/>
+            <w:u w:val="single"/>
+          </w:rPr>
+          <w:t>，</w:t>
+        </w:r>
+      </w:hyperlink>
+      <w:hyperlink r:id="rId31">
+        <w:r>
+          <w:rPr>
+            <w:lang w:val="zh_TW" w:bidi="zh_TW"/>
+          </w:rPr>
+          <w:rPr>
+            <w:color w:val="0000EE"/>
+            <w:u w:val="single"/>
+          </w:rPr>
+          <w:t>20:36</w:t>
+        </w:r>
+      </w:hyperlink>
+      <w:hyperlink r:id="rId31">
+        <w:r>
+          <w:rPr>
+            <w:lang w:val="zh_TW" w:bidi="zh_TW"/>
+          </w:rPr>
+          <w:rPr>
+            <w:color w:val="0000EE"/>
+            <w:u w:val="single"/>
+          </w:rPr>
+          <w:t>，</w:t>
+        </w:r>
+      </w:hyperlink>
+      <w:hyperlink r:id="rId32">
+        <w:r>
+          <w:rPr>
+            <w:lang w:val="zh_TW" w:bidi="zh_TW"/>
+          </w:rPr>
+          <w:rPr>
+            <w:color w:val="0000EE"/>
+            <w:u w:val="single"/>
+          </w:rPr>
+          <w:t>21:5</w:t>
+        </w:r>
+      </w:hyperlink>
+      <w:r>
+        <w:rPr>
+          <w:lang w:val="zh_TW" w:bidi="zh_TW"/>
+        </w:rPr>
+        <w:t>）。所羅門在主面前屈膝禱告和祈求（</w:t>
+      </w:r>
+      <w:hyperlink r:id="rId33">
+        <w:r>
+          <w:rPr>
+            <w:lang w:val="zh_TW" w:bidi="zh_TW"/>
+          </w:rPr>
+          <w:rPr>
+            <w:color w:val="0000EE"/>
+            <w:u w:val="single"/>
+          </w:rPr>
+          <w:t>王上8:54</w:t>
+        </w:r>
+      </w:hyperlink>
+      <w:r>
+        <w:rPr>
+          <w:lang w:val="zh_TW" w:bidi="zh_TW"/>
+        </w:rPr>
+        <w:t>），甚至有一次他造了一個方便他能站上去的銅臺，當著以色列的會眾在主面前跪下（</w:t>
+      </w:r>
+      <w:hyperlink r:id="rId34">
+        <w:r>
+          <w:rPr>
+            <w:lang w:val="zh_TW" w:bidi="zh_TW"/>
+          </w:rPr>
+          <w:rPr>
+            <w:color w:val="0000EE"/>
+            <w:u w:val="single"/>
+          </w:rPr>
+          <w:t>代下6:13</w:t>
         </w:r>
       </w:hyperlink>
       <w:r>
@@ -699,9 +693,9 @@
         <w:rPr>
           <w:lang w:val="zh_TW" w:bidi="zh_TW"/>
         </w:rPr>
-        <w:t>挪亞也說，雅弗會擴張並住在閃的人民中（</w:t>
-      </w:r>
-      <w:hyperlink r:id="rId30">
+        <w:t>有些人跪下痛悔，好像以斯拉在獻晚祭時那樣（</w:t>
+      </w:r>
+      <w:hyperlink r:id="rId35">
         <w:r>
           <w:rPr>
             <w:lang w:val="zh_TW" w:bidi="zh_TW"/>
@@ -710,30 +704,16 @@
             <w:color w:val="0000EE"/>
             <w:u w:val="single"/>
           </w:rPr>
-          <w:t>創9:27</w:t>
+          <w:t>拉9:5</w:t>
         </w:r>
       </w:hyperlink>
       <w:r>
         <w:rPr>
           <w:lang w:val="zh_TW" w:bidi="zh_TW"/>
         </w:rPr>
-        <w:t>）。這可能意味著雅弗的後代會增加。隨著時間的推移，他們會受益於閃的祝福。一些學者認為，這項預言在新約中應驗了：外邦人被邀請分享福音的祝福，也因此參與了教會的建立。</w:t>
-      </w:r>
-    </w:p>
-    <w:p>
-      <w:pPr/>
-      <w:r>
-        <w:rPr>
-          <w:lang w:val="zh_TW" w:bidi="zh_TW"/>
-        </w:rPr>
-      </w:r>
-      <w:r>
-        <w:rPr>
-          <w:lang w:val="zh_TW" w:bidi="zh_TW"/>
-        </w:rPr>
-        <w:t>在</w:t>
-      </w:r>
-      <w:hyperlink r:id="rId31">
+        <w:t>），又像彼得求主赦免他的信心和信靠不足時那樣（</w:t>
+      </w:r>
+      <w:hyperlink r:id="rId36">
         <w:r>
           <w:rPr>
             <w:lang w:val="zh_TW" w:bidi="zh_TW"/>
@@ -742,124 +722,16 @@
             <w:color w:val="0000EE"/>
             <w:u w:val="single"/>
           </w:rPr>
-          <w:t>創世記十章</w:t>
+          <w:t>路5:8</w:t>
         </w:r>
       </w:hyperlink>
       <w:r>
         <w:rPr>
           <w:lang w:val="zh_TW" w:bidi="zh_TW"/>
         </w:rPr>
-        <w:t>記載的「列國表」中，列出了閃的五個後代：</w:t>
-      </w:r>
-    </w:p>
-    <w:p>
-      <w:pPr>
-        <w:pStyle w:val="ListNumber"/>
-        <w:numPr>
-          <w:ilvl w:val="0"/>
-          <w:numId w:val="14"/>
-        </w:numPr>
-        <w:spacing w:line="240" w:lineRule="auto"/>
-        <w:ind w:left="720"/>
-      </w:pPr>
-      <w:r>
-        <w:rPr>
-          <w:lang w:val="zh_TW" w:bidi="zh_TW"/>
-        </w:rPr>
-      </w:r>
-      <w:r>
-        <w:rPr>
-          <w:lang w:val="zh_TW" w:bidi="zh_TW"/>
-        </w:rPr>
-        <w:t>以攔</w:t>
-      </w:r>
-    </w:p>
-    <w:p>
-      <w:pPr>
-        <w:pStyle w:val="ListNumber"/>
-        <w:spacing w:line="240" w:lineRule="auto"/>
-        <w:ind w:left="720"/>
-      </w:pPr>
-      <w:r>
-        <w:rPr>
-          <w:lang w:val="zh_TW" w:bidi="zh_TW"/>
-        </w:rPr>
-      </w:r>
-      <w:r>
-        <w:rPr>
-          <w:lang w:val="zh_TW" w:bidi="zh_TW"/>
-        </w:rPr>
-        <w:t>亞述</w:t>
-      </w:r>
-    </w:p>
-    <w:p>
-      <w:pPr>
-        <w:pStyle w:val="ListNumber"/>
-        <w:spacing w:line="240" w:lineRule="auto"/>
-        <w:ind w:left="720"/>
-      </w:pPr>
-      <w:r>
-        <w:rPr>
-          <w:lang w:val="zh_TW" w:bidi="zh_TW"/>
-        </w:rPr>
-      </w:r>
-      <w:r>
-        <w:rPr>
-          <w:lang w:val="zh_TW" w:bidi="zh_TW"/>
-        </w:rPr>
-        <w:t>亞法撒</w:t>
-      </w:r>
-    </w:p>
-    <w:p>
-      <w:pPr>
-        <w:pStyle w:val="ListNumber"/>
-        <w:spacing w:line="240" w:lineRule="auto"/>
-        <w:ind w:left="720"/>
-      </w:pPr>
-      <w:r>
-        <w:rPr>
-          <w:lang w:val="zh_TW" w:bidi="zh_TW"/>
-        </w:rPr>
-      </w:r>
-      <w:r>
-        <w:rPr>
-          <w:lang w:val="zh_TW" w:bidi="zh_TW"/>
-        </w:rPr>
-        <w:t>路德</w:t>
-      </w:r>
-    </w:p>
-    <w:p>
-      <w:pPr>
-        <w:pStyle w:val="ListNumber"/>
-        <w:spacing w:line="240" w:lineRule="auto"/>
-        <w:ind w:left="720"/>
-      </w:pPr>
-      <w:r>
-        <w:rPr>
-          <w:lang w:val="zh_TW" w:bidi="zh_TW"/>
-        </w:rPr>
-      </w:r>
-      <w:r>
-        <w:rPr>
-          <w:lang w:val="zh_TW" w:bidi="zh_TW"/>
-        </w:rPr>
-        <w:t>亞蘭</w:t>
-      </w:r>
-    </w:p>
-    <w:p>
-      <w:pPr/>
-      <w:r>
-        <w:rPr>
-          <w:lang w:val="zh_TW" w:bidi="zh_TW"/>
-        </w:rPr>
-      </w:r>
-      <w:r>
-        <w:rPr>
-          <w:lang w:val="zh_TW" w:bidi="zh_TW"/>
-        </w:rPr>
-        <w:t>在這些後裔中，特別強調的是來自亞法撒德家系的希伯，其家系在</w:t>
-      </w:r>
-      <w:hyperlink r:id="rId32">
+        <w:t>）。人在先知以利亞面前跪下哀求，視他為神的代表（</w:t>
+      </w:r>
+      <w:hyperlink r:id="rId37">
         <w:r>
           <w:rPr>
             <w:lang w:val="zh_TW" w:bidi="zh_TW"/>
@@ -868,77 +740,122 @@
             <w:color w:val="0000EE"/>
             <w:u w:val="single"/>
           </w:rPr>
-          <w:t>創世記十一章16至27節</w:t>
+          <w:t>王下1:13</w:t>
         </w:r>
       </w:hyperlink>
       <w:r>
         <w:rPr>
           <w:lang w:val="zh_TW" w:bidi="zh_TW"/>
         </w:rPr>
-        <w:t>中被追溯至亞伯拉罕。</w:t>
-      </w:r>
-    </w:p>
-    <w:p>
-      <w:pPr/>
-      <w:r>
-        <w:rPr>
-          <w:lang w:val="zh_TW" w:bidi="zh_TW"/>
-        </w:rPr>
-      </w:r>
-      <w:r>
-        <w:rPr>
-          <w:i/>
-          <w:lang w:val="zh_TW" w:bidi="zh_TW"/>
-        </w:rPr>
-        <w:t>另見</w:t>
-      </w:r>
-      <w:r>
-        <w:rPr>
-          <w:lang w:val="zh_TW" w:bidi="zh_TW"/>
-        </w:rPr>
-        <w:t>亞伯拉罕</w:t>
-      </w:r>
+        <w:t>），還有許多人在主面前跪下求醫治（</w:t>
+      </w:r>
+      <w:hyperlink r:id="rId38">
+        <w:r>
+          <w:rPr>
+            <w:lang w:val="zh_TW" w:bidi="zh_TW"/>
+          </w:rPr>
+          <w:rPr>
+            <w:color w:val="0000EE"/>
+            <w:u w:val="single"/>
+          </w:rPr>
+          <w:t>太17:14</w:t>
+        </w:r>
+      </w:hyperlink>
       <w:r>
         <w:rPr>
           <w:lang w:val="zh_TW" w:bidi="zh_TW"/>
         </w:rPr>
         <w:t>；</w:t>
       </w:r>
-      <w:r>
-        <w:rPr>
-          <w:lang w:val="zh_TW" w:bidi="zh_TW"/>
-        </w:rPr>
-        <w:t>耶穌基督的家譜</w:t>
-      </w:r>
+      <w:hyperlink r:id="rId39">
+        <w:r>
+          <w:rPr>
+            <w:lang w:val="zh_TW" w:bidi="zh_TW"/>
+          </w:rPr>
+          <w:rPr>
+            <w:color w:val="0000EE"/>
+            <w:u w:val="single"/>
+          </w:rPr>
+          <w:t>可1:40</w:t>
+        </w:r>
+      </w:hyperlink>
+      <w:r>
+        <w:rPr>
+          <w:lang w:val="zh_TW" w:bidi="zh_TW"/>
+        </w:rPr>
+        <w:t>）。但以理在天使面前心存驚奇和敬畏地跪下（</w:t>
+      </w:r>
+      <w:hyperlink r:id="rId40">
+        <w:r>
+          <w:rPr>
+            <w:lang w:val="zh_TW" w:bidi="zh_TW"/>
+          </w:rPr>
+          <w:rPr>
+            <w:color w:val="0000EE"/>
+            <w:u w:val="single"/>
+          </w:rPr>
+          <w:t>但10:10</w:t>
+        </w:r>
+      </w:hyperlink>
+      <w:r>
+        <w:rPr>
+          <w:lang w:val="zh_TW" w:bidi="zh_TW"/>
+        </w:rPr>
+        <w:t>），伯沙撒的驚惶從他「雙膝彼此相碰」看得出（</w:t>
+      </w:r>
+      <w:hyperlink r:id="rId41">
+        <w:r>
+          <w:rPr>
+            <w:lang w:val="zh_TW" w:bidi="zh_TW"/>
+          </w:rPr>
+          <w:rPr>
+            <w:color w:val="0000EE"/>
+            <w:u w:val="single"/>
+          </w:rPr>
+          <w:t>但5:6</w:t>
+        </w:r>
+      </w:hyperlink>
+      <w:r>
+        <w:rPr>
+          <w:lang w:val="zh_TW" w:bidi="zh_TW"/>
+        </w:rPr>
+        <w:t>）。在新約中，君尊卻寬容的基督遭受士兵們的嘲弄和譏誚，跪在祂面前嘲諷地喊道：「恭喜，猶太人的王啊！」（</w:t>
+      </w:r>
+      <w:hyperlink r:id="rId42">
+        <w:r>
+          <w:rPr>
+            <w:lang w:val="zh_TW" w:bidi="zh_TW"/>
+          </w:rPr>
+          <w:rPr>
+            <w:color w:val="0000EE"/>
+            <w:u w:val="single"/>
+          </w:rPr>
+          <w:t>太27:29</w:t>
+        </w:r>
+      </w:hyperlink>
       <w:r>
         <w:rPr>
           <w:lang w:val="zh_TW" w:bidi="zh_TW"/>
         </w:rPr>
         <w:t>；</w:t>
       </w:r>
-      <w:r>
-        <w:rPr>
-          <w:lang w:val="zh_TW" w:bidi="zh_TW"/>
-        </w:rPr>
-        <w:t>列國</w:t>
-      </w:r>
-      <w:r>
-        <w:rPr>
-          <w:lang w:val="zh_TW" w:bidi="zh_TW"/>
-        </w:rPr>
-        <w:t>、</w:t>
-      </w:r>
-      <w:r>
-        <w:rPr>
-          <w:lang w:val="zh_TW" w:bidi="zh_TW"/>
-        </w:rPr>
-        <w:t>挪亞</w:t>
-      </w:r>
-      <w:r>
-        <w:rPr>
-          <w:lang w:val="zh_TW" w:bidi="zh_TW"/>
-        </w:rPr>
-        <w:t>。</w:t>
+      <w:hyperlink r:id="rId43">
+        <w:r>
+          <w:rPr>
+            <w:lang w:val="zh_TW" w:bidi="zh_TW"/>
+          </w:rPr>
+          <w:rPr>
+            <w:color w:val="0000EE"/>
+            <w:u w:val="single"/>
+          </w:rPr>
+          <w:t>可15:19</w:t>
+        </w:r>
+      </w:hyperlink>
+      <w:r>
+        <w:rPr>
+          <w:lang w:val="zh_TW" w:bidi="zh_TW"/>
+        </w:rPr>
+        <w:t>）。</w:t>
       </w:r>
       <w:r>
         <w:rPr>
@@ -2840,12 +2757,6 @@
   </w:num>
   <w:num w:numId="13" w16cid:durableId="592781308">
     <w:abstractNumId w:val="11"/>
-  </w:num>
-  <w:num w:numId="14">
-    <w:abstractNumId w:val="3"/>
-    <w:lvlOverride w:ilvl="0">
-      <w:startOverride w:val="1"/>
-    </w:lvlOverride>
   </w:num>
   <w:numIdMacAtCleanup w:val="10"/>
 </w:numbering>

--- a/zht/docx/124.content.docx
+++ b/zht/docx/124.content.docx
@@ -19,7 +19,7 @@
         <w:rPr>
           <w:lang w:val="zh_TW" w:bidi="zh_TW"/>
         </w:rPr>
-        <w:t>Resource: Tyndale Open Bible Dictionary</w:t>
+        <w:t>Resource: Aquifer Open Bible Dictionary</w:t>
       </w:r>
       <w:r>
         <w:rPr>
@@ -112,7 +112,7 @@
         <w:rPr>
           <w:lang w:val="zh_TW" w:bidi="zh_TW"/>
         </w:rPr>
-        <w:t>Tyndale Open Bible Dictionary</w:t>
+        <w:t>Aquifer Open Bible Dictionary</w:t>
       </w:r>
     </w:p>
     <w:p>

--- a/zht/docx/124.content.docx
+++ b/zht/docx/124.content.docx
@@ -149,7 +149,7 @@
         <w:rPr>
           <w:lang w:val="zh_TW" w:bidi="zh_TW"/>
         </w:rPr>
-        <w:t>qu</w:t>
+        <w:t>qian</w:t>
       </w:r>
       <w:r>
         <w:rPr>
@@ -212,7 +212,7 @@
         <w:rPr>
           <w:lang w:val="zh_TW" w:bidi="zh_TW"/>
         </w:rPr>
-        <w:t>屈膝</w:t>
+        <w:t>謙卑</w:t>
       </w:r>
       <w:r>
         <w:rPr>
@@ -231,115 +231,7 @@
         <w:rPr>
           <w:lang w:val="zh_TW" w:bidi="zh_TW"/>
         </w:rPr>
-        <w:t>通常表示崇拜、尊敬或順服的姿勢。強壯的膝象徵著一個人有堅定的信心和目標，因此屈膝表示對上級的順服。人在君王、統治者、長官或神面前屈膝。</w:t>
-      </w:r>
-      <w:hyperlink r:id="rId13">
-        <w:r>
-          <w:rPr>
-            <w:lang w:val="zh_TW" w:bidi="zh_TW"/>
-          </w:rPr>
-          <w:rPr>
-            <w:color w:val="0000EE"/>
-            <w:u w:val="single"/>
-          </w:rPr>
-          <w:t>創41:43</w:t>
-        </w:r>
-      </w:hyperlink>
-      <w:r>
-        <w:rPr>
-          <w:lang w:val="zh_TW" w:bidi="zh_TW"/>
-        </w:rPr>
-        <w:t>描述在法老和約瑟面前跪下的人。人在主面前敬畏地跪下是很常見的（</w:t>
-      </w:r>
-      <w:hyperlink r:id="rId14">
-        <w:r>
-          <w:rPr>
-            <w:lang w:val="zh_TW" w:bidi="zh_TW"/>
-          </w:rPr>
-          <w:rPr>
-            <w:color w:val="0000EE"/>
-            <w:u w:val="single"/>
-          </w:rPr>
-          <w:t>賽45:23</w:t>
-        </w:r>
-      </w:hyperlink>
-      <w:r>
-        <w:rPr>
-          <w:lang w:val="zh_TW" w:bidi="zh_TW"/>
-        </w:rPr>
-        <w:t>；</w:t>
-      </w:r>
-      <w:hyperlink r:id="rId15">
-        <w:r>
-          <w:rPr>
-            <w:lang w:val="zh_TW" w:bidi="zh_TW"/>
-          </w:rPr>
-          <w:rPr>
-            <w:color w:val="0000EE"/>
-            <w:u w:val="single"/>
-          </w:rPr>
-          <w:t>羅14:11</w:t>
-        </w:r>
-      </w:hyperlink>
-      <w:r>
-        <w:rPr>
-          <w:lang w:val="zh_TW" w:bidi="zh_TW"/>
-        </w:rPr>
-        <w:t>；</w:t>
-      </w:r>
-      <w:hyperlink r:id="rId16">
-        <w:r>
-          <w:rPr>
-            <w:lang w:val="zh_TW" w:bidi="zh_TW"/>
-          </w:rPr>
-          <w:rPr>
-            <w:color w:val="0000EE"/>
-            <w:u w:val="single"/>
-          </w:rPr>
-          <w:t>腓2:10</w:t>
-        </w:r>
-      </w:hyperlink>
-      <w:r>
-        <w:rPr>
-          <w:lang w:val="zh_TW" w:bidi="zh_TW"/>
-        </w:rPr>
-        <w:t>）。發生饑荒時，以色列人偏離了主，那些保持忠心的人被描述為「未曾向巴力屈膝的」（</w:t>
-      </w:r>
-      <w:hyperlink r:id="rId17">
-        <w:r>
-          <w:rPr>
-            <w:lang w:val="zh_TW" w:bidi="zh_TW"/>
-          </w:rPr>
-          <w:rPr>
-            <w:color w:val="0000EE"/>
-            <w:u w:val="single"/>
-          </w:rPr>
-          <w:t>王上19:18</w:t>
-        </w:r>
-      </w:hyperlink>
-      <w:r>
-        <w:rPr>
-          <w:lang w:val="zh_TW" w:bidi="zh_TW"/>
-        </w:rPr>
-        <w:t>；見</w:t>
-      </w:r>
-      <w:hyperlink r:id="rId18">
-        <w:r>
-          <w:rPr>
-            <w:lang w:val="zh_TW" w:bidi="zh_TW"/>
-          </w:rPr>
-          <w:rPr>
-            <w:color w:val="0000EE"/>
-            <w:u w:val="single"/>
-          </w:rPr>
-          <w:t>羅11:4</w:t>
-        </w:r>
-      </w:hyperlink>
-      <w:r>
-        <w:rPr>
-          <w:lang w:val="zh_TW" w:bidi="zh_TW"/>
-        </w:rPr>
-        <w:t>）。</w:t>
+        <w:t>卑微或受苦的狀態，在這種狀態下，人會經歷權力與聲望的喪失。在基督教信仰之外，這樣的謙卑，通常不會被視為是一種美德。然而，在猶太基督教傳統的語境中，謙卑被認為是人類對造物主的正確態度。謙卑是一種感恩和自發的意識，即生命是神賜予的禮物，並表現為對神的絕對依賴，是既不勉強又不虛偽的確信。</w:t>
       </w:r>
     </w:p>
     <w:p>
@@ -353,9 +245,9 @@
         <w:rPr>
           <w:lang w:val="zh_TW" w:bidi="zh_TW"/>
         </w:rPr>
-        <w:t>穩固的膝代表力量，雙膝被擊打則代表力量被毀（</w:t>
-      </w:r>
-      <w:hyperlink r:id="rId19">
+        <w:t>在聖經文學中，謙卑與溫柔或耐心之間，並沒有明顯的區分。在以色列歷史的早期階段中，謙卑者被認為是貧窮的、受苦的和無權勢的人。耶和華拯救謙卑者，但使驕傲者降卑（</w:t>
+      </w:r>
+      <w:hyperlink r:id="rId13">
         <w:r>
           <w:rPr>
             <w:lang w:val="zh_TW" w:bidi="zh_TW"/>
@@ -364,16 +256,16 @@
             <w:color w:val="0000EE"/>
             <w:u w:val="single"/>
           </w:rPr>
-          <w:t>申28:35</w:t>
+          <w:t>撒上2:7</w:t>
         </w:r>
       </w:hyperlink>
       <w:r>
         <w:rPr>
           <w:lang w:val="zh_TW" w:bidi="zh_TW"/>
         </w:rPr>
-        <w:t>）。以賽亞求主使無力的膝穩固（</w:t>
-      </w:r>
-      <w:hyperlink r:id="rId20">
+        <w:t>；</w:t>
+      </w:r>
+      <w:hyperlink r:id="rId14">
         <w:r>
           <w:rPr>
             <w:lang w:val="zh_TW" w:bidi="zh_TW"/>
@@ -382,16 +274,16 @@
             <w:color w:val="0000EE"/>
             <w:u w:val="single"/>
           </w:rPr>
-          <w:t>賽35:3</w:t>
+          <w:t>撒下22:28</w:t>
         </w:r>
       </w:hyperlink>
       <w:r>
         <w:rPr>
           <w:lang w:val="zh_TW" w:bidi="zh_TW"/>
         </w:rPr>
-        <w:t>）。經文提到軟弱或無力的膝時一般指信心的不穩固（</w:t>
-      </w:r>
-      <w:hyperlink r:id="rId21">
+        <w:t>）。在神的權能和榮耀面前，族長亞伯拉罕承認他不過是塵土和灰燼（</w:t>
+      </w:r>
+      <w:hyperlink r:id="rId15">
         <w:r>
           <w:rPr>
             <w:lang w:val="zh_TW" w:bidi="zh_TW"/>
@@ -400,16 +292,16 @@
             <w:color w:val="0000EE"/>
             <w:u w:val="single"/>
           </w:rPr>
-          <w:t>伯4:4</w:t>
+          <w:t>創18:27</w:t>
         </w:r>
       </w:hyperlink>
       <w:r>
         <w:rPr>
           <w:lang w:val="zh_TW" w:bidi="zh_TW"/>
         </w:rPr>
-        <w:t>；</w:t>
-      </w:r>
-      <w:hyperlink r:id="rId22">
+        <w:t>）。以色列起初是一個受奴役的國家，他們知道自己被選中不是因為人數眾多或物質財富，而是因為神的愛（</w:t>
+      </w:r>
+      <w:hyperlink r:id="rId16">
         <w:r>
           <w:rPr>
             <w:lang w:val="zh_TW" w:bidi="zh_TW"/>
@@ -418,16 +310,16 @@
             <w:color w:val="0000EE"/>
             <w:u w:val="single"/>
           </w:rPr>
-          <w:t>來12:12</w:t>
+          <w:t>申7:7–8</w:t>
         </w:r>
       </w:hyperlink>
       <w:r>
         <w:rPr>
           <w:lang w:val="zh_TW" w:bidi="zh_TW"/>
         </w:rPr>
-        <w:t>），但有時也指健康的衰退（</w:t>
-      </w:r>
-      <w:hyperlink r:id="rId23">
+        <w:t>）。透過將所有財富和權力的來源歸於主，神便能掌管人類驕傲和傲慢的兩大主要來源（參：</w:t>
+      </w:r>
+      <w:hyperlink r:id="rId17">
         <w:r>
           <w:rPr>
             <w:lang w:val="zh_TW" w:bidi="zh_TW"/>
@@ -436,49 +328,7 @@
             <w:color w:val="0000EE"/>
             <w:u w:val="single"/>
           </w:rPr>
-          <w:t>詩109:24</w:t>
-        </w:r>
-      </w:hyperlink>
-      <w:r>
-        <w:rPr>
-          <w:lang w:val="zh_TW" w:bidi="zh_TW"/>
-        </w:rPr>
-        <w:t>）。以西結提到那些膝「弱如水」的人（</w:t>
-      </w:r>
-      <w:hyperlink r:id="rId24">
-        <w:r>
-          <w:rPr>
-            <w:lang w:val="zh_TW" w:bidi="zh_TW"/>
-          </w:rPr>
-          <w:rPr>
-            <w:color w:val="0000EE"/>
-            <w:u w:val="single"/>
-          </w:rPr>
-          <w:t>結7:17</w:t>
-        </w:r>
-      </w:hyperlink>
-      <w:hyperlink r:id="rId24">
-        <w:r>
-          <w:rPr>
-            <w:lang w:val="zh_TW" w:bidi="zh_TW"/>
-          </w:rPr>
-          <w:rPr>
-            <w:color w:val="0000EE"/>
-            <w:u w:val="single"/>
-          </w:rPr>
-          <w:t>，</w:t>
-        </w:r>
-      </w:hyperlink>
-      <w:hyperlink r:id="rId25">
-        <w:r>
-          <w:rPr>
-            <w:lang w:val="zh_TW" w:bidi="zh_TW"/>
-          </w:rPr>
-          <w:rPr>
-            <w:color w:val="0000EE"/>
-            <w:u w:val="single"/>
-          </w:rPr>
-          <w:t>21:7</w:t>
+          <w:t>耶9:23–24</w:t>
         </w:r>
       </w:hyperlink>
       <w:r>
@@ -499,9 +349,9 @@
         <w:rPr>
           <w:lang w:val="zh_TW" w:bidi="zh_TW"/>
         </w:rPr>
-        <w:t>在主面前雙膝跪下是一種表示敬拜（</w:t>
-      </w:r>
-      <w:hyperlink r:id="rId26">
+        <w:t>既謙卑又貧窮的人是耶和華關心的對象（</w:t>
+      </w:r>
+      <w:hyperlink r:id="rId18">
         <w:r>
           <w:rPr>
             <w:lang w:val="zh_TW" w:bidi="zh_TW"/>
@@ -510,16 +360,16 @@
             <w:color w:val="0000EE"/>
             <w:u w:val="single"/>
           </w:rPr>
-          <w:t>詩95:6</w:t>
+          <w:t>出23:6、11</w:t>
         </w:r>
       </w:hyperlink>
       <w:r>
         <w:rPr>
           <w:lang w:val="zh_TW" w:bidi="zh_TW"/>
         </w:rPr>
-        <w:t>）和禱告的姿勢（</w:t>
-      </w:r>
-      <w:hyperlink r:id="rId27">
+        <w:t>；</w:t>
+      </w:r>
+      <w:hyperlink r:id="rId19">
         <w:r>
           <w:rPr>
             <w:lang w:val="zh_TW" w:bidi="zh_TW"/>
@@ -528,16 +378,16 @@
             <w:color w:val="0000EE"/>
             <w:u w:val="single"/>
           </w:rPr>
-          <w:t>但6:10</w:t>
+          <w:t>申15:4、7</w:t>
         </w:r>
       </w:hyperlink>
       <w:r>
         <w:rPr>
           <w:lang w:val="zh_TW" w:bidi="zh_TW"/>
         </w:rPr>
-        <w:t>）。基督自己在客西馬尼園跪下禱告（</w:t>
-      </w:r>
-      <w:hyperlink r:id="rId28">
+        <w:t>）。因此，貧窮人的謙卑成為敬畏神的義人的象徵（</w:t>
+      </w:r>
+      <w:hyperlink r:id="rId20">
         <w:r>
           <w:rPr>
             <w:lang w:val="zh_TW" w:bidi="zh_TW"/>
@@ -546,16 +396,16 @@
             <w:color w:val="0000EE"/>
             <w:u w:val="single"/>
           </w:rPr>
-          <w:t>路22:41</w:t>
+          <w:t>民12:3</w:t>
         </w:r>
       </w:hyperlink>
       <w:r>
         <w:rPr>
           <w:lang w:val="zh_TW" w:bidi="zh_TW"/>
         </w:rPr>
-        <w:t>），彼得、保羅和司提反也曾如此（</w:t>
-      </w:r>
-      <w:hyperlink r:id="rId29">
+        <w:t>）。在舊約中，謙卑這個概念的發展幾乎等同於公義，並與公正和憐憫一起被視為是神的要求（</w:t>
+      </w:r>
+      <w:hyperlink r:id="rId21">
         <w:r>
           <w:rPr>
             <w:lang w:val="zh_TW" w:bidi="zh_TW"/>
@@ -564,10 +414,16 @@
             <w:color w:val="0000EE"/>
             <w:u w:val="single"/>
           </w:rPr>
-          <w:t>徒7:60</w:t>
+          <w:t>彌6:8</w:t>
         </w:r>
       </w:hyperlink>
-      <w:hyperlink r:id="rId29">
+      <w:r>
+        <w:rPr>
+          <w:lang w:val="zh_TW" w:bidi="zh_TW"/>
+        </w:rPr>
+        <w:t>）。特別是在詩篇中，「受苦者」幾乎成為義人的專有名詞（</w:t>
+      </w:r>
+      <w:hyperlink r:id="rId22">
         <w:r>
           <w:rPr>
             <w:lang w:val="zh_TW" w:bidi="zh_TW"/>
@@ -576,10 +432,16 @@
             <w:color w:val="0000EE"/>
             <w:u w:val="single"/>
           </w:rPr>
-          <w:t>，</w:t>
+          <w:t>詩22:26</w:t>
         </w:r>
       </w:hyperlink>
-      <w:hyperlink r:id="rId30">
+      <w:r>
+        <w:rPr>
+          <w:lang w:val="zh_TW" w:bidi="zh_TW"/>
+        </w:rPr>
+        <w:t>；</w:t>
+      </w:r>
+      <w:hyperlink r:id="rId23">
         <w:r>
           <w:rPr>
             <w:lang w:val="zh_TW" w:bidi="zh_TW"/>
@@ -588,10 +450,16 @@
             <w:color w:val="0000EE"/>
             <w:u w:val="single"/>
           </w:rPr>
-          <w:t>9:40</w:t>
+          <w:t>25:9</w:t>
         </w:r>
       </w:hyperlink>
-      <w:hyperlink r:id="rId30">
+      <w:r>
+        <w:rPr>
+          <w:lang w:val="zh_TW" w:bidi="zh_TW"/>
+        </w:rPr>
+        <w:t>；</w:t>
+      </w:r>
+      <w:hyperlink r:id="rId24">
         <w:r>
           <w:rPr>
             <w:lang w:val="zh_TW" w:bidi="zh_TW"/>
@@ -600,79 +468,7 @@
             <w:color w:val="0000EE"/>
             <w:u w:val="single"/>
           </w:rPr>
-          <w:t>，</w:t>
-        </w:r>
-      </w:hyperlink>
-      <w:hyperlink r:id="rId31">
-        <w:r>
-          <w:rPr>
-            <w:lang w:val="zh_TW" w:bidi="zh_TW"/>
-          </w:rPr>
-          <w:rPr>
-            <w:color w:val="0000EE"/>
-            <w:u w:val="single"/>
-          </w:rPr>
-          <w:t>20:36</w:t>
-        </w:r>
-      </w:hyperlink>
-      <w:hyperlink r:id="rId31">
-        <w:r>
-          <w:rPr>
-            <w:lang w:val="zh_TW" w:bidi="zh_TW"/>
-          </w:rPr>
-          <w:rPr>
-            <w:color w:val="0000EE"/>
-            <w:u w:val="single"/>
-          </w:rPr>
-          <w:t>，</w:t>
-        </w:r>
-      </w:hyperlink>
-      <w:hyperlink r:id="rId32">
-        <w:r>
-          <w:rPr>
-            <w:lang w:val="zh_TW" w:bidi="zh_TW"/>
-          </w:rPr>
-          <w:rPr>
-            <w:color w:val="0000EE"/>
-            <w:u w:val="single"/>
-          </w:rPr>
-          <w:t>21:5</w:t>
-        </w:r>
-      </w:hyperlink>
-      <w:r>
-        <w:rPr>
-          <w:lang w:val="zh_TW" w:bidi="zh_TW"/>
-        </w:rPr>
-        <w:t>）。所羅門在主面前屈膝禱告和祈求（</w:t>
-      </w:r>
-      <w:hyperlink r:id="rId33">
-        <w:r>
-          <w:rPr>
-            <w:lang w:val="zh_TW" w:bidi="zh_TW"/>
-          </w:rPr>
-          <w:rPr>
-            <w:color w:val="0000EE"/>
-            <w:u w:val="single"/>
-          </w:rPr>
-          <w:t>王上8:54</w:t>
-        </w:r>
-      </w:hyperlink>
-      <w:r>
-        <w:rPr>
-          <w:lang w:val="zh_TW" w:bidi="zh_TW"/>
-        </w:rPr>
-        <w:t>），甚至有一次他造了一個方便他能站上去的銅臺，當著以色列的會眾在主面前跪下（</w:t>
-      </w:r>
-      <w:hyperlink r:id="rId34">
-        <w:r>
-          <w:rPr>
-            <w:lang w:val="zh_TW" w:bidi="zh_TW"/>
-          </w:rPr>
-          <w:rPr>
-            <w:color w:val="0000EE"/>
-            <w:u w:val="single"/>
-          </w:rPr>
-          <w:t>代下6:13</w:t>
+          <w:t>147:6</w:t>
         </w:r>
       </w:hyperlink>
       <w:r>
@@ -693,7 +489,251 @@
         <w:rPr>
           <w:lang w:val="zh_TW" w:bidi="zh_TW"/>
         </w:rPr>
-        <w:t>有些人跪下痛悔，好像以斯拉在獻晚祭時那樣（</w:t>
+        <w:t>此外，謙卑是罪人對神的聖潔適當的回應。先知以賽亞，面對神在聖殿中的榮耀，呼喊：「</w:t>
+      </w:r>
+      <w:r>
+        <w:rPr>
+          <w:lang w:val="zh_TW" w:bidi="zh_TW"/>
+        </w:rPr>
+        <w:t>禍哉！我滅亡了！因為我是嘴唇不潔的人</w:t>
+      </w:r>
+      <w:r>
+        <w:rPr>
+          <w:lang w:val="zh_TW" w:bidi="zh_TW"/>
+        </w:rPr>
+        <w:t>」(</w:t>
+      </w:r>
+      <w:hyperlink r:id="rId25">
+        <w:r>
+          <w:rPr>
+            <w:lang w:val="zh_TW" w:bidi="zh_TW"/>
+          </w:rPr>
+          <w:rPr>
+            <w:color w:val="0000EE"/>
+            <w:u w:val="single"/>
+          </w:rPr>
+          <w:t>賽6:5</w:t>
+        </w:r>
+      </w:hyperlink>
+      <w:r>
+        <w:rPr>
+          <w:lang w:val="zh_TW" w:bidi="zh_TW"/>
+        </w:rPr>
+        <w:t>)。因此，謙卑成為一種性格特徵，而不只是反映物質貧困或痛苦狀態的術語。它成為一種反映敬虔本質的概念，是所有以神為他們之主的人所期望的。</w:t>
+      </w:r>
+    </w:p>
+    <w:p>
+      <w:pPr/>
+      <w:r>
+        <w:rPr>
+          <w:lang w:val="zh_TW" w:bidi="zh_TW"/>
+        </w:rPr>
+      </w:r>
+      <w:r>
+        <w:rPr>
+          <w:lang w:val="zh_TW" w:bidi="zh_TW"/>
+        </w:rPr>
+        <w:t>在新約中，謙卑很少指貧窮、苦難或壓迫的客觀狀況。謙卑的主題在與耶穌作為彌賽亞的神學主題中發展。舊約認為最理想的謙卑是即將來臨君王的特質，這理所當然就適用於新約的耶穌（</w:t>
+      </w:r>
+      <w:hyperlink r:id="rId26">
+        <w:r>
+          <w:rPr>
+            <w:lang w:val="zh_TW" w:bidi="zh_TW"/>
+          </w:rPr>
+          <w:rPr>
+            <w:color w:val="0000EE"/>
+            <w:u w:val="single"/>
+          </w:rPr>
+          <w:t>亞9:9</w:t>
+        </w:r>
+      </w:hyperlink>
+      <w:r>
+        <w:rPr>
+          <w:lang w:val="zh_TW" w:bidi="zh_TW"/>
+        </w:rPr>
+        <w:t>；參：</w:t>
+      </w:r>
+      <w:hyperlink r:id="rId27">
+        <w:r>
+          <w:rPr>
+            <w:lang w:val="zh_TW" w:bidi="zh_TW"/>
+          </w:rPr>
+          <w:rPr>
+            <w:color w:val="0000EE"/>
+            <w:u w:val="single"/>
+          </w:rPr>
+          <w:t>太21:4–5</w:t>
+        </w:r>
+      </w:hyperlink>
+      <w:r>
+        <w:rPr>
+          <w:lang w:val="zh_TW" w:bidi="zh_TW"/>
+        </w:rPr>
+        <w:t>）。作為神的兒子，耶穌不為自己著想，而是過著順服和信靠父神的生命。使徒保羅將一種自我倒空歸於道成肉身的神的兒子，藉此祂「</w:t>
+      </w:r>
+      <w:r>
+        <w:rPr>
+          <w:lang w:val="zh_TW" w:bidi="zh_TW"/>
+        </w:rPr>
+        <w:t>反倒虛己</w:t>
+      </w:r>
+      <w:r>
+        <w:rPr>
+          <w:lang w:val="zh_TW" w:bidi="zh_TW"/>
+        </w:rPr>
+        <w:t>，取了奴僕的形象」（</w:t>
+      </w:r>
+      <w:hyperlink r:id="rId28">
+        <w:r>
+          <w:rPr>
+            <w:lang w:val="zh_TW" w:bidi="zh_TW"/>
+          </w:rPr>
+          <w:rPr>
+            <w:color w:val="0000EE"/>
+            <w:u w:val="single"/>
+          </w:rPr>
+          <w:t>腓2:5–8</w:t>
+        </w:r>
+      </w:hyperlink>
+      <w:r>
+        <w:rPr>
+          <w:lang w:val="zh_TW" w:bidi="zh_TW"/>
+        </w:rPr>
+        <w:t>）。耶穌所展現的品格沒有任何的自大或傲慢。</w:t>
+      </w:r>
+    </w:p>
+    <w:p>
+      <w:pPr/>
+      <w:r>
+        <w:rPr>
+          <w:lang w:val="zh_TW" w:bidi="zh_TW"/>
+        </w:rPr>
+      </w:r>
+      <w:r>
+        <w:rPr>
+          <w:lang w:val="zh_TW" w:bidi="zh_TW"/>
+        </w:rPr>
+        <w:t>雖然在面對偽善時勇敢無畏，並毫不留情地拒絕虛偽的宗教表現，耶穌卻是「</w:t>
+      </w:r>
+      <w:r>
+        <w:rPr>
+          <w:lang w:val="zh_TW" w:bidi="zh_TW"/>
+        </w:rPr>
+        <w:t>心裏柔和謙卑</w:t>
+      </w:r>
+      <w:r>
+        <w:rPr>
+          <w:lang w:val="zh_TW" w:bidi="zh_TW"/>
+        </w:rPr>
+        <w:t>」的（</w:t>
+      </w:r>
+      <w:hyperlink r:id="rId29">
+        <w:r>
+          <w:rPr>
+            <w:lang w:val="zh_TW" w:bidi="zh_TW"/>
+          </w:rPr>
+          <w:rPr>
+            <w:color w:val="0000EE"/>
+            <w:u w:val="single"/>
+          </w:rPr>
+          <w:t>太11:29</w:t>
+        </w:r>
+      </w:hyperlink>
+      <w:r>
+        <w:rPr>
+          <w:lang w:val="zh_TW" w:bidi="zh_TW"/>
+        </w:rPr>
+        <w:t>）。因此，祂可以嚴厲警告其對地位的渴望，並公開斥責法利賽人對窮人和受壓迫者的暴力行為（</w:t>
+      </w:r>
+      <w:hyperlink r:id="rId30">
+        <w:r>
+          <w:rPr>
+            <w:lang w:val="zh_TW" w:bidi="zh_TW"/>
+          </w:rPr>
+          <w:rPr>
+            <w:color w:val="0000EE"/>
+            <w:u w:val="single"/>
+          </w:rPr>
+          <w:t>路14:11</w:t>
+        </w:r>
+      </w:hyperlink>
+      <w:r>
+        <w:rPr>
+          <w:lang w:val="zh_TW" w:bidi="zh_TW"/>
+        </w:rPr>
+        <w:t>；</w:t>
+      </w:r>
+      <w:hyperlink r:id="rId31">
+        <w:r>
+          <w:rPr>
+            <w:lang w:val="zh_TW" w:bidi="zh_TW"/>
+          </w:rPr>
+          <w:rPr>
+            <w:color w:val="0000EE"/>
+            <w:u w:val="single"/>
+          </w:rPr>
+          <w:t>太23:12</w:t>
+        </w:r>
+      </w:hyperlink>
+      <w:r>
+        <w:rPr>
+          <w:lang w:val="zh_TW" w:bidi="zh_TW"/>
+        </w:rPr>
+        <w:t>）。同時，祂也謙卑地像僕人一般服事他人（</w:t>
+      </w:r>
+      <w:hyperlink r:id="rId32">
+        <w:r>
+          <w:rPr>
+            <w:lang w:val="zh_TW" w:bidi="zh_TW"/>
+          </w:rPr>
+          <w:rPr>
+            <w:color w:val="0000EE"/>
+            <w:u w:val="single"/>
+          </w:rPr>
+          <w:t>路22:27</w:t>
+        </w:r>
+      </w:hyperlink>
+      <w:r>
+        <w:rPr>
+          <w:lang w:val="zh_TW" w:bidi="zh_TW"/>
+        </w:rPr>
+        <w:t>；</w:t>
+      </w:r>
+      <w:hyperlink r:id="rId33">
+        <w:r>
+          <w:rPr>
+            <w:lang w:val="zh_TW" w:bidi="zh_TW"/>
+          </w:rPr>
+          <w:rPr>
+            <w:color w:val="0000EE"/>
+            <w:u w:val="single"/>
+          </w:rPr>
+          <w:t>可10:45</w:t>
+        </w:r>
+      </w:hyperlink>
+      <w:r>
+        <w:rPr>
+          <w:lang w:val="zh_TW" w:bidi="zh_TW"/>
+        </w:rPr>
+        <w:t>；</w:t>
+      </w:r>
+      <w:hyperlink r:id="rId34">
+        <w:r>
+          <w:rPr>
+            <w:lang w:val="zh_TW" w:bidi="zh_TW"/>
+          </w:rPr>
+          <w:rPr>
+            <w:color w:val="0000EE"/>
+            <w:u w:val="single"/>
+          </w:rPr>
+          <w:t>太20:28</w:t>
+        </w:r>
+      </w:hyperlink>
+      <w:r>
+        <w:rPr>
+          <w:lang w:val="zh_TW" w:bidi="zh_TW"/>
+        </w:rPr>
+        <w:t>）。耶穌的謙卑和祂願意順服父的旨意而接受十字架的刑罰，是不可分割的。因此，以祂自己生命的作為見證，祂對心靈貧窮的教導是真實可靠的。祂將所有榮耀歸於父，並完全依賴祂（</w:t>
       </w:r>
       <w:hyperlink r:id="rId35">
         <w:r>
@@ -704,14 +744,14 @@
             <w:color w:val="0000EE"/>
             <w:u w:val="single"/>
           </w:rPr>
-          <w:t>拉9:5</w:t>
+          <w:t>約5:19</w:t>
         </w:r>
       </w:hyperlink>
       <w:r>
         <w:rPr>
           <w:lang w:val="zh_TW" w:bidi="zh_TW"/>
         </w:rPr>
-        <w:t>），又像彼得求主赦免他的信心和信靠不足時那樣（</w:t>
+        <w:t>，</w:t>
       </w:r>
       <w:hyperlink r:id="rId36">
         <w:r>
@@ -722,14 +762,14 @@
             <w:color w:val="0000EE"/>
             <w:u w:val="single"/>
           </w:rPr>
-          <w:t>路5:8</w:t>
+          <w:t>6:38</w:t>
         </w:r>
       </w:hyperlink>
       <w:r>
         <w:rPr>
           <w:lang w:val="zh_TW" w:bidi="zh_TW"/>
         </w:rPr>
-        <w:t>）。人在先知以利亞面前跪下哀求，視他為神的代表（</w:t>
+        <w:t>，</w:t>
       </w:r>
       <w:hyperlink r:id="rId37">
         <w:r>
@@ -740,14 +780,14 @@
             <w:color w:val="0000EE"/>
             <w:u w:val="single"/>
           </w:rPr>
-          <w:t>王下1:13</w:t>
+          <w:t>7:15</w:t>
         </w:r>
       </w:hyperlink>
       <w:r>
         <w:rPr>
           <w:lang w:val="zh_TW" w:bidi="zh_TW"/>
         </w:rPr>
-        <w:t>），還有許多人在主面前跪下求醫治（</w:t>
+        <w:t>，</w:t>
       </w:r>
       <w:hyperlink r:id="rId38">
         <w:r>
@@ -758,14 +798,14 @@
             <w:color w:val="0000EE"/>
             <w:u w:val="single"/>
           </w:rPr>
-          <w:t>太17:14</w:t>
+          <w:t>8:28、50</w:t>
         </w:r>
       </w:hyperlink>
       <w:r>
         <w:rPr>
           <w:lang w:val="zh_TW" w:bidi="zh_TW"/>
         </w:rPr>
-        <w:t>；</w:t>
+        <w:t>，</w:t>
       </w:r>
       <w:hyperlink r:id="rId39">
         <w:r>
@@ -776,14 +816,14 @@
             <w:color w:val="0000EE"/>
             <w:u w:val="single"/>
           </w:rPr>
-          <w:t>可1:40</w:t>
+          <w:t>14:10、24</w:t>
         </w:r>
       </w:hyperlink>
       <w:r>
         <w:rPr>
           <w:lang w:val="zh_TW" w:bidi="zh_TW"/>
         </w:rPr>
-        <w:t>）。但以理在天使面前心存驚奇和敬畏地跪下（</w:t>
+        <w:t>）。通過洗門徒的腳，祂承擔了僕人的角色，卻沒有失去尊嚴和自我價值。祂這樣的服事成為跟隨祂的人的生命榜樣，這種生命在於優先考慮他人而非自己中找到幸福（</w:t>
       </w:r>
       <w:hyperlink r:id="rId40">
         <w:r>
@@ -794,14 +834,14 @@
             <w:color w:val="0000EE"/>
             <w:u w:val="single"/>
           </w:rPr>
-          <w:t>但10:10</w:t>
+          <w:t>約13:1–20</w:t>
         </w:r>
       </w:hyperlink>
       <w:r>
         <w:rPr>
           <w:lang w:val="zh_TW" w:bidi="zh_TW"/>
         </w:rPr>
-        <w:t>），伯沙撒的驚惶從他「雙膝彼此相碰」看得出（</w:t>
+        <w:t>；</w:t>
       </w:r>
       <w:hyperlink r:id="rId41">
         <w:r>
@@ -812,14 +852,28 @@
             <w:color w:val="0000EE"/>
             <w:u w:val="single"/>
           </w:rPr>
-          <w:t>但5:6</w:t>
+          <w:t>腓2:1–4</w:t>
         </w:r>
       </w:hyperlink>
       <w:r>
         <w:rPr>
           <w:lang w:val="zh_TW" w:bidi="zh_TW"/>
         </w:rPr>
-        <w:t>）。在新約中，君尊卻寬容的基督遭受士兵們的嘲弄和譏誚，跪在祂面前嘲諷地喊道：「恭喜，猶太人的王啊！」（</w:t>
+        <w:t>）。</w:t>
+      </w:r>
+    </w:p>
+    <w:p>
+      <w:pPr/>
+      <w:r>
+        <w:rPr>
+          <w:lang w:val="zh_TW" w:bidi="zh_TW"/>
+        </w:rPr>
+      </w:r>
+      <w:r>
+        <w:rPr>
+          <w:lang w:val="zh_TW" w:bidi="zh_TW"/>
+        </w:rPr>
+        <w:t>因此，耶穌的門徒也被蒙召過一個謙卑的生命。基督徒背棄地位、安全和成功，尋求在服事他人中來獲得自己的生命。謙卑是全方位生命原則，藉由愛來為他人求益處，從而成就律法（參</w:t>
       </w:r>
       <w:hyperlink r:id="rId42">
         <w:r>
@@ -830,14 +884,14 @@
             <w:color w:val="0000EE"/>
             <w:u w:val="single"/>
           </w:rPr>
-          <w:t>太27:29</w:t>
+          <w:t>羅 12:10</w:t>
         </w:r>
       </w:hyperlink>
       <w:r>
         <w:rPr>
           <w:lang w:val="zh_TW" w:bidi="zh_TW"/>
         </w:rPr>
-        <w:t>；</w:t>
+        <w:t>，</w:t>
       </w:r>
       <w:hyperlink r:id="rId43">
         <w:r>
@@ -848,7 +902,363 @@
             <w:color w:val="0000EE"/>
             <w:u w:val="single"/>
           </w:rPr>
-          <w:t>可15:19</w:t>
+          <w:t>13:8–10</w:t>
+        </w:r>
+      </w:hyperlink>
+      <w:r>
+        <w:rPr>
+          <w:lang w:val="zh_TW" w:bidi="zh_TW"/>
+        </w:rPr>
+        <w:t>）。</w:t>
+      </w:r>
+      <w:r>
+        <w:rPr>
+          <w:lang w:val="zh_TW" w:bidi="zh_TW"/>
+        </w:rPr>
+      </w:r>
+      <w:r>
+        <w:rPr>
+          <w:lang w:val="zh_TW" w:bidi="zh_TW"/>
+        </w:rPr>
+      </w:r>
+    </w:p>
+    <w:p>
+      <w:pPr/>
+      <w:r>
+        <w:rPr>
+          <w:lang w:val="zh_TW" w:bidi="zh_TW"/>
+        </w:rPr>
+      </w:r>
+    </w:p>
+    <w:p>
+      <w:pPr>
+        <w:pStyle w:val="Heading2"/>
+      </w:pPr>
+      <w:r>
+        <w:rPr>
+          <w:lang w:val="zh_TW" w:bidi="zh_TW"/>
+        </w:rPr>
+        <w:t>錢囊</w:t>
+      </w:r>
+      <w:r>
+        <w:rPr>
+          <w:lang w:val="zh_TW" w:bidi="zh_TW"/>
+        </w:rPr>
+      </w:r>
+    </w:p>
+    <w:p>
+      <w:pPr/>
+      <w:r>
+        <w:rPr>
+          <w:lang w:val="zh_TW" w:bidi="zh_TW"/>
+        </w:rPr>
+      </w:r>
+      <w:r>
+        <w:rPr>
+          <w:lang w:val="zh_TW" w:bidi="zh_TW"/>
+        </w:rPr>
+        <w:t>人們用來攜帶錢和其它物件的小袋。有三個希伯來詞和三個希臘詞都指這樣的錢囊或袋子。第一個詞指的是用來裝錢或與天平一起使用的石頭砝碼的錢囊或袋子（</w:t>
+      </w:r>
+      <w:hyperlink r:id="rId44">
+        <w:r>
+          <w:rPr>
+            <w:lang w:val="zh_TW" w:bidi="zh_TW"/>
+          </w:rPr>
+          <w:rPr>
+            <w:color w:val="0000EE"/>
+            <w:u w:val="single"/>
+          </w:rPr>
+          <w:t>申命記25:13</w:t>
+        </w:r>
+      </w:hyperlink>
+      <w:r>
+        <w:rPr>
+          <w:lang w:val="zh_TW" w:bidi="zh_TW"/>
+        </w:rPr>
+        <w:t>；</w:t>
+      </w:r>
+      <w:hyperlink r:id="rId45">
+        <w:r>
+          <w:rPr>
+            <w:lang w:val="zh_TW" w:bidi="zh_TW"/>
+          </w:rPr>
+          <w:rPr>
+            <w:color w:val="0000EE"/>
+            <w:u w:val="single"/>
+          </w:rPr>
+          <w:t>箴言1:14</w:t>
+        </w:r>
+      </w:hyperlink>
+      <w:r>
+        <w:rPr>
+          <w:lang w:val="zh_TW" w:bidi="zh_TW"/>
+        </w:rPr>
+        <w:t>；</w:t>
+      </w:r>
+      <w:hyperlink r:id="rId46">
+        <w:r>
+          <w:rPr>
+            <w:lang w:val="zh_TW" w:bidi="zh_TW"/>
+          </w:rPr>
+          <w:rPr>
+            <w:color w:val="0000EE"/>
+            <w:u w:val="single"/>
+          </w:rPr>
+          <w:t>以賽亞書46:6</w:t>
+        </w:r>
+      </w:hyperlink>
+      <w:r>
+        <w:rPr>
+          <w:lang w:val="zh_TW" w:bidi="zh_TW"/>
+        </w:rPr>
+        <w:t>；</w:t>
+      </w:r>
+      <w:hyperlink r:id="rId47">
+        <w:r>
+          <w:rPr>
+            <w:lang w:val="zh_TW" w:bidi="zh_TW"/>
+          </w:rPr>
+          <w:rPr>
+            <w:color w:val="0000EE"/>
+            <w:u w:val="single"/>
+          </w:rPr>
+          <w:t>彌迦書6:11</w:t>
+        </w:r>
+      </w:hyperlink>
+      <w:r>
+        <w:rPr>
+          <w:lang w:val="zh_TW" w:bidi="zh_TW"/>
+        </w:rPr>
+        <w:t>）。錢囊可以由皮革或結實的棉布製成。</w:t>
+      </w:r>
+    </w:p>
+    <w:p>
+      <w:pPr/>
+      <w:r>
+        <w:rPr>
+          <w:lang w:val="zh_TW" w:bidi="zh_TW"/>
+        </w:rPr>
+      </w:r>
+      <w:r>
+        <w:rPr>
+          <w:lang w:val="zh_TW" w:bidi="zh_TW"/>
+        </w:rPr>
+        <w:t>另一個希伯來詞指的是與</w:t>
+      </w:r>
+      <w:hyperlink r:id="rId48">
+        <w:r>
+          <w:rPr>
+            <w:lang w:val="zh_TW" w:bidi="zh_TW"/>
+          </w:rPr>
+          <w:rPr>
+            <w:color w:val="0000EE"/>
+            <w:u w:val="single"/>
+          </w:rPr>
+          <w:t>列王紀下五章23節</w:t>
+        </w:r>
+      </w:hyperlink>
+      <w:r>
+        <w:rPr>
+          <w:lang w:val="zh_TW" w:bidi="zh_TW"/>
+        </w:rPr>
+        <w:t>中類似的袋子。這個詞也出現在</w:t>
+      </w:r>
+      <w:hyperlink r:id="rId49">
+        <w:r>
+          <w:rPr>
+            <w:lang w:val="zh_TW" w:bidi="zh_TW"/>
+          </w:rPr>
+          <w:rPr>
+            <w:color w:val="0000EE"/>
+            <w:u w:val="single"/>
+          </w:rPr>
+          <w:t>以賽亞書三章22節</w:t>
+        </w:r>
+      </w:hyperlink>
+      <w:r>
+        <w:rPr>
+          <w:lang w:val="zh_TW" w:bidi="zh_TW"/>
+        </w:rPr>
+        <w:t>的女性飾品清單中，可能比上面描述的第一個袋子更具裝飾性。第三個希伯來詞出現在</w:t>
+      </w:r>
+      <w:hyperlink r:id="rId50">
+        <w:r>
+          <w:rPr>
+            <w:lang w:val="zh_TW" w:bidi="zh_TW"/>
+          </w:rPr>
+          <w:rPr>
+            <w:color w:val="0000EE"/>
+            <w:u w:val="single"/>
+          </w:rPr>
+          <w:t>創世記四十二章35節</w:t>
+        </w:r>
+      </w:hyperlink>
+      <w:r>
+        <w:rPr>
+          <w:lang w:val="zh_TW" w:bidi="zh_TW"/>
+        </w:rPr>
+        <w:t>，指的是一個開口的小袋子。這是約瑟兄弟們放錢的小袋或銀包，後被放入他們的糧袋。</w:t>
+      </w:r>
+    </w:p>
+    <w:p>
+      <w:pPr/>
+      <w:r>
+        <w:rPr>
+          <w:lang w:val="zh_TW" w:bidi="zh_TW"/>
+        </w:rPr>
+      </w:r>
+      <w:r>
+        <w:rPr>
+          <w:lang w:val="zh_TW" w:bidi="zh_TW"/>
+        </w:rPr>
+        <w:t>用來翻譯希伯來詞的希臘詞意指錢袋或錢囊。當耶穌差遣門徒兩兩出去時，告訴他們不要帶的東西中，就包括錢囊（</w:t>
+      </w:r>
+      <w:hyperlink r:id="rId51">
+        <w:r>
+          <w:rPr>
+            <w:lang w:val="zh_TW" w:bidi="zh_TW"/>
+          </w:rPr>
+          <w:rPr>
+            <w:color w:val="0000EE"/>
+            <w:u w:val="single"/>
+          </w:rPr>
+          <w:t>路加福音10:4</w:t>
+        </w:r>
+      </w:hyperlink>
+      <w:r>
+        <w:rPr>
+          <w:lang w:val="zh_TW" w:bidi="zh_TW"/>
+        </w:rPr>
+        <w:t>，</w:t>
+      </w:r>
+      <w:hyperlink r:id="rId52">
+        <w:r>
+          <w:rPr>
+            <w:lang w:val="zh_TW" w:bidi="zh_TW"/>
+          </w:rPr>
+          <w:rPr>
+            <w:color w:val="0000EE"/>
+            <w:u w:val="single"/>
+          </w:rPr>
+          <w:t>22:35–36</w:t>
+        </w:r>
+      </w:hyperlink>
+      <w:r>
+        <w:rPr>
+          <w:lang w:val="zh_TW" w:bidi="zh_TW"/>
+        </w:rPr>
+        <w:t>）。在</w:t>
+      </w:r>
+      <w:hyperlink r:id="rId53">
+        <w:r>
+          <w:rPr>
+            <w:lang w:val="zh_TW" w:bidi="zh_TW"/>
+          </w:rPr>
+          <w:rPr>
+            <w:color w:val="0000EE"/>
+            <w:u w:val="single"/>
+          </w:rPr>
+          <w:t>路加福音十二章33節</w:t>
+        </w:r>
+      </w:hyperlink>
+      <w:r>
+        <w:rPr>
+          <w:lang w:val="zh_TW" w:bidi="zh_TW"/>
+        </w:rPr>
+        <w:t>中，表示錢囊的這個相同的詞被比喻為在天上不會壞、不會被偷或被毀的財寶。</w:t>
+      </w:r>
+    </w:p>
+    <w:p>
+      <w:pPr/>
+      <w:r>
+        <w:rPr>
+          <w:lang w:val="zh_TW" w:bidi="zh_TW"/>
+        </w:rPr>
+      </w:r>
+      <w:r>
+        <w:rPr>
+          <w:lang w:val="zh_TW" w:bidi="zh_TW"/>
+        </w:rPr>
+        <w:t>另一個希臘詞表示通常用來攜帶錢財的地方是腰帶或皮帶。腰帶是古代東方男女服裝的重要部分。用皮革製成的腰帶會作成中空或帶有槽口，以便攜帶錢幣。用布製成的腰帶被折疊，使錢可以放在折縫中，這些折縫就像口袋一樣（</w:t>
+      </w:r>
+      <w:hyperlink r:id="rId54">
+        <w:r>
+          <w:rPr>
+            <w:lang w:val="zh_TW" w:bidi="zh_TW"/>
+          </w:rPr>
+          <w:rPr>
+            <w:color w:val="0000EE"/>
+            <w:u w:val="single"/>
+          </w:rPr>
+          <w:t>馬太福音10:9</w:t>
+        </w:r>
+      </w:hyperlink>
+      <w:r>
+        <w:rPr>
+          <w:lang w:val="zh_TW" w:bidi="zh_TW"/>
+        </w:rPr>
+        <w:t>；</w:t>
+      </w:r>
+      <w:hyperlink r:id="rId55">
+        <w:r>
+          <w:rPr>
+            <w:lang w:val="zh_TW" w:bidi="zh_TW"/>
+          </w:rPr>
+          <w:rPr>
+            <w:color w:val="0000EE"/>
+            <w:u w:val="single"/>
+          </w:rPr>
+          <w:t>馬可福音6:8</w:t>
+        </w:r>
+      </w:hyperlink>
+      <w:r>
+        <w:rPr>
+          <w:lang w:val="zh_TW" w:bidi="zh_TW"/>
+        </w:rPr>
+        <w:t>）。</w:t>
+      </w:r>
+    </w:p>
+    <w:p>
+      <w:pPr/>
+      <w:r>
+        <w:rPr>
+          <w:lang w:val="zh_TW" w:bidi="zh_TW"/>
+        </w:rPr>
+      </w:r>
+      <w:r>
+        <w:rPr>
+          <w:lang w:val="zh_TW" w:bidi="zh_TW"/>
+        </w:rPr>
+        <w:t>希臘文中，猶大為門徒保管的「錢囊」一詞，指的是用來裝吹奏樂器吹口的盒子或容器。到了新約聖經時期，這個詞已經演變成為錢箱或可能是錢袋的希臘詞（</w:t>
+      </w:r>
+      <w:hyperlink r:id="rId56">
+        <w:r>
+          <w:rPr>
+            <w:lang w:val="zh_TW" w:bidi="zh_TW"/>
+          </w:rPr>
+          <w:rPr>
+            <w:color w:val="0000EE"/>
+            <w:u w:val="single"/>
+          </w:rPr>
+          <w:t>約翰福音12:6</w:t>
+        </w:r>
+      </w:hyperlink>
+      <w:r>
+        <w:rPr>
+          <w:lang w:val="zh_TW" w:bidi="zh_TW"/>
+        </w:rPr>
+        <w:t>；</w:t>
+      </w:r>
+      <w:hyperlink r:id="rId57">
+        <w:r>
+          <w:rPr>
+            <w:lang w:val="zh_TW" w:bidi="zh_TW"/>
+          </w:rPr>
+          <w:rPr>
+            <w:color w:val="0000EE"/>
+            <w:u w:val="single"/>
+          </w:rPr>
+          <w:t>13:29</w:t>
         </w:r>
       </w:hyperlink>
       <w:r>

--- a/zht/docx/124.content.docx
+++ b/zht/docx/124.content.docx
@@ -149,7 +149,7 @@
         <w:rPr>
           <w:lang w:val="zh_TW" w:bidi="zh_TW"/>
         </w:rPr>
-        <w:t>qian</w:t>
+        <w:t>ping</w:t>
       </w:r>
       <w:r>
         <w:rPr>
@@ -212,7 +212,7 @@
         <w:rPr>
           <w:lang w:val="zh_TW" w:bidi="zh_TW"/>
         </w:rPr>
-        <w:t>謙卑</w:t>
+        <w:t>平安</w:t>
       </w:r>
       <w:r>
         <w:rPr>
@@ -231,7 +231,18 @@
         <w:rPr>
           <w:lang w:val="zh_TW" w:bidi="zh_TW"/>
         </w:rPr>
-        <w:t>卑微或受苦的狀態，在這種狀態下，人會經歷權力與聲望的喪失。在基督教信仰之外，這樣的謙卑，通常不會被視為是一種美德。然而，在猶太基督教傳統的語境中，謙卑被認為是人類對造物主的正確態度。謙卑是一種感恩和自發的意識，即生命是神賜予的禮物，並表現為對神的絕對依賴，是既不勉強又不虛偽的確信。</w:t>
+        <w:t>神與祂的百姓同在時所帶來的全人福祉、興盛和安穩。在舊約聖經中，平安與約（神與以色列人之間的特殊協議）是相關的。平安的存在是有條件的，以色列人必須順服神，才能享有平安。在先知書中，真正的平安是神救恩在末後成就時所帶來的盼望的一部分。在新約聖經中，人們明白這長久盼望的平安已經藉著基督來到，信徒也能親身經歷這平安。</w:t>
+      </w:r>
+    </w:p>
+    <w:p>
+      <w:pPr>
+        <w:pStyle w:val="Heading3"/>
+      </w:pPr>
+      <w:r>
+        <w:rPr>
+          <w:lang w:val="zh_TW" w:bidi="zh_TW"/>
+        </w:rPr>
+        <w:t>在舊約聖經中</w:t>
       </w:r>
     </w:p>
     <w:p>
@@ -245,97 +256,110 @@
         <w:rPr>
           <w:lang w:val="zh_TW" w:bidi="zh_TW"/>
         </w:rPr>
-        <w:t>在聖經文學中，謙卑與溫柔或耐心之間，並沒有明顯的區分。在以色列歷史的早期階段中，謙卑者被認為是貧窮的、受苦的和無權勢的人。耶和華拯救謙卑者，但使驕傲者降卑（</w:t>
-      </w:r>
-      <w:hyperlink r:id="rId13">
-        <w:r>
-          <w:rPr>
-            <w:lang w:val="zh_TW" w:bidi="zh_TW"/>
-          </w:rPr>
-          <w:rPr>
-            <w:color w:val="0000EE"/>
-            <w:u w:val="single"/>
-          </w:rPr>
-          <w:t>撒上2:7</w:t>
-        </w:r>
-      </w:hyperlink>
-      <w:r>
-        <w:rPr>
-          <w:lang w:val="zh_TW" w:bidi="zh_TW"/>
-        </w:rPr>
-        <w:t>；</w:t>
-      </w:r>
-      <w:hyperlink r:id="rId14">
-        <w:r>
-          <w:rPr>
-            <w:lang w:val="zh_TW" w:bidi="zh_TW"/>
-          </w:rPr>
-          <w:rPr>
-            <w:color w:val="0000EE"/>
-            <w:u w:val="single"/>
-          </w:rPr>
-          <w:t>撒下22:28</w:t>
-        </w:r>
-      </w:hyperlink>
-      <w:r>
-        <w:rPr>
-          <w:lang w:val="zh_TW" w:bidi="zh_TW"/>
-        </w:rPr>
-        <w:t>）。在神的權能和榮耀面前，族長亞伯拉罕承認他不過是塵土和灰燼（</w:t>
-      </w:r>
-      <w:hyperlink r:id="rId15">
-        <w:r>
-          <w:rPr>
-            <w:lang w:val="zh_TW" w:bidi="zh_TW"/>
-          </w:rPr>
-          <w:rPr>
-            <w:color w:val="0000EE"/>
-            <w:u w:val="single"/>
-          </w:rPr>
-          <w:t>創18:27</w:t>
-        </w:r>
-      </w:hyperlink>
-      <w:r>
-        <w:rPr>
-          <w:lang w:val="zh_TW" w:bidi="zh_TW"/>
-        </w:rPr>
-        <w:t>）。以色列起初是一個受奴役的國家，他們知道自己被選中不是因為人數眾多或物質財富，而是因為神的愛（</w:t>
-      </w:r>
-      <w:hyperlink r:id="rId16">
-        <w:r>
-          <w:rPr>
-            <w:lang w:val="zh_TW" w:bidi="zh_TW"/>
-          </w:rPr>
-          <w:rPr>
-            <w:color w:val="0000EE"/>
-            <w:u w:val="single"/>
-          </w:rPr>
-          <w:t>申7:7–8</w:t>
-        </w:r>
-      </w:hyperlink>
-      <w:r>
-        <w:rPr>
-          <w:lang w:val="zh_TW" w:bidi="zh_TW"/>
-        </w:rPr>
-        <w:t>）。透過將所有財富和權力的來源歸於主，神便能掌管人類驕傲和傲慢的兩大主要來源（參：</w:t>
-      </w:r>
-      <w:hyperlink r:id="rId17">
-        <w:r>
-          <w:rPr>
-            <w:lang w:val="zh_TW" w:bidi="zh_TW"/>
-          </w:rPr>
-          <w:rPr>
-            <w:color w:val="0000EE"/>
-            <w:u w:val="single"/>
-          </w:rPr>
-          <w:t>耶9:23–24</w:t>
-        </w:r>
-      </w:hyperlink>
-      <w:r>
-        <w:rPr>
-          <w:lang w:val="zh_TW" w:bidi="zh_TW"/>
-        </w:rPr>
-        <w:t>）。</w:t>
+        <w:t>舊約聖經中譯為「平安」的主要詞語是來自希伯來文詞語</w:t>
+      </w:r>
+      <w:r>
+        <w:rPr>
+          <w:i/>
+          <w:lang w:val="zh_TW" w:bidi="zh_TW"/>
+        </w:rPr>
+        <w:t>shalom</w:t>
+      </w:r>
+      <w:r>
+        <w:rPr>
+          <w:lang w:val="zh_TW" w:bidi="zh_TW"/>
+        </w:rPr>
+        <w:t>。這個詞有多方面的含義：</w:t>
+      </w:r>
+    </w:p>
+    <w:p>
+      <w:pPr>
+        <w:pStyle w:val="ListBullet"/>
+        <w:spacing w:line="240" w:lineRule="auto"/>
+        <w:ind w:left="720"/>
+      </w:pPr>
+      <w:r>
+        <w:rPr>
+          <w:lang w:val="zh_TW" w:bidi="zh_TW"/>
+        </w:rPr>
+      </w:r>
+      <w:r>
+        <w:rPr>
+          <w:lang w:val="zh_TW" w:bidi="zh_TW"/>
+        </w:rPr>
+        <w:t>整全</w:t>
+      </w:r>
+    </w:p>
+    <w:p>
+      <w:pPr>
+        <w:pStyle w:val="ListBullet"/>
+        <w:spacing w:line="240" w:lineRule="auto"/>
+        <w:ind w:left="720"/>
+      </w:pPr>
+      <w:r>
+        <w:rPr>
+          <w:lang w:val="zh_TW" w:bidi="zh_TW"/>
+        </w:rPr>
+      </w:r>
+      <w:r>
+        <w:rPr>
+          <w:lang w:val="zh_TW" w:bidi="zh_TW"/>
+        </w:rPr>
+        <w:t>健康</w:t>
+      </w:r>
+    </w:p>
+    <w:p>
+      <w:pPr>
+        <w:pStyle w:val="ListBullet"/>
+        <w:spacing w:line="240" w:lineRule="auto"/>
+        <w:ind w:left="720"/>
+      </w:pPr>
+      <w:r>
+        <w:rPr>
+          <w:lang w:val="zh_TW" w:bidi="zh_TW"/>
+        </w:rPr>
+      </w:r>
+      <w:r>
+        <w:rPr>
+          <w:lang w:val="zh_TW" w:bidi="zh_TW"/>
+        </w:rPr>
+        <w:t>安穩</w:t>
+      </w:r>
+    </w:p>
+    <w:p>
+      <w:pPr>
+        <w:pStyle w:val="ListBullet"/>
+        <w:spacing w:line="240" w:lineRule="auto"/>
+        <w:ind w:left="720"/>
+      </w:pPr>
+      <w:r>
+        <w:rPr>
+          <w:lang w:val="zh_TW" w:bidi="zh_TW"/>
+        </w:rPr>
+      </w:r>
+      <w:r>
+        <w:rPr>
+          <w:lang w:val="zh_TW" w:bidi="zh_TW"/>
+        </w:rPr>
+        <w:t>福祉</w:t>
+      </w:r>
+    </w:p>
+    <w:p>
+      <w:pPr>
+        <w:pStyle w:val="ListBullet"/>
+        <w:spacing w:line="240" w:lineRule="auto"/>
+        <w:ind w:left="720"/>
+      </w:pPr>
+      <w:r>
+        <w:rPr>
+          <w:lang w:val="zh_TW" w:bidi="zh_TW"/>
+        </w:rPr>
+      </w:r>
+      <w:r>
+        <w:rPr>
+          <w:lang w:val="zh_TW" w:bidi="zh_TW"/>
+        </w:rPr>
+        <w:t>救恩</w:t>
       </w:r>
     </w:p>
     <w:p>
@@ -349,7 +373,151 @@
         <w:rPr>
           <w:lang w:val="zh_TW" w:bidi="zh_TW"/>
         </w:rPr>
-        <w:t>既謙卑又貧窮的人是耶和華關心的對象（</w:t>
+        <w:t>這個詞也可用於各種不同的處境：</w:t>
+      </w:r>
+    </w:p>
+    <w:p>
+      <w:pPr>
+        <w:pStyle w:val="ListBullet"/>
+        <w:spacing w:line="240" w:lineRule="auto"/>
+        <w:ind w:left="720"/>
+      </w:pPr>
+      <w:r>
+        <w:rPr>
+          <w:lang w:val="zh_TW" w:bidi="zh_TW"/>
+        </w:rPr>
+      </w:r>
+      <w:r>
+        <w:rPr>
+          <w:lang w:val="zh_TW" w:bidi="zh_TW"/>
+        </w:rPr>
+        <w:t>個人的狀況（</w:t>
+      </w:r>
+      <w:hyperlink r:id="rId13">
+        <w:r>
+          <w:rPr>
+            <w:lang w:val="zh_TW" w:bidi="zh_TW"/>
+          </w:rPr>
+          <w:rPr>
+            <w:color w:val="0000EE"/>
+            <w:u w:val="single"/>
+          </w:rPr>
+          <w:t>詩37:37</w:t>
+        </w:r>
+      </w:hyperlink>
+      <w:r>
+        <w:rPr>
+          <w:lang w:val="zh_TW" w:bidi="zh_TW"/>
+        </w:rPr>
+        <w:t>；</w:t>
+      </w:r>
+      <w:hyperlink r:id="rId14">
+        <w:r>
+          <w:rPr>
+            <w:lang w:val="zh_TW" w:bidi="zh_TW"/>
+          </w:rPr>
+          <w:rPr>
+            <w:color w:val="0000EE"/>
+            <w:u w:val="single"/>
+          </w:rPr>
+          <w:t>箴3:2</w:t>
+        </w:r>
+      </w:hyperlink>
+      <w:r>
+        <w:rPr>
+          <w:lang w:val="zh_TW" w:bidi="zh_TW"/>
+        </w:rPr>
+        <w:t>；</w:t>
+      </w:r>
+      <w:hyperlink r:id="rId15">
+        <w:r>
+          <w:rPr>
+            <w:lang w:val="zh_TW" w:bidi="zh_TW"/>
+          </w:rPr>
+          <w:rPr>
+            <w:color w:val="0000EE"/>
+            <w:u w:val="single"/>
+          </w:rPr>
+          <w:t>賽32:17</w:t>
+        </w:r>
+      </w:hyperlink>
+      <w:r>
+        <w:rPr>
+          <w:lang w:val="zh_TW" w:bidi="zh_TW"/>
+        </w:rPr>
+        <w:t>）</w:t>
+      </w:r>
+    </w:p>
+    <w:p>
+      <w:pPr>
+        <w:pStyle w:val="ListBullet"/>
+        <w:spacing w:line="240" w:lineRule="auto"/>
+        <w:ind w:left="720"/>
+      </w:pPr>
+      <w:r>
+        <w:rPr>
+          <w:lang w:val="zh_TW" w:bidi="zh_TW"/>
+        </w:rPr>
+      </w:r>
+      <w:r>
+        <w:rPr>
+          <w:lang w:val="zh_TW" w:bidi="zh_TW"/>
+        </w:rPr>
+        <w:t>人與人之間的關係（</w:t>
+      </w:r>
+      <w:hyperlink r:id="rId16">
+        <w:r>
+          <w:rPr>
+            <w:lang w:val="zh_TW" w:bidi="zh_TW"/>
+          </w:rPr>
+          <w:rPr>
+            <w:color w:val="0000EE"/>
+            <w:u w:val="single"/>
+          </w:rPr>
+          <w:t>創34:21</w:t>
+        </w:r>
+      </w:hyperlink>
+      <w:r>
+        <w:rPr>
+          <w:lang w:val="zh_TW" w:bidi="zh_TW"/>
+        </w:rPr>
+        <w:t>；</w:t>
+      </w:r>
+      <w:hyperlink r:id="rId17">
+        <w:r>
+          <w:rPr>
+            <w:lang w:val="zh_TW" w:bidi="zh_TW"/>
+          </w:rPr>
+          <w:rPr>
+            <w:color w:val="0000EE"/>
+            <w:u w:val="single"/>
+          </w:rPr>
+          <w:t>書9:15</w:t>
+        </w:r>
+      </w:hyperlink>
+      <w:r>
+        <w:rPr>
+          <w:lang w:val="zh_TW" w:bidi="zh_TW"/>
+        </w:rPr>
+        <w:t>）</w:t>
+      </w:r>
+    </w:p>
+    <w:p>
+      <w:pPr>
+        <w:pStyle w:val="ListBullet"/>
+        <w:spacing w:line="240" w:lineRule="auto"/>
+        <w:ind w:left="720"/>
+      </w:pPr>
+      <w:r>
+        <w:rPr>
+          <w:lang w:val="zh_TW" w:bidi="zh_TW"/>
+        </w:rPr>
+      </w:r>
+      <w:r>
+        <w:rPr>
+          <w:lang w:val="zh_TW" w:bidi="zh_TW"/>
+        </w:rPr>
+        <w:t>國與國之間的關係（例如：沒有衝突的狀態——</w:t>
       </w:r>
       <w:hyperlink r:id="rId18">
         <w:r>
@@ -360,7 +528,7 @@
             <w:color w:val="0000EE"/>
             <w:u w:val="single"/>
           </w:rPr>
-          <w:t>出23:6、11</w:t>
+          <w:t>申2:26</w:t>
         </w:r>
       </w:hyperlink>
       <w:r>
@@ -378,14 +546,14 @@
             <w:color w:val="0000EE"/>
             <w:u w:val="single"/>
           </w:rPr>
-          <w:t>申15:4、7</w:t>
-        </w:r>
-      </w:hyperlink>
-      <w:r>
-        <w:rPr>
-          <w:lang w:val="zh_TW" w:bidi="zh_TW"/>
-        </w:rPr>
-        <w:t>）。因此，貧窮人的謙卑成為敬畏神的義人的象徵（</w:t>
+          <w:t>書10:21</w:t>
+        </w:r>
+      </w:hyperlink>
+      <w:r>
+        <w:rPr>
+          <w:lang w:val="zh_TW" w:bidi="zh_TW"/>
+        </w:rPr>
+        <w:t>；</w:t>
       </w:r>
       <w:hyperlink r:id="rId20">
         <w:r>
@@ -396,14 +564,14 @@
             <w:color w:val="0000EE"/>
             <w:u w:val="single"/>
           </w:rPr>
-          <w:t>民12:3</w:t>
-        </w:r>
-      </w:hyperlink>
-      <w:r>
-        <w:rPr>
-          <w:lang w:val="zh_TW" w:bidi="zh_TW"/>
-        </w:rPr>
-        <w:t>）。在舊約中，謙卑這個概念的發展幾乎等同於公義，並與公正和憐憫一起被視為是神的要求（</w:t>
+          <w:t>王上5:12</w:t>
+        </w:r>
+      </w:hyperlink>
+      <w:r>
+        <w:rPr>
+          <w:lang w:val="zh_TW" w:bidi="zh_TW"/>
+        </w:rPr>
+        <w:t>；</w:t>
       </w:r>
       <w:hyperlink r:id="rId21">
         <w:r>
@@ -414,14 +582,32 @@
             <w:color w:val="0000EE"/>
             <w:u w:val="single"/>
           </w:rPr>
-          <w:t>彌6:8</w:t>
-        </w:r>
-      </w:hyperlink>
-      <w:r>
-        <w:rPr>
-          <w:lang w:val="zh_TW" w:bidi="zh_TW"/>
-        </w:rPr>
-        <w:t>）。特別是在詩篇中，「受苦者」幾乎成為義人的專有名詞（</w:t>
+          <w:t>詩122:6–7</w:t>
+        </w:r>
+      </w:hyperlink>
+      <w:r>
+        <w:rPr>
+          <w:lang w:val="zh_TW" w:bidi="zh_TW"/>
+        </w:rPr>
+        <w:t>）</w:t>
+      </w:r>
+    </w:p>
+    <w:p>
+      <w:pPr>
+        <w:pStyle w:val="ListBullet"/>
+        <w:spacing w:line="240" w:lineRule="auto"/>
+        <w:ind w:left="720"/>
+      </w:pPr>
+      <w:r>
+        <w:rPr>
+          <w:lang w:val="zh_TW" w:bidi="zh_TW"/>
+        </w:rPr>
+      </w:r>
+      <w:r>
+        <w:rPr>
+          <w:lang w:val="zh_TW" w:bidi="zh_TW"/>
+        </w:rPr>
+        <w:t>神與人之間的關係（</w:t>
       </w:r>
       <w:hyperlink r:id="rId22">
         <w:r>
@@ -432,7 +618,7 @@
             <w:color w:val="0000EE"/>
             <w:u w:val="single"/>
           </w:rPr>
-          <w:t>詩22:26</w:t>
+          <w:t>詩85:8</w:t>
         </w:r>
       </w:hyperlink>
       <w:r>
@@ -450,25 +636,7 @@
             <w:color w:val="0000EE"/>
             <w:u w:val="single"/>
           </w:rPr>
-          <w:t>25:9</w:t>
-        </w:r>
-      </w:hyperlink>
-      <w:r>
-        <w:rPr>
-          <w:lang w:val="zh_TW" w:bidi="zh_TW"/>
-        </w:rPr>
-        <w:t>；</w:t>
-      </w:r>
-      <w:hyperlink r:id="rId24">
-        <w:r>
-          <w:rPr>
-            <w:lang w:val="zh_TW" w:bidi="zh_TW"/>
-          </w:rPr>
-          <w:rPr>
-            <w:color w:val="0000EE"/>
-            <w:u w:val="single"/>
-          </w:rPr>
-          <w:t>147:6</w:t>
+          <w:t>耶16:5</w:t>
         </w:r>
       </w:hyperlink>
       <w:r>
@@ -489,19 +657,25 @@
         <w:rPr>
           <w:lang w:val="zh_TW" w:bidi="zh_TW"/>
         </w:rPr>
-        <w:t>此外，謙卑是罪人對神的聖潔適當的回應。先知以賽亞，面對神在聖殿中的榮耀，呼喊：「</w:t>
-      </w:r>
-      <w:r>
-        <w:rPr>
-          <w:lang w:val="zh_TW" w:bidi="zh_TW"/>
-        </w:rPr>
-        <w:t>禍哉！我滅亡了！因為我是嘴唇不潔的人</w:t>
-      </w:r>
-      <w:r>
-        <w:rPr>
-          <w:lang w:val="zh_TW" w:bidi="zh_TW"/>
-        </w:rPr>
-        <w:t>」(</w:t>
+        <w:t>在上述任何一種情況下，人們都不認為平安是靠人的努力得來的，而是認為它是神所賜的恩賜或祝福（</w:t>
+      </w:r>
+      <w:hyperlink r:id="rId24">
+        <w:r>
+          <w:rPr>
+            <w:lang w:val="zh_TW" w:bidi="zh_TW"/>
+          </w:rPr>
+          <w:rPr>
+            <w:color w:val="0000EE"/>
+            <w:u w:val="single"/>
+          </w:rPr>
+          <w:t>利26:6</w:t>
+        </w:r>
+      </w:hyperlink>
+      <w:r>
+        <w:rPr>
+          <w:lang w:val="zh_TW" w:bidi="zh_TW"/>
+        </w:rPr>
+        <w:t>；</w:t>
       </w:r>
       <w:hyperlink r:id="rId25">
         <w:r>
@@ -512,14 +686,86 @@
             <w:color w:val="0000EE"/>
             <w:u w:val="single"/>
           </w:rPr>
-          <w:t>賽6:5</w:t>
-        </w:r>
-      </w:hyperlink>
-      <w:r>
-        <w:rPr>
-          <w:lang w:val="zh_TW" w:bidi="zh_TW"/>
-        </w:rPr>
-        <w:t>)。因此，謙卑成為一種性格特徵，而不只是反映物質貧困或痛苦狀態的術語。它成為一種反映敬虔本質的概念，是所有以神為他們之主的人所期望的。</w:t>
+          <w:t>王上2:33</w:t>
+        </w:r>
+      </w:hyperlink>
+      <w:r>
+        <w:rPr>
+          <w:lang w:val="zh_TW" w:bidi="zh_TW"/>
+        </w:rPr>
+        <w:t>；</w:t>
+      </w:r>
+      <w:hyperlink r:id="rId26">
+        <w:r>
+          <w:rPr>
+            <w:lang w:val="zh_TW" w:bidi="zh_TW"/>
+          </w:rPr>
+          <w:rPr>
+            <w:color w:val="0000EE"/>
+            <w:u w:val="single"/>
+          </w:rPr>
+          <w:t>伯25:2</w:t>
+        </w:r>
+      </w:hyperlink>
+      <w:r>
+        <w:rPr>
+          <w:lang w:val="zh_TW" w:bidi="zh_TW"/>
+        </w:rPr>
+        <w:t>；</w:t>
+      </w:r>
+      <w:hyperlink r:id="rId27">
+        <w:r>
+          <w:rPr>
+            <w:lang w:val="zh_TW" w:bidi="zh_TW"/>
+          </w:rPr>
+          <w:rPr>
+            <w:color w:val="0000EE"/>
+            <w:u w:val="single"/>
+          </w:rPr>
+          <w:t>詩29:11</w:t>
+        </w:r>
+      </w:hyperlink>
+      <w:r>
+        <w:rPr>
+          <w:lang w:val="zh_TW" w:bidi="zh_TW"/>
+        </w:rPr>
+        <w:t>，</w:t>
+      </w:r>
+      <w:hyperlink r:id="rId22">
+        <w:r>
+          <w:rPr>
+            <w:lang w:val="zh_TW" w:bidi="zh_TW"/>
+          </w:rPr>
+          <w:rPr>
+            <w:color w:val="0000EE"/>
+            <w:u w:val="single"/>
+          </w:rPr>
+          <w:t>85:8</w:t>
+        </w:r>
+      </w:hyperlink>
+      <w:r>
+        <w:rPr>
+          <w:lang w:val="zh_TW" w:bidi="zh_TW"/>
+        </w:rPr>
+        <w:t>；</w:t>
+      </w:r>
+      <w:hyperlink r:id="rId28">
+        <w:r>
+          <w:rPr>
+            <w:lang w:val="zh_TW" w:bidi="zh_TW"/>
+          </w:rPr>
+          <w:rPr>
+            <w:color w:val="0000EE"/>
+            <w:u w:val="single"/>
+          </w:rPr>
+          <w:t>賽45:7</w:t>
+        </w:r>
+      </w:hyperlink>
+      <w:r>
+        <w:rPr>
+          <w:lang w:val="zh_TW" w:bidi="zh_TW"/>
+        </w:rPr>
+        <w:t>）。因此，我們不難發現，「平安」與舊約聖經中的約密切相關。</w:t>
       </w:r>
     </w:p>
     <w:p>
@@ -533,73 +779,162 @@
         <w:rPr>
           <w:lang w:val="zh_TW" w:bidi="zh_TW"/>
         </w:rPr>
-        <w:t>在新約中，謙卑很少指貧窮、苦難或壓迫的客觀狀況。謙卑的主題在與耶穌作為彌賽亞的神學主題中發展。舊約認為最理想的謙卑是即將來臨君王的特質，這理所當然就適用於新約的耶穌（</w:t>
-      </w:r>
-      <w:hyperlink r:id="rId26">
-        <w:r>
-          <w:rPr>
-            <w:lang w:val="zh_TW" w:bidi="zh_TW"/>
-          </w:rPr>
-          <w:rPr>
-            <w:color w:val="0000EE"/>
-            <w:u w:val="single"/>
-          </w:rPr>
-          <w:t>亞9:9</w:t>
-        </w:r>
-      </w:hyperlink>
-      <w:r>
-        <w:rPr>
-          <w:lang w:val="zh_TW" w:bidi="zh_TW"/>
-        </w:rPr>
-        <w:t>；參：</w:t>
-      </w:r>
-      <w:hyperlink r:id="rId27">
-        <w:r>
-          <w:rPr>
-            <w:lang w:val="zh_TW" w:bidi="zh_TW"/>
-          </w:rPr>
-          <w:rPr>
-            <w:color w:val="0000EE"/>
-            <w:u w:val="single"/>
-          </w:rPr>
-          <w:t>太21:4–5</w:t>
-        </w:r>
-      </w:hyperlink>
-      <w:r>
-        <w:rPr>
-          <w:lang w:val="zh_TW" w:bidi="zh_TW"/>
-        </w:rPr>
-        <w:t>）。作為神的兒子，耶穌不為自己著想，而是過著順服和信靠父神的生命。使徒保羅將一種自我倒空歸於道成肉身的神的兒子，藉此祂「</w:t>
-      </w:r>
-      <w:r>
-        <w:rPr>
-          <w:lang w:val="zh_TW" w:bidi="zh_TW"/>
-        </w:rPr>
-        <w:t>反倒虛己</w:t>
-      </w:r>
-      <w:r>
-        <w:rPr>
-          <w:lang w:val="zh_TW" w:bidi="zh_TW"/>
-        </w:rPr>
-        <w:t>，取了奴僕的形象」（</w:t>
-      </w:r>
-      <w:hyperlink r:id="rId28">
-        <w:r>
-          <w:rPr>
-            <w:lang w:val="zh_TW" w:bidi="zh_TW"/>
-          </w:rPr>
-          <w:rPr>
-            <w:color w:val="0000EE"/>
-            <w:u w:val="single"/>
-          </w:rPr>
-          <w:t>腓2:5–8</w:t>
-        </w:r>
-      </w:hyperlink>
-      <w:r>
-        <w:rPr>
-          <w:lang w:val="zh_TW" w:bidi="zh_TW"/>
-        </w:rPr>
-        <w:t>）。耶穌所展現的品格沒有任何的自大或傲慢。</w:t>
+        <w:t>平安是立約雙方（神和祂的百姓）之間和諧與相交的理想狀態（</w:t>
+      </w:r>
+      <w:hyperlink r:id="rId29">
+        <w:r>
+          <w:rPr>
+            <w:lang w:val="zh_TW" w:bidi="zh_TW"/>
+          </w:rPr>
+          <w:rPr>
+            <w:color w:val="0000EE"/>
+            <w:u w:val="single"/>
+          </w:rPr>
+          <w:t>民6:26</w:t>
+        </w:r>
+      </w:hyperlink>
+      <w:r>
+        <w:rPr>
+          <w:lang w:val="zh_TW" w:bidi="zh_TW"/>
+        </w:rPr>
+        <w:t>；參</w:t>
+      </w:r>
+      <w:hyperlink r:id="rId30">
+        <w:r>
+          <w:rPr>
+            <w:lang w:val="zh_TW" w:bidi="zh_TW"/>
+          </w:rPr>
+          <w:rPr>
+            <w:color w:val="0000EE"/>
+            <w:u w:val="single"/>
+          </w:rPr>
+          <w:t>賽54:10</w:t>
+        </w:r>
+      </w:hyperlink>
+      <w:r>
+        <w:rPr>
+          <w:lang w:val="zh_TW" w:bidi="zh_TW"/>
+        </w:rPr>
+        <w:t>）。平安表明神在立約關係中的祝福（</w:t>
+      </w:r>
+      <w:hyperlink r:id="rId31">
+        <w:r>
+          <w:rPr>
+            <w:lang w:val="zh_TW" w:bidi="zh_TW"/>
+          </w:rPr>
+          <w:rPr>
+            <w:color w:val="0000EE"/>
+            <w:u w:val="single"/>
+          </w:rPr>
+          <w:t>瑪2:5</w:t>
+        </w:r>
+      </w:hyperlink>
+      <w:r>
+        <w:rPr>
+          <w:lang w:val="zh_TW" w:bidi="zh_TW"/>
+        </w:rPr>
+        <w:t>；參</w:t>
+      </w:r>
+      <w:hyperlink r:id="rId32">
+        <w:r>
+          <w:rPr>
+            <w:lang w:val="zh_TW" w:bidi="zh_TW"/>
+          </w:rPr>
+          <w:rPr>
+            <w:color w:val="0000EE"/>
+            <w:u w:val="single"/>
+          </w:rPr>
+          <w:t>民25:12</w:t>
+        </w:r>
+      </w:hyperlink>
+      <w:r>
+        <w:rPr>
+          <w:lang w:val="zh_TW" w:bidi="zh_TW"/>
+        </w:rPr>
+        <w:t>）。相反，缺乏平安則表明這種關係因以色列人的悖逆和不義而遭到破壞（</w:t>
+      </w:r>
+      <w:hyperlink r:id="rId33">
+        <w:r>
+          <w:rPr>
+            <w:lang w:val="zh_TW" w:bidi="zh_TW"/>
+          </w:rPr>
+          <w:rPr>
+            <w:color w:val="0000EE"/>
+            <w:u w:val="single"/>
+          </w:rPr>
+          <w:t>耶16:5</w:t>
+        </w:r>
+      </w:hyperlink>
+      <w:r>
+        <w:rPr>
+          <w:lang w:val="zh_TW" w:bidi="zh_TW"/>
+        </w:rPr>
+        <w:t>、</w:t>
+      </w:r>
+      <w:hyperlink r:id="rId33">
+        <w:r>
+          <w:rPr>
+            <w:lang w:val="zh_TW" w:bidi="zh_TW"/>
+          </w:rPr>
+          <w:rPr>
+            <w:color w:val="0000EE"/>
+            <w:u w:val="single"/>
+          </w:rPr>
+          <w:t>10–13</w:t>
+        </w:r>
+      </w:hyperlink>
+      <w:r>
+        <w:rPr>
+          <w:lang w:val="zh_TW" w:bidi="zh_TW"/>
+        </w:rPr>
+        <w:t>；參</w:t>
+      </w:r>
+      <w:hyperlink r:id="rId34">
+        <w:r>
+          <w:rPr>
+            <w:lang w:val="zh_TW" w:bidi="zh_TW"/>
+          </w:rPr>
+          <w:rPr>
+            <w:color w:val="0000EE"/>
+            <w:u w:val="single"/>
+          </w:rPr>
+          <w:t>詩85:9–11</w:t>
+        </w:r>
+      </w:hyperlink>
+      <w:r>
+        <w:rPr>
+          <w:lang w:val="zh_TW" w:bidi="zh_TW"/>
+        </w:rPr>
+        <w:t>；</w:t>
+      </w:r>
+      <w:hyperlink r:id="rId15">
+        <w:r>
+          <w:rPr>
+            <w:lang w:val="zh_TW" w:bidi="zh_TW"/>
+          </w:rPr>
+          <w:rPr>
+            <w:color w:val="0000EE"/>
+            <w:u w:val="single"/>
+          </w:rPr>
+          <w:t>賽32:17</w:t>
+        </w:r>
+      </w:hyperlink>
+      <w:r>
+        <w:rPr>
+          <w:lang w:val="zh_TW" w:bidi="zh_TW"/>
+        </w:rPr>
+        <w:t>）。</w:t>
+      </w:r>
+    </w:p>
+    <w:p>
+      <w:pPr>
+        <w:pStyle w:val="Heading4"/>
+      </w:pPr>
+      <w:r>
+        <w:rPr>
+          <w:lang w:val="zh_TW" w:bidi="zh_TW"/>
+        </w:rPr>
+        <w:t>先知書中的平安</w:t>
       </w:r>
     </w:p>
     <w:p>
@@ -613,48 +948,54 @@
         <w:rPr>
           <w:lang w:val="zh_TW" w:bidi="zh_TW"/>
         </w:rPr>
-        <w:t>雖然在面對偽善時勇敢無畏，並毫不留情地拒絕虛偽的宗教表現，耶穌卻是「</w:t>
-      </w:r>
-      <w:r>
-        <w:rPr>
-          <w:lang w:val="zh_TW" w:bidi="zh_TW"/>
-        </w:rPr>
-        <w:t>心裏柔和謙卑</w:t>
-      </w:r>
-      <w:r>
-        <w:rPr>
-          <w:lang w:val="zh_TW" w:bidi="zh_TW"/>
-        </w:rPr>
-        <w:t>」的（</w:t>
-      </w:r>
-      <w:hyperlink r:id="rId29">
-        <w:r>
-          <w:rPr>
-            <w:lang w:val="zh_TW" w:bidi="zh_TW"/>
-          </w:rPr>
-          <w:rPr>
-            <w:color w:val="0000EE"/>
-            <w:u w:val="single"/>
-          </w:rPr>
-          <w:t>太11:29</w:t>
-        </w:r>
-      </w:hyperlink>
-      <w:r>
-        <w:rPr>
-          <w:lang w:val="zh_TW" w:bidi="zh_TW"/>
-        </w:rPr>
-        <w:t>）。因此，祂可以嚴厲警告其對地位的渴望，並公開斥責法利賽人對窮人和受壓迫者的暴力行為（</w:t>
-      </w:r>
-      <w:hyperlink r:id="rId30">
-        <w:r>
-          <w:rPr>
-            <w:lang w:val="zh_TW" w:bidi="zh_TW"/>
-          </w:rPr>
-          <w:rPr>
-            <w:color w:val="0000EE"/>
-            <w:u w:val="single"/>
-          </w:rPr>
-          <w:t>路14:11</w:t>
+        <w:t>平安在先知書中是為一個非常重要的詞語。「假」先知忽略了人在立約關係中享有福祉所需的條件。神始終對以色列信實（</w:t>
+      </w:r>
+      <w:hyperlink r:id="rId35">
+        <w:r>
+          <w:rPr>
+            <w:lang w:val="zh_TW" w:bidi="zh_TW"/>
+          </w:rPr>
+          <w:rPr>
+            <w:color w:val="0000EE"/>
+            <w:u w:val="single"/>
+          </w:rPr>
+          <w:t>詩89篇</w:t>
+        </w:r>
+      </w:hyperlink>
+      <w:r>
+        <w:rPr>
+          <w:lang w:val="zh_TW" w:bidi="zh_TW"/>
+        </w:rPr>
+        <w:t>），他們因此認為神必永遠保障國家的平安 （</w:t>
+      </w:r>
+      <w:hyperlink r:id="rId36">
+        <w:r>
+          <w:rPr>
+            <w:lang w:val="zh_TW" w:bidi="zh_TW"/>
+          </w:rPr>
+          <w:rPr>
+            <w:color w:val="0000EE"/>
+            <w:u w:val="single"/>
+          </w:rPr>
+          <w:t>耶6:14</w:t>
+        </w:r>
+      </w:hyperlink>
+      <w:r>
+        <w:rPr>
+          <w:lang w:val="zh_TW" w:bidi="zh_TW"/>
+        </w:rPr>
+        <w:t>，</w:t>
+      </w:r>
+      <w:hyperlink r:id="rId37">
+        <w:r>
+          <w:rPr>
+            <w:lang w:val="zh_TW" w:bidi="zh_TW"/>
+          </w:rPr>
+          <w:rPr>
+            <w:color w:val="0000EE"/>
+            <w:u w:val="single"/>
+          </w:rPr>
+          <w:t>8:15</w:t>
         </w:r>
       </w:hyperlink>
       <w:r>
@@ -663,34 +1004,34 @@
         </w:rPr>
         <w:t>；</w:t>
       </w:r>
-      <w:hyperlink r:id="rId31">
-        <w:r>
-          <w:rPr>
-            <w:lang w:val="zh_TW" w:bidi="zh_TW"/>
-          </w:rPr>
-          <w:rPr>
-            <w:color w:val="0000EE"/>
-            <w:u w:val="single"/>
-          </w:rPr>
-          <w:t>太23:12</w:t>
-        </w:r>
-      </w:hyperlink>
-      <w:r>
-        <w:rPr>
-          <w:lang w:val="zh_TW" w:bidi="zh_TW"/>
-        </w:rPr>
-        <w:t>）。同時，祂也謙卑地像僕人一般服事他人（</w:t>
-      </w:r>
-      <w:hyperlink r:id="rId32">
-        <w:r>
-          <w:rPr>
-            <w:lang w:val="zh_TW" w:bidi="zh_TW"/>
-          </w:rPr>
-          <w:rPr>
-            <w:color w:val="0000EE"/>
-            <w:u w:val="single"/>
-          </w:rPr>
-          <w:t>路22:27</w:t>
+      <w:hyperlink r:id="rId38">
+        <w:r>
+          <w:rPr>
+            <w:lang w:val="zh_TW" w:bidi="zh_TW"/>
+          </w:rPr>
+          <w:rPr>
+            <w:color w:val="0000EE"/>
+            <w:u w:val="single"/>
+          </w:rPr>
+          <w:t>結13:10</w:t>
+        </w:r>
+      </w:hyperlink>
+      <w:r>
+        <w:rPr>
+          <w:lang w:val="zh_TW" w:bidi="zh_TW"/>
+        </w:rPr>
+        <w:t>、</w:t>
+      </w:r>
+      <w:hyperlink r:id="rId38">
+        <w:r>
+          <w:rPr>
+            <w:lang w:val="zh_TW" w:bidi="zh_TW"/>
+          </w:rPr>
+          <w:rPr>
+            <w:color w:val="0000EE"/>
+            <w:u w:val="single"/>
+          </w:rPr>
+          <w:t>16</w:t>
         </w:r>
       </w:hyperlink>
       <w:r>
@@ -699,6 +1040,60 @@
         </w:rPr>
         <w:t>；</w:t>
       </w:r>
+      <w:hyperlink r:id="rId39">
+        <w:r>
+          <w:rPr>
+            <w:lang w:val="zh_TW" w:bidi="zh_TW"/>
+          </w:rPr>
+          <w:rPr>
+            <w:color w:val="0000EE"/>
+            <w:u w:val="single"/>
+          </w:rPr>
+          <w:t>彌3:5</w:t>
+        </w:r>
+      </w:hyperlink>
+      <w:r>
+        <w:rPr>
+          <w:lang w:val="zh_TW" w:bidi="zh_TW"/>
+        </w:rPr>
+        <w:t>）。在這種普遍卻虛假的安全感之下，被擄到巴比倫之前的先知宣告，神的審判即將臨到，以色列將失去平安。先知指出，以色列持續悖逆和行不義，因此失去了平安（</w:t>
+      </w:r>
+      <w:hyperlink r:id="rId40">
+        <w:r>
+          <w:rPr>
+            <w:lang w:val="zh_TW" w:bidi="zh_TW"/>
+          </w:rPr>
+          <w:rPr>
+            <w:color w:val="0000EE"/>
+            <w:u w:val="single"/>
+          </w:rPr>
+          <w:t>賽48:18</w:t>
+        </w:r>
+      </w:hyperlink>
+      <w:r>
+        <w:rPr>
+          <w:lang w:val="zh_TW" w:bidi="zh_TW"/>
+        </w:rPr>
+        <w:t>；</w:t>
+      </w:r>
+      <w:hyperlink r:id="rId41">
+        <w:r>
+          <w:rPr>
+            <w:lang w:val="zh_TW" w:bidi="zh_TW"/>
+          </w:rPr>
+          <w:rPr>
+            <w:color w:val="0000EE"/>
+            <w:u w:val="single"/>
+          </w:rPr>
+          <w:t>耶14:13–16</w:t>
+        </w:r>
+      </w:hyperlink>
+      <w:r>
+        <w:rPr>
+          <w:lang w:val="zh_TW" w:bidi="zh_TW"/>
+        </w:rPr>
+        <w:t>，</w:t>
+      </w:r>
       <w:hyperlink r:id="rId33">
         <w:r>
           <w:rPr>
@@ -708,7 +1103,43 @@
             <w:color w:val="0000EE"/>
             <w:u w:val="single"/>
           </w:rPr>
-          <w:t>可10:45</w:t>
+          <w:t>16:5</w:t>
+        </w:r>
+      </w:hyperlink>
+      <w:r>
+        <w:rPr>
+          <w:lang w:val="zh_TW" w:bidi="zh_TW"/>
+        </w:rPr>
+        <w:t>、</w:t>
+      </w:r>
+      <w:hyperlink r:id="rId33">
+        <w:r>
+          <w:rPr>
+            <w:lang w:val="zh_TW" w:bidi="zh_TW"/>
+          </w:rPr>
+          <w:rPr>
+            <w:color w:val="0000EE"/>
+            <w:u w:val="single"/>
+          </w:rPr>
+          <w:t>10–13</w:t>
+        </w:r>
+      </w:hyperlink>
+      <w:r>
+        <w:rPr>
+          <w:lang w:val="zh_TW" w:bidi="zh_TW"/>
+        </w:rPr>
+        <w:t>、</w:t>
+      </w:r>
+      <w:hyperlink r:id="rId42">
+        <w:r>
+          <w:rPr>
+            <w:lang w:val="zh_TW" w:bidi="zh_TW"/>
+          </w:rPr>
+          <w:rPr>
+            <w:color w:val="0000EE"/>
+            <w:u w:val="single"/>
+          </w:rPr>
+          <w:t>28</w:t>
         </w:r>
       </w:hyperlink>
       <w:r>
@@ -717,142 +1148,34 @@
         </w:rPr>
         <w:t>；</w:t>
       </w:r>
-      <w:hyperlink r:id="rId34">
-        <w:r>
-          <w:rPr>
-            <w:lang w:val="zh_TW" w:bidi="zh_TW"/>
-          </w:rPr>
-          <w:rPr>
-            <w:color w:val="0000EE"/>
-            <w:u w:val="single"/>
-          </w:rPr>
-          <w:t>太20:28</w:t>
-        </w:r>
-      </w:hyperlink>
-      <w:r>
-        <w:rPr>
-          <w:lang w:val="zh_TW" w:bidi="zh_TW"/>
-        </w:rPr>
-        <w:t>）。耶穌的謙卑和祂願意順服父的旨意而接受十字架的刑罰，是不可分割的。因此，以祂自己生命的作為見證，祂對心靈貧窮的教導是真實可靠的。祂將所有榮耀歸於父，並完全依賴祂（</w:t>
-      </w:r>
-      <w:hyperlink r:id="rId35">
-        <w:r>
-          <w:rPr>
-            <w:lang w:val="zh_TW" w:bidi="zh_TW"/>
-          </w:rPr>
-          <w:rPr>
-            <w:color w:val="0000EE"/>
-            <w:u w:val="single"/>
-          </w:rPr>
-          <w:t>約5:19</w:t>
-        </w:r>
-      </w:hyperlink>
-      <w:r>
-        <w:rPr>
-          <w:lang w:val="zh_TW" w:bidi="zh_TW"/>
-        </w:rPr>
-        <w:t>，</w:t>
-      </w:r>
-      <w:hyperlink r:id="rId36">
-        <w:r>
-          <w:rPr>
-            <w:lang w:val="zh_TW" w:bidi="zh_TW"/>
-          </w:rPr>
-          <w:rPr>
-            <w:color w:val="0000EE"/>
-            <w:u w:val="single"/>
-          </w:rPr>
-          <w:t>6:38</w:t>
-        </w:r>
-      </w:hyperlink>
-      <w:r>
-        <w:rPr>
-          <w:lang w:val="zh_TW" w:bidi="zh_TW"/>
-        </w:rPr>
-        <w:t>，</w:t>
-      </w:r>
-      <w:hyperlink r:id="rId37">
-        <w:r>
-          <w:rPr>
-            <w:lang w:val="zh_TW" w:bidi="zh_TW"/>
-          </w:rPr>
-          <w:rPr>
-            <w:color w:val="0000EE"/>
-            <w:u w:val="single"/>
-          </w:rPr>
-          <w:t>7:15</w:t>
-        </w:r>
-      </w:hyperlink>
-      <w:r>
-        <w:rPr>
-          <w:lang w:val="zh_TW" w:bidi="zh_TW"/>
-        </w:rPr>
-        <w:t>，</w:t>
-      </w:r>
-      <w:hyperlink r:id="rId38">
-        <w:r>
-          <w:rPr>
-            <w:lang w:val="zh_TW" w:bidi="zh_TW"/>
-          </w:rPr>
-          <w:rPr>
-            <w:color w:val="0000EE"/>
-            <w:u w:val="single"/>
-          </w:rPr>
-          <w:t>8:28、50</w:t>
-        </w:r>
-      </w:hyperlink>
-      <w:r>
-        <w:rPr>
-          <w:lang w:val="zh_TW" w:bidi="zh_TW"/>
-        </w:rPr>
-        <w:t>，</w:t>
-      </w:r>
-      <w:hyperlink r:id="rId39">
-        <w:r>
-          <w:rPr>
-            <w:lang w:val="zh_TW" w:bidi="zh_TW"/>
-          </w:rPr>
-          <w:rPr>
-            <w:color w:val="0000EE"/>
-            <w:u w:val="single"/>
-          </w:rPr>
-          <w:t>14:10、24</w:t>
-        </w:r>
-      </w:hyperlink>
-      <w:r>
-        <w:rPr>
-          <w:lang w:val="zh_TW" w:bidi="zh_TW"/>
-        </w:rPr>
-        <w:t>）。通過洗門徒的腳，祂承擔了僕人的角色，卻沒有失去尊嚴和自我價值。祂這樣的服事成為跟隨祂的人的生命榜樣，這種生命在於優先考慮他人而非自己中找到幸福（</w:t>
-      </w:r>
-      <w:hyperlink r:id="rId40">
-        <w:r>
-          <w:rPr>
-            <w:lang w:val="zh_TW" w:bidi="zh_TW"/>
-          </w:rPr>
-          <w:rPr>
-            <w:color w:val="0000EE"/>
-            <w:u w:val="single"/>
-          </w:rPr>
-          <w:t>約13:1–20</w:t>
-        </w:r>
-      </w:hyperlink>
-      <w:r>
-        <w:rPr>
-          <w:lang w:val="zh_TW" w:bidi="zh_TW"/>
-        </w:rPr>
-        <w:t>；</w:t>
-      </w:r>
-      <w:hyperlink r:id="rId41">
-        <w:r>
-          <w:rPr>
-            <w:lang w:val="zh_TW" w:bidi="zh_TW"/>
-          </w:rPr>
-          <w:rPr>
-            <w:color w:val="0000EE"/>
-            <w:u w:val="single"/>
-          </w:rPr>
-          <w:t>腓2:1–4</w:t>
+      <w:hyperlink r:id="rId43">
+        <w:r>
+          <w:rPr>
+            <w:lang w:val="zh_TW" w:bidi="zh_TW"/>
+          </w:rPr>
+          <w:rPr>
+            <w:color w:val="0000EE"/>
+            <w:u w:val="single"/>
+          </w:rPr>
+          <w:t>彌3:4</w:t>
+        </w:r>
+      </w:hyperlink>
+      <w:r>
+        <w:rPr>
+          <w:lang w:val="zh_TW" w:bidi="zh_TW"/>
+        </w:rPr>
+        <w:t>、</w:t>
+      </w:r>
+      <w:hyperlink r:id="rId43">
+        <w:r>
+          <w:rPr>
+            <w:lang w:val="zh_TW" w:bidi="zh_TW"/>
+          </w:rPr>
+          <w:rPr>
+            <w:color w:val="0000EE"/>
+            <w:u w:val="single"/>
+          </w:rPr>
+          <w:t>9–12</w:t>
         </w:r>
       </w:hyperlink>
       <w:r>
@@ -873,18 +1196,90 @@
         <w:rPr>
           <w:lang w:val="zh_TW" w:bidi="zh_TW"/>
         </w:rPr>
-        <w:t>因此，耶穌的門徒也被蒙召過一個謙卑的生命。基督徒背棄地位、安全和成功，尋求在服事他人中來獲得自己的生命。謙卑是全方位生命原則，藉由愛來為他人求益處，從而成就律法（參</w:t>
-      </w:r>
-      <w:hyperlink r:id="rId42">
-        <w:r>
-          <w:rPr>
-            <w:lang w:val="zh_TW" w:bidi="zh_TW"/>
-          </w:rPr>
-          <w:rPr>
-            <w:color w:val="0000EE"/>
-            <w:u w:val="single"/>
-          </w:rPr>
-          <w:t>羅 12:10</w:t>
+        <w:t>先知確實指出在越過眼前的危機之後，平安終必回來。那時的平安將具有以下特徵：</w:t>
+      </w:r>
+    </w:p>
+    <w:p>
+      <w:pPr>
+        <w:pStyle w:val="ListBullet"/>
+        <w:spacing w:line="240" w:lineRule="auto"/>
+        <w:ind w:left="720"/>
+      </w:pPr>
+      <w:r>
+        <w:rPr>
+          <w:lang w:val="zh_TW" w:bidi="zh_TW"/>
+        </w:rPr>
+      </w:r>
+      <w:r>
+        <w:rPr>
+          <w:lang w:val="zh_TW" w:bidi="zh_TW"/>
+        </w:rPr>
+        <w:t>興盛與福祉（</w:t>
+      </w:r>
+      <w:hyperlink r:id="rId28">
+        <w:r>
+          <w:rPr>
+            <w:lang w:val="zh_TW" w:bidi="zh_TW"/>
+          </w:rPr>
+          <w:rPr>
+            <w:color w:val="0000EE"/>
+            <w:u w:val="single"/>
+          </w:rPr>
+          <w:t>賽45:7</w:t>
+        </w:r>
+      </w:hyperlink>
+      <w:r>
+        <w:rPr>
+          <w:lang w:val="zh_TW" w:bidi="zh_TW"/>
+        </w:rPr>
+        <w:t>；</w:t>
+      </w:r>
+      <w:hyperlink r:id="rId44">
+        <w:r>
+          <w:rPr>
+            <w:lang w:val="zh_TW" w:bidi="zh_TW"/>
+          </w:rPr>
+          <w:rPr>
+            <w:color w:val="0000EE"/>
+            <w:u w:val="single"/>
+          </w:rPr>
+          <w:t>結34:25–26</w:t>
+        </w:r>
+      </w:hyperlink>
+      <w:r>
+        <w:rPr>
+          <w:lang w:val="zh_TW" w:bidi="zh_TW"/>
+        </w:rPr>
+        <w:t>）</w:t>
+      </w:r>
+    </w:p>
+    <w:p>
+      <w:pPr>
+        <w:pStyle w:val="ListBullet"/>
+        <w:spacing w:line="240" w:lineRule="auto"/>
+        <w:ind w:left="720"/>
+      </w:pPr>
+      <w:r>
+        <w:rPr>
+          <w:lang w:val="zh_TW" w:bidi="zh_TW"/>
+        </w:rPr>
+      </w:r>
+      <w:r>
+        <w:rPr>
+          <w:lang w:val="zh_TW" w:bidi="zh_TW"/>
+        </w:rPr>
+        <w:t>沒有爭戰（</w:t>
+      </w:r>
+      <w:hyperlink r:id="rId45">
+        <w:r>
+          <w:rPr>
+            <w:lang w:val="zh_TW" w:bidi="zh_TW"/>
+          </w:rPr>
+          <w:rPr>
+            <w:color w:val="0000EE"/>
+            <w:u w:val="single"/>
+          </w:rPr>
+          <w:t>賽2:2–4</w:t>
         </w:r>
       </w:hyperlink>
       <w:r>
@@ -893,33 +1288,257 @@
         </w:rPr>
         <w:t>，</w:t>
       </w:r>
-      <w:hyperlink r:id="rId43">
-        <w:r>
-          <w:rPr>
-            <w:lang w:val="zh_TW" w:bidi="zh_TW"/>
-          </w:rPr>
-          <w:rPr>
-            <w:color w:val="0000EE"/>
-            <w:u w:val="single"/>
-          </w:rPr>
-          <w:t>13:8–10</w:t>
-        </w:r>
-      </w:hyperlink>
-      <w:r>
-        <w:rPr>
-          <w:lang w:val="zh_TW" w:bidi="zh_TW"/>
-        </w:rPr>
-        <w:t>）。</w:t>
-      </w:r>
-      <w:r>
-        <w:rPr>
-          <w:lang w:val="zh_TW" w:bidi="zh_TW"/>
-        </w:rPr>
-      </w:r>
-      <w:r>
-        <w:rPr>
-          <w:lang w:val="zh_TW" w:bidi="zh_TW"/>
-        </w:rPr>
+      <w:hyperlink r:id="rId46">
+        <w:r>
+          <w:rPr>
+            <w:lang w:val="zh_TW" w:bidi="zh_TW"/>
+          </w:rPr>
+          <w:rPr>
+            <w:color w:val="0000EE"/>
+            <w:u w:val="single"/>
+          </w:rPr>
+          <w:t>32:15–20</w:t>
+        </w:r>
+      </w:hyperlink>
+      <w:r>
+        <w:rPr>
+          <w:lang w:val="zh_TW" w:bidi="zh_TW"/>
+        </w:rPr>
+        <w:t>；</w:t>
+      </w:r>
+      <w:hyperlink r:id="rId47">
+        <w:r>
+          <w:rPr>
+            <w:lang w:val="zh_TW" w:bidi="zh_TW"/>
+          </w:rPr>
+          <w:rPr>
+            <w:color w:val="0000EE"/>
+            <w:u w:val="single"/>
+          </w:rPr>
+          <w:t>結34:28–31</w:t>
+        </w:r>
+      </w:hyperlink>
+      <w:r>
+        <w:rPr>
+          <w:lang w:val="zh_TW" w:bidi="zh_TW"/>
+        </w:rPr>
+        <w:t>）</w:t>
+      </w:r>
+    </w:p>
+    <w:p>
+      <w:pPr>
+        <w:pStyle w:val="ListBullet"/>
+        <w:spacing w:line="240" w:lineRule="auto"/>
+        <w:ind w:left="720"/>
+      </w:pPr>
+      <w:r>
+        <w:rPr>
+          <w:lang w:val="zh_TW" w:bidi="zh_TW"/>
+        </w:rPr>
+      </w:r>
+      <w:r>
+        <w:rPr>
+          <w:lang w:val="zh_TW" w:bidi="zh_TW"/>
+        </w:rPr>
+        <w:t>正確的關係（</w:t>
+      </w:r>
+      <w:hyperlink r:id="rId48">
+        <w:r>
+          <w:rPr>
+            <w:lang w:val="zh_TW" w:bidi="zh_TW"/>
+          </w:rPr>
+          <w:rPr>
+            <w:color w:val="0000EE"/>
+            <w:u w:val="single"/>
+          </w:rPr>
+          <w:t>賽11:1–5</w:t>
+        </w:r>
+      </w:hyperlink>
+      <w:r>
+        <w:rPr>
+          <w:lang w:val="zh_TW" w:bidi="zh_TW"/>
+        </w:rPr>
+        <w:t>；</w:t>
+      </w:r>
+      <w:hyperlink r:id="rId49">
+        <w:r>
+          <w:rPr>
+            <w:lang w:val="zh_TW" w:bidi="zh_TW"/>
+          </w:rPr>
+          <w:rPr>
+            <w:color w:val="0000EE"/>
+            <w:u w:val="single"/>
+          </w:rPr>
+          <w:t>彌4:1–4</w:t>
+        </w:r>
+      </w:hyperlink>
+      <w:r>
+        <w:rPr>
+          <w:lang w:val="zh_TW" w:bidi="zh_TW"/>
+        </w:rPr>
+        <w:t>；</w:t>
+      </w:r>
+      <w:hyperlink r:id="rId50">
+        <w:r>
+          <w:rPr>
+            <w:lang w:val="zh_TW" w:bidi="zh_TW"/>
+          </w:rPr>
+          <w:rPr>
+            <w:color w:val="0000EE"/>
+            <w:u w:val="single"/>
+          </w:rPr>
+          <w:t>亞8:9–13</w:t>
+        </w:r>
+      </w:hyperlink>
+      <w:r>
+        <w:rPr>
+          <w:lang w:val="zh_TW" w:bidi="zh_TW"/>
+        </w:rPr>
+        <w:t>）</w:t>
+      </w:r>
+    </w:p>
+    <w:p>
+      <w:pPr>
+        <w:pStyle w:val="ListBullet"/>
+        <w:spacing w:line="240" w:lineRule="auto"/>
+        <w:ind w:left="720"/>
+      </w:pPr>
+      <w:r>
+        <w:rPr>
+          <w:lang w:val="zh_TW" w:bidi="zh_TW"/>
+        </w:rPr>
+      </w:r>
+      <w:r>
+        <w:rPr>
+          <w:lang w:val="zh_TW" w:bidi="zh_TW"/>
+        </w:rPr>
+        <w:t>自然界恢復和諧（</w:t>
+      </w:r>
+      <w:hyperlink r:id="rId51">
+        <w:r>
+          <w:rPr>
+            <w:lang w:val="zh_TW" w:bidi="zh_TW"/>
+          </w:rPr>
+          <w:rPr>
+            <w:color w:val="0000EE"/>
+            <w:u w:val="single"/>
+          </w:rPr>
+          <w:t>賽11:6–9</w:t>
+        </w:r>
+      </w:hyperlink>
+      <w:r>
+        <w:rPr>
+          <w:lang w:val="zh_TW" w:bidi="zh_TW"/>
+        </w:rPr>
+        <w:t>；</w:t>
+      </w:r>
+      <w:hyperlink r:id="rId52">
+        <w:r>
+          <w:rPr>
+            <w:lang w:val="zh_TW" w:bidi="zh_TW"/>
+          </w:rPr>
+          <w:rPr>
+            <w:color w:val="0000EE"/>
+            <w:u w:val="single"/>
+          </w:rPr>
+          <w:t>結47:1–12</w:t>
+        </w:r>
+      </w:hyperlink>
+      <w:r>
+        <w:rPr>
+          <w:lang w:val="zh_TW" w:bidi="zh_TW"/>
+        </w:rPr>
+        <w:t>）</w:t>
+      </w:r>
+    </w:p>
+    <w:p>
+      <w:pPr>
+        <w:pStyle w:val="ListBullet"/>
+        <w:spacing w:line="240" w:lineRule="auto"/>
+        <w:ind w:left="720"/>
+      </w:pPr>
+      <w:r>
+        <w:rPr>
+          <w:lang w:val="zh_TW" w:bidi="zh_TW"/>
+        </w:rPr>
+      </w:r>
+      <w:r>
+        <w:rPr>
+          <w:lang w:val="zh_TW" w:bidi="zh_TW"/>
+        </w:rPr>
+        <w:t>救恩（</w:t>
+      </w:r>
+      <w:hyperlink r:id="rId53">
+        <w:r>
+          <w:rPr>
+            <w:lang w:val="zh_TW" w:bidi="zh_TW"/>
+          </w:rPr>
+          <w:rPr>
+            <w:color w:val="0000EE"/>
+            <w:u w:val="single"/>
+          </w:rPr>
+          <w:t>賽52:7</w:t>
+        </w:r>
+      </w:hyperlink>
+      <w:r>
+        <w:rPr>
+          <w:lang w:val="zh_TW" w:bidi="zh_TW"/>
+        </w:rPr>
+        <w:t>，</w:t>
+      </w:r>
+      <w:hyperlink r:id="rId54">
+        <w:r>
+          <w:rPr>
+            <w:lang w:val="zh_TW" w:bidi="zh_TW"/>
+          </w:rPr>
+          <w:rPr>
+            <w:color w:val="0000EE"/>
+            <w:u w:val="single"/>
+          </w:rPr>
+          <w:t>60:17</w:t>
+        </w:r>
+      </w:hyperlink>
+      <w:r>
+        <w:rPr>
+          <w:lang w:val="zh_TW" w:bidi="zh_TW"/>
+        </w:rPr>
+        <w:t>；</w:t>
+      </w:r>
+      <w:hyperlink r:id="rId55">
+        <w:r>
+          <w:rPr>
+            <w:lang w:val="zh_TW" w:bidi="zh_TW"/>
+          </w:rPr>
+          <w:rPr>
+            <w:color w:val="0000EE"/>
+            <w:u w:val="single"/>
+          </w:rPr>
+          <w:t>結34:30–31</w:t>
+        </w:r>
+      </w:hyperlink>
+      <w:r>
+        <w:rPr>
+          <w:lang w:val="zh_TW" w:bidi="zh_TW"/>
+        </w:rPr>
+        <w:t>，</w:t>
+      </w:r>
+      <w:hyperlink r:id="rId56">
+        <w:r>
+          <w:rPr>
+            <w:lang w:val="zh_TW" w:bidi="zh_TW"/>
+          </w:rPr>
+          <w:rPr>
+            <w:color w:val="0000EE"/>
+            <w:u w:val="single"/>
+          </w:rPr>
+          <w:t>37:26–28</w:t>
+        </w:r>
+      </w:hyperlink>
+      <w:r>
+        <w:rPr>
+          <w:lang w:val="zh_TW" w:bidi="zh_TW"/>
+        </w:rPr>
+        <w:t>）</w:t>
       </w:r>
     </w:p>
     <w:p>
@@ -929,21 +1548,58 @@
           <w:lang w:val="zh_TW" w:bidi="zh_TW"/>
         </w:rPr>
       </w:r>
+      <w:r>
+        <w:rPr>
+          <w:lang w:val="zh_TW" w:bidi="zh_TW"/>
+        </w:rPr>
+        <w:t>在舊約聖經中，這種對平安的盼望常常與彌賽亞（神所揀選的統治者）有關。</w:t>
+      </w:r>
+      <w:hyperlink r:id="rId57">
+        <w:r>
+          <w:rPr>
+            <w:lang w:val="zh_TW" w:bidi="zh_TW"/>
+          </w:rPr>
+          <w:rPr>
+            <w:color w:val="0000EE"/>
+            <w:u w:val="single"/>
+          </w:rPr>
+          <w:t>以賽亞書九章6節</w:t>
+        </w:r>
+      </w:hyperlink>
+      <w:r>
+        <w:rPr>
+          <w:lang w:val="zh_TW" w:bidi="zh_TW"/>
+        </w:rPr>
+        <w:t>稱這位將來的彌賽亞為「和平的君」。此外，祂的統治將帶來平安；這平安不僅臨到以色列，也要遍及全地（</w:t>
+      </w:r>
+      <w:hyperlink r:id="rId58">
+        <w:r>
+          <w:rPr>
+            <w:lang w:val="zh_TW" w:bidi="zh_TW"/>
+          </w:rPr>
+          <w:rPr>
+            <w:color w:val="0000EE"/>
+            <w:u w:val="single"/>
+          </w:rPr>
+          <w:t>撒9:9–10</w:t>
+        </w:r>
+      </w:hyperlink>
+      <w:r>
+        <w:rPr>
+          <w:lang w:val="zh_TW" w:bidi="zh_TW"/>
+        </w:rPr>
+        <w:t>）。舊約聖經在結束時，這個平安的盼望仍未完全實現，人們仍在等待它完全成就。</w:t>
+      </w:r>
     </w:p>
     <w:p>
       <w:pPr>
-        <w:pStyle w:val="Heading2"/>
-      </w:pPr>
-      <w:r>
-        <w:rPr>
-          <w:lang w:val="zh_TW" w:bidi="zh_TW"/>
-        </w:rPr>
-        <w:t>錢囊</w:t>
-      </w:r>
-      <w:r>
-        <w:rPr>
-          <w:lang w:val="zh_TW" w:bidi="zh_TW"/>
-        </w:rPr>
+        <w:pStyle w:val="Heading3"/>
+      </w:pPr>
+      <w:r>
+        <w:rPr>
+          <w:lang w:val="zh_TW" w:bidi="zh_TW"/>
+        </w:rPr>
+        <w:t>在新約聖經中</w:t>
       </w:r>
     </w:p>
     <w:p>
@@ -957,18 +1613,129 @@
         <w:rPr>
           <w:lang w:val="zh_TW" w:bidi="zh_TW"/>
         </w:rPr>
-        <w:t>人們用來攜帶錢和其它物件的小袋。有三個希伯來詞和三個希臘詞都指這樣的錢囊或袋子。第一個詞指的是用來裝錢或與天平一起使用的石頭砝碼的錢囊或袋子（</w:t>
-      </w:r>
-      <w:hyperlink r:id="rId44">
-        <w:r>
-          <w:rPr>
-            <w:lang w:val="zh_TW" w:bidi="zh_TW"/>
-          </w:rPr>
-          <w:rPr>
-            <w:color w:val="0000EE"/>
-            <w:u w:val="single"/>
-          </w:rPr>
-          <w:t>申命記25:13</w:t>
+        <w:t>新約聖經中主要被譯為「平安」的希臘文是</w:t>
+      </w:r>
+      <w:r>
+        <w:rPr>
+          <w:i/>
+          <w:lang w:val="zh_TW" w:bidi="zh_TW"/>
+        </w:rPr>
+        <w:t>eirene。</w:t>
+      </w:r>
+      <w:r>
+        <w:rPr>
+          <w:lang w:val="zh_TW" w:bidi="zh_TW"/>
+        </w:rPr>
+        <w:t xml:space="preserve"> 這個詞原本在古典希臘文中有「安息」的意思，後來也包含了希伯來文「平安（shalom）」所表達的含義。像希伯來文「平安（shalom）」一樣，</w:t>
+      </w:r>
+      <w:r>
+        <w:rPr>
+          <w:i/>
+          <w:lang w:val="zh_TW" w:bidi="zh_TW"/>
+        </w:rPr>
+        <w:t xml:space="preserve"> eirene</w:t>
+      </w:r>
+      <w:r>
+        <w:rPr>
+          <w:lang w:val="zh_TW" w:bidi="zh_TW"/>
+        </w:rPr>
+        <w:t>也可以用為問安或道別的話語。「願你們平安」這類表達出現在</w:t>
+      </w:r>
+      <w:hyperlink r:id="rId59">
+        <w:r>
+          <w:rPr>
+            <w:lang w:val="zh_TW" w:bidi="zh_TW"/>
+          </w:rPr>
+          <w:rPr>
+            <w:color w:val="0000EE"/>
+            <w:u w:val="single"/>
+          </w:rPr>
+          <w:t>路加福音十章5節</w:t>
+        </w:r>
+      </w:hyperlink>
+      <w:r>
+        <w:rPr>
+          <w:lang w:val="zh_TW" w:bidi="zh_TW"/>
+        </w:rPr>
+        <w:t>，</w:t>
+      </w:r>
+      <w:hyperlink r:id="rId60">
+        <w:r>
+          <w:rPr>
+            <w:lang w:val="zh_TW" w:bidi="zh_TW"/>
+          </w:rPr>
+          <w:rPr>
+            <w:color w:val="0000EE"/>
+            <w:u w:val="single"/>
+          </w:rPr>
+          <w:t>加拉太書六章16節</w:t>
+        </w:r>
+      </w:hyperlink>
+      <w:r>
+        <w:rPr>
+          <w:lang w:val="zh_TW" w:bidi="zh_TW"/>
+        </w:rPr>
+        <w:t>，和</w:t>
+      </w:r>
+      <w:hyperlink r:id="rId61">
+        <w:r>
+          <w:rPr>
+            <w:lang w:val="zh_TW" w:bidi="zh_TW"/>
+          </w:rPr>
+          <w:rPr>
+            <w:color w:val="0000EE"/>
+            <w:u w:val="single"/>
+          </w:rPr>
+          <w:t>雅各書二章16節</w:t>
+        </w:r>
+      </w:hyperlink>
+      <w:r>
+        <w:rPr>
+          <w:lang w:val="zh_TW" w:bidi="zh_TW"/>
+        </w:rPr>
+        <w:t>（參</w:t>
+      </w:r>
+      <w:hyperlink r:id="rId62">
+        <w:r>
+          <w:rPr>
+            <w:lang w:val="zh_TW" w:bidi="zh_TW"/>
+          </w:rPr>
+          <w:rPr>
+            <w:color w:val="0000EE"/>
+            <w:u w:val="single"/>
+          </w:rPr>
+          <w:t>約20:19</w:t>
+        </w:r>
+      </w:hyperlink>
+      <w:r>
+        <w:rPr>
+          <w:lang w:val="zh_TW" w:bidi="zh_TW"/>
+        </w:rPr>
+        <w:t>）。</w:t>
+      </w:r>
+      <w:r>
+        <w:rPr>
+          <w:i/>
+          <w:lang w:val="zh_TW" w:bidi="zh_TW"/>
+        </w:rPr>
+        <w:t>Eirene</w:t>
+      </w:r>
+      <w:r>
+        <w:rPr>
+          <w:lang w:val="zh_TW" w:bidi="zh_TW"/>
+        </w:rPr>
+        <w:t>也可以指終止衝突，無論是國與國之間（</w:t>
+      </w:r>
+      <w:hyperlink r:id="rId63">
+        <w:r>
+          <w:rPr>
+            <w:lang w:val="zh_TW" w:bidi="zh_TW"/>
+          </w:rPr>
+          <w:rPr>
+            <w:color w:val="0000EE"/>
+            <w:u w:val="single"/>
+          </w:rPr>
+          <w:t>路14:32</w:t>
         </w:r>
       </w:hyperlink>
       <w:r>
@@ -977,16 +1744,34 @@
         </w:rPr>
         <w:t>；</w:t>
       </w:r>
-      <w:hyperlink r:id="rId45">
-        <w:r>
-          <w:rPr>
-            <w:lang w:val="zh_TW" w:bidi="zh_TW"/>
-          </w:rPr>
-          <w:rPr>
-            <w:color w:val="0000EE"/>
-            <w:u w:val="single"/>
-          </w:rPr>
-          <w:t>箴言1:14</w:t>
+      <w:hyperlink r:id="rId64">
+        <w:r>
+          <w:rPr>
+            <w:lang w:val="zh_TW" w:bidi="zh_TW"/>
+          </w:rPr>
+          <w:rPr>
+            <w:color w:val="0000EE"/>
+            <w:u w:val="single"/>
+          </w:rPr>
+          <w:t>徒12:20</w:t>
+        </w:r>
+      </w:hyperlink>
+      <w:r>
+        <w:rPr>
+          <w:lang w:val="zh_TW" w:bidi="zh_TW"/>
+        </w:rPr>
+        <w:t>），還是人與人之間（</w:t>
+      </w:r>
+      <w:hyperlink r:id="rId65">
+        <w:r>
+          <w:rPr>
+            <w:lang w:val="zh_TW" w:bidi="zh_TW"/>
+          </w:rPr>
+          <w:rPr>
+            <w:color w:val="0000EE"/>
+            <w:u w:val="single"/>
+          </w:rPr>
+          <w:t>羅14:19</w:t>
         </w:r>
       </w:hyperlink>
       <w:r>
@@ -995,41 +1780,52 @@
         </w:rPr>
         <w:t>；</w:t>
       </w:r>
-      <w:hyperlink r:id="rId46">
-        <w:r>
-          <w:rPr>
-            <w:lang w:val="zh_TW" w:bidi="zh_TW"/>
-          </w:rPr>
-          <w:rPr>
-            <w:color w:val="0000EE"/>
-            <w:u w:val="single"/>
-          </w:rPr>
-          <w:t>以賽亞書46:6</w:t>
-        </w:r>
-      </w:hyperlink>
-      <w:r>
-        <w:rPr>
-          <w:lang w:val="zh_TW" w:bidi="zh_TW"/>
-        </w:rPr>
-        <w:t>；</w:t>
-      </w:r>
-      <w:hyperlink r:id="rId47">
-        <w:r>
-          <w:rPr>
-            <w:lang w:val="zh_TW" w:bidi="zh_TW"/>
-          </w:rPr>
-          <w:rPr>
-            <w:color w:val="0000EE"/>
-            <w:u w:val="single"/>
-          </w:rPr>
-          <w:t>彌迦書6:11</w:t>
-        </w:r>
-      </w:hyperlink>
-      <w:r>
-        <w:rPr>
-          <w:lang w:val="zh_TW" w:bidi="zh_TW"/>
-        </w:rPr>
-        <w:t>）。錢囊可以由皮革或結實的棉布製成。</w:t>
+      <w:hyperlink r:id="rId66">
+        <w:r>
+          <w:rPr>
+            <w:lang w:val="zh_TW" w:bidi="zh_TW"/>
+          </w:rPr>
+          <w:rPr>
+            <w:color w:val="0000EE"/>
+            <w:u w:val="single"/>
+          </w:rPr>
+          <w:t>弗4:3</w:t>
+        </w:r>
+      </w:hyperlink>
+      <w:r>
+        <w:rPr>
+          <w:lang w:val="zh_TW" w:bidi="zh_TW"/>
+        </w:rPr>
+        <w:t>）。此外，它也可以指家庭中的和睦與安寧（參</w:t>
+      </w:r>
+      <w:hyperlink r:id="rId67">
+        <w:r>
+          <w:rPr>
+            <w:lang w:val="zh_TW" w:bidi="zh_TW"/>
+          </w:rPr>
+          <w:rPr>
+            <w:color w:val="0000EE"/>
+            <w:u w:val="single"/>
+          </w:rPr>
+          <w:t>林前7:15</w:t>
+        </w:r>
+      </w:hyperlink>
+      <w:r>
+        <w:rPr>
+          <w:lang w:val="zh_TW" w:bidi="zh_TW"/>
+        </w:rPr>
+        <w:t>）。</w:t>
+      </w:r>
+    </w:p>
+    <w:p>
+      <w:pPr>
+        <w:pStyle w:val="Heading4"/>
+      </w:pPr>
+      <w:r>
+        <w:rPr>
+          <w:lang w:val="zh_TW" w:bidi="zh_TW"/>
+        </w:rPr>
+        <w:t>耶穌帶來神的平安</w:t>
       </w:r>
     </w:p>
     <w:p>
@@ -1043,61 +1839,79 @@
         <w:rPr>
           <w:lang w:val="zh_TW" w:bidi="zh_TW"/>
         </w:rPr>
-        <w:t>另一個希伯來詞指的是與</w:t>
-      </w:r>
-      <w:hyperlink r:id="rId48">
-        <w:r>
-          <w:rPr>
-            <w:lang w:val="zh_TW" w:bidi="zh_TW"/>
-          </w:rPr>
-          <w:rPr>
-            <w:color w:val="0000EE"/>
-            <w:u w:val="single"/>
-          </w:rPr>
-          <w:t>列王紀下五章23節</w:t>
-        </w:r>
-      </w:hyperlink>
-      <w:r>
-        <w:rPr>
-          <w:lang w:val="zh_TW" w:bidi="zh_TW"/>
-        </w:rPr>
-        <w:t>中類似的袋子。這個詞也出現在</w:t>
-      </w:r>
-      <w:hyperlink r:id="rId49">
-        <w:r>
-          <w:rPr>
-            <w:lang w:val="zh_TW" w:bidi="zh_TW"/>
-          </w:rPr>
-          <w:rPr>
-            <w:color w:val="0000EE"/>
-            <w:u w:val="single"/>
-          </w:rPr>
-          <w:t>以賽亞書三章22節</w:t>
-        </w:r>
-      </w:hyperlink>
-      <w:r>
-        <w:rPr>
-          <w:lang w:val="zh_TW" w:bidi="zh_TW"/>
-        </w:rPr>
-        <w:t>的女性飾品清單中，可能比上面描述的第一個袋子更具裝飾性。第三個希伯來詞出現在</w:t>
-      </w:r>
-      <w:hyperlink r:id="rId50">
-        <w:r>
-          <w:rPr>
-            <w:lang w:val="zh_TW" w:bidi="zh_TW"/>
-          </w:rPr>
-          <w:rPr>
-            <w:color w:val="0000EE"/>
-            <w:u w:val="single"/>
-          </w:rPr>
-          <w:t>創世記四十二章35節</w:t>
-        </w:r>
-      </w:hyperlink>
-      <w:r>
-        <w:rPr>
-          <w:lang w:val="zh_TW" w:bidi="zh_TW"/>
-        </w:rPr>
-        <w:t>，指的是一個開口的小袋子。這是約瑟兄弟們放錢的小袋或銀包，後被放入他們的糧袋。</w:t>
+        <w:t>耶穌在祂的事工中成就了舊約聖經中有關平安的盼望。在撒迦利亞的「撒迦利亞頌（Benedictus）」中，人們期待著彌賽亞耶穌的到來，因其要「把我們的腳引到平安的路上」（</w:t>
+      </w:r>
+      <w:hyperlink r:id="rId68">
+        <w:r>
+          <w:rPr>
+            <w:lang w:val="zh_TW" w:bidi="zh_TW"/>
+          </w:rPr>
+          <w:rPr>
+            <w:color w:val="0000EE"/>
+            <w:u w:val="single"/>
+          </w:rPr>
+          <w:t>路1:67–79</w:t>
+        </w:r>
+      </w:hyperlink>
+      <w:r>
+        <w:rPr>
+          <w:lang w:val="zh_TW" w:bidi="zh_TW"/>
+        </w:rPr>
+        <w:t>）。天使向牧羊人報喜時，也宣告耶穌要將神的平安帶給人（</w:t>
+      </w:r>
+      <w:hyperlink r:id="rId69">
+        <w:r>
+          <w:rPr>
+            <w:lang w:val="zh_TW" w:bidi="zh_TW"/>
+          </w:rPr>
+          <w:rPr>
+            <w:color w:val="0000EE"/>
+            <w:u w:val="single"/>
+          </w:rPr>
+          <w:t>2:14</w:t>
+        </w:r>
+      </w:hyperlink>
+      <w:r>
+        <w:rPr>
+          <w:lang w:val="zh_TW" w:bidi="zh_TW"/>
+        </w:rPr>
+        <w:t>）。換句話說，耶穌作為彌賽亞，要將神的平安帶給祂的百姓。約翰福音也顯示耶穌明白自己的使命正是如此。這份人們長久盼望的、從神而來的平安，成為耶穌留給門徒最後的禮物（</w:t>
+      </w:r>
+      <w:hyperlink r:id="rId70">
+        <w:r>
+          <w:rPr>
+            <w:lang w:val="zh_TW" w:bidi="zh_TW"/>
+          </w:rPr>
+          <w:rPr>
+            <w:color w:val="0000EE"/>
+            <w:u w:val="single"/>
+          </w:rPr>
+          <w:t>約14:27</w:t>
+        </w:r>
+      </w:hyperlink>
+      <w:r>
+        <w:rPr>
+          <w:lang w:val="zh_TW" w:bidi="zh_TW"/>
+        </w:rPr>
+        <w:t>）。當耶穌向門徒吹一口氣，把聖靈賜給他們時，祂也把平安賜給他們（</w:t>
+      </w:r>
+      <w:hyperlink r:id="rId71">
+        <w:r>
+          <w:rPr>
+            <w:lang w:val="zh_TW" w:bidi="zh_TW"/>
+          </w:rPr>
+          <w:rPr>
+            <w:color w:val="0000EE"/>
+            <w:u w:val="single"/>
+          </w:rPr>
+          <w:t>20:19–22</w:t>
+        </w:r>
+      </w:hyperlink>
+      <w:r>
+        <w:rPr>
+          <w:lang w:val="zh_TW" w:bidi="zh_TW"/>
+        </w:rPr>
+        <w:t>）。</w:t>
       </w:r>
     </w:p>
     <w:p>
@@ -1111,18 +1925,36 @@
         <w:rPr>
           <w:lang w:val="zh_TW" w:bidi="zh_TW"/>
         </w:rPr>
-        <w:t>用來翻譯希伯來詞的希臘詞意指錢袋或錢囊。當耶穌差遣門徒兩兩出去時，告訴他們不要帶的東西中，就包括錢囊（</w:t>
-      </w:r>
-      <w:hyperlink r:id="rId51">
-        <w:r>
-          <w:rPr>
-            <w:lang w:val="zh_TW" w:bidi="zh_TW"/>
-          </w:rPr>
-          <w:rPr>
-            <w:color w:val="0000EE"/>
-            <w:u w:val="single"/>
-          </w:rPr>
-          <w:t>路加福音10:4</w:t>
+        <w:t>耶穌所帶來這份平安的本質，也許要從它不是什麼來說明會更容易理解。它不表示一切緊張局面都會結束，也不表示戰爭不再存在。它也不只是家中的安寧，也不像世人所理解的平安（</w:t>
+      </w:r>
+      <w:hyperlink r:id="rId72">
+        <w:r>
+          <w:rPr>
+            <w:lang w:val="zh_TW" w:bidi="zh_TW"/>
+          </w:rPr>
+          <w:rPr>
+            <w:color w:val="0000EE"/>
+            <w:u w:val="single"/>
+          </w:rPr>
+          <w:t>路12:51–53</w:t>
+        </w:r>
+      </w:hyperlink>
+      <w:r>
+        <w:rPr>
+          <w:lang w:val="zh_TW" w:bidi="zh_TW"/>
+        </w:rPr>
+        <w:t>；</w:t>
+      </w:r>
+      <w:hyperlink r:id="rId70">
+        <w:r>
+          <w:rPr>
+            <w:lang w:val="zh_TW" w:bidi="zh_TW"/>
+          </w:rPr>
+          <w:rPr>
+            <w:color w:val="0000EE"/>
+            <w:u w:val="single"/>
+          </w:rPr>
+          <w:t>約14:27</w:t>
         </w:r>
       </w:hyperlink>
       <w:r>
@@ -1131,41 +1963,106 @@
         </w:rPr>
         <w:t>，</w:t>
       </w:r>
-      <w:hyperlink r:id="rId52">
-        <w:r>
-          <w:rPr>
-            <w:lang w:val="zh_TW" w:bidi="zh_TW"/>
-          </w:rPr>
-          <w:rPr>
-            <w:color w:val="0000EE"/>
-            <w:u w:val="single"/>
-          </w:rPr>
-          <w:t>22:35–36</w:t>
-        </w:r>
-      </w:hyperlink>
-      <w:r>
-        <w:rPr>
-          <w:lang w:val="zh_TW" w:bidi="zh_TW"/>
-        </w:rPr>
-        <w:t>）。在</w:t>
-      </w:r>
-      <w:hyperlink r:id="rId53">
-        <w:r>
-          <w:rPr>
-            <w:lang w:val="zh_TW" w:bidi="zh_TW"/>
-          </w:rPr>
-          <w:rPr>
-            <w:color w:val="0000EE"/>
-            <w:u w:val="single"/>
-          </w:rPr>
-          <w:t>路加福音十二章33節</w:t>
-        </w:r>
-      </w:hyperlink>
-      <w:r>
-        <w:rPr>
-          <w:lang w:val="zh_TW" w:bidi="zh_TW"/>
-        </w:rPr>
-        <w:t>中，表示錢囊的這個相同的詞被比喻為在天上不會壞、不會被偷或被毀的財寶。</w:t>
+      <w:hyperlink r:id="rId73">
+        <w:r>
+          <w:rPr>
+            <w:lang w:val="zh_TW" w:bidi="zh_TW"/>
+          </w:rPr>
+          <w:rPr>
+            <w:color w:val="0000EE"/>
+            <w:u w:val="single"/>
+          </w:rPr>
+          <w:t>16:32–33</w:t>
+        </w:r>
+      </w:hyperlink>
+      <w:r>
+        <w:rPr>
+          <w:lang w:val="zh_TW" w:bidi="zh_TW"/>
+        </w:rPr>
+        <w:t>）。平安的來到有時甚至會顛覆人的期待，因為它可能打破原有的人際關係。馬太福音指出，平安有時會像一把使家人分開的「刀兵」（</w:t>
+      </w:r>
+      <w:hyperlink r:id="rId74">
+        <w:r>
+          <w:rPr>
+            <w:lang w:val="zh_TW" w:bidi="zh_TW"/>
+          </w:rPr>
+          <w:rPr>
+            <w:color w:val="0000EE"/>
+            <w:u w:val="single"/>
+          </w:rPr>
+          <w:t>太10:34–37</w:t>
+        </w:r>
+      </w:hyperlink>
+      <w:r>
+        <w:rPr>
+          <w:lang w:val="zh_TW" w:bidi="zh_TW"/>
+        </w:rPr>
+        <w:t>）。事實上，耶穌所賜的平安，就是祂用自己的血所立新約的本質與特徵。這約使神與人和好（</w:t>
+      </w:r>
+      <w:hyperlink r:id="rId75">
+        <w:r>
+          <w:rPr>
+            <w:lang w:val="zh_TW" w:bidi="zh_TW"/>
+          </w:rPr>
+          <w:rPr>
+            <w:color w:val="0000EE"/>
+            <w:u w:val="single"/>
+          </w:rPr>
+          <w:t>羅5:1</w:t>
+        </w:r>
+      </w:hyperlink>
+      <w:r>
+        <w:rPr>
+          <w:lang w:val="zh_TW" w:bidi="zh_TW"/>
+        </w:rPr>
+        <w:t>；</w:t>
+      </w:r>
+      <w:hyperlink r:id="rId76">
+        <w:r>
+          <w:rPr>
+            <w:lang w:val="zh_TW" w:bidi="zh_TW"/>
+          </w:rPr>
+          <w:rPr>
+            <w:color w:val="0000EE"/>
+            <w:u w:val="single"/>
+          </w:rPr>
+          <w:t>西1:20</w:t>
+        </w:r>
+      </w:hyperlink>
+      <w:r>
+        <w:rPr>
+          <w:lang w:val="zh_TW" w:bidi="zh_TW"/>
+        </w:rPr>
+        <w:t>），也為原本彼此隔絕的人建立和好的根基（</w:t>
+      </w:r>
+      <w:hyperlink r:id="rId77">
+        <w:r>
+          <w:rPr>
+            <w:lang w:val="zh_TW" w:bidi="zh_TW"/>
+          </w:rPr>
+          <w:rPr>
+            <w:color w:val="0000EE"/>
+            <w:u w:val="single"/>
+          </w:rPr>
+          <w:t>弗2:14–22</w:t>
+        </w:r>
+      </w:hyperlink>
+      <w:r>
+        <w:rPr>
+          <w:lang w:val="zh_TW" w:bidi="zh_TW"/>
+        </w:rPr>
+        <w:t>）。</w:t>
+      </w:r>
+    </w:p>
+    <w:p>
+      <w:pPr>
+        <w:pStyle w:val="Heading4"/>
+      </w:pPr>
+      <w:r>
+        <w:rPr>
+          <w:lang w:val="zh_TW" w:bidi="zh_TW"/>
+        </w:rPr>
+        <w:t>早期教會如何理解平安？</w:t>
       </w:r>
     </w:p>
     <w:p>
@@ -1179,18 +2076,36 @@
         <w:rPr>
           <w:lang w:val="zh_TW" w:bidi="zh_TW"/>
         </w:rPr>
-        <w:t>另一個希臘詞表示通常用來攜帶錢財的地方是腰帶或皮帶。腰帶是古代東方男女服裝的重要部分。用皮革製成的腰帶會作成中空或帶有槽口，以便攜帶錢幣。用布製成的腰帶被折疊，使錢可以放在折縫中，這些折縫就像口袋一樣（</w:t>
-      </w:r>
-      <w:hyperlink r:id="rId54">
-        <w:r>
-          <w:rPr>
-            <w:lang w:val="zh_TW" w:bidi="zh_TW"/>
-          </w:rPr>
-          <w:rPr>
-            <w:color w:val="0000EE"/>
-            <w:u w:val="single"/>
-          </w:rPr>
-          <w:t>馬太福音10:9</w:t>
+        <w:t>早期教會認為，「平安」就是神在末後要賜下的救恩，而神已經藉著耶穌基督把這救恩賜給人了（參</w:t>
+      </w:r>
+      <w:hyperlink r:id="rId78">
+        <w:r>
+          <w:rPr>
+            <w:lang w:val="zh_TW" w:bidi="zh_TW"/>
+          </w:rPr>
+          <w:rPr>
+            <w:color w:val="0000EE"/>
+            <w:u w:val="single"/>
+          </w:rPr>
+          <w:t>腓4:7–9</w:t>
+        </w:r>
+      </w:hyperlink>
+      <w:r>
+        <w:rPr>
+          <w:lang w:val="zh_TW" w:bidi="zh_TW"/>
+        </w:rPr>
+        <w:t>）。這種對「平安」的理解，也改變了基督徒群體中「平平安安地去吧」這句問候語的含義。保羅經常在書信開頭寫下「恩惠、平安」的問候（</w:t>
+      </w:r>
+      <w:hyperlink r:id="rId79">
+        <w:r>
+          <w:rPr>
+            <w:lang w:val="zh_TW" w:bidi="zh_TW"/>
+          </w:rPr>
+          <w:rPr>
+            <w:color w:val="0000EE"/>
+            <w:u w:val="single"/>
+          </w:rPr>
+          <w:t>林前1:3</w:t>
         </w:r>
       </w:hyperlink>
       <w:r>
@@ -1199,16 +2114,178 @@
         </w:rPr>
         <w:t>；</w:t>
       </w:r>
-      <w:hyperlink r:id="rId55">
-        <w:r>
-          <w:rPr>
-            <w:lang w:val="zh_TW" w:bidi="zh_TW"/>
-          </w:rPr>
-          <w:rPr>
-            <w:color w:val="0000EE"/>
-            <w:u w:val="single"/>
-          </w:rPr>
-          <w:t>馬可福音6:8</w:t>
+      <w:hyperlink r:id="rId80">
+        <w:r>
+          <w:rPr>
+            <w:lang w:val="zh_TW" w:bidi="zh_TW"/>
+          </w:rPr>
+          <w:rPr>
+            <w:color w:val="0000EE"/>
+            <w:u w:val="single"/>
+          </w:rPr>
+          <w:t>林後1:2</w:t>
+        </w:r>
+      </w:hyperlink>
+      <w:r>
+        <w:rPr>
+          <w:lang w:val="zh_TW" w:bidi="zh_TW"/>
+        </w:rPr>
+        <w:t>；</w:t>
+      </w:r>
+      <w:hyperlink r:id="rId81">
+        <w:r>
+          <w:rPr>
+            <w:lang w:val="zh_TW" w:bidi="zh_TW"/>
+          </w:rPr>
+          <w:rPr>
+            <w:color w:val="0000EE"/>
+            <w:u w:val="single"/>
+          </w:rPr>
+          <w:t>加1:3</w:t>
+        </w:r>
+      </w:hyperlink>
+      <w:r>
+        <w:rPr>
+          <w:lang w:val="zh_TW" w:bidi="zh_TW"/>
+        </w:rPr>
+        <w:t>；</w:t>
+      </w:r>
+      <w:hyperlink r:id="rId82">
+        <w:r>
+          <w:rPr>
+            <w:lang w:val="zh_TW" w:bidi="zh_TW"/>
+          </w:rPr>
+          <w:rPr>
+            <w:color w:val="0000EE"/>
+            <w:u w:val="single"/>
+          </w:rPr>
+          <w:t>弗1:2</w:t>
+        </w:r>
+      </w:hyperlink>
+      <w:r>
+        <w:rPr>
+          <w:lang w:val="zh_TW" w:bidi="zh_TW"/>
+        </w:rPr>
+        <w:t>，等等；另參</w:t>
+      </w:r>
+      <w:hyperlink r:id="rId83">
+        <w:r>
+          <w:rPr>
+            <w:lang w:val="zh_TW" w:bidi="zh_TW"/>
+          </w:rPr>
+          <w:rPr>
+            <w:color w:val="0000EE"/>
+            <w:u w:val="single"/>
+          </w:rPr>
+          <w:t>彼前1:2</w:t>
+        </w:r>
+      </w:hyperlink>
+      <w:r>
+        <w:rPr>
+          <w:lang w:val="zh_TW" w:bidi="zh_TW"/>
+        </w:rPr>
+        <w:t>；</w:t>
+      </w:r>
+      <w:hyperlink r:id="rId84">
+        <w:r>
+          <w:rPr>
+            <w:lang w:val="zh_TW" w:bidi="zh_TW"/>
+          </w:rPr>
+          <w:rPr>
+            <w:color w:val="0000EE"/>
+            <w:u w:val="single"/>
+          </w:rPr>
+          <w:t>約二1:3</w:t>
+        </w:r>
+      </w:hyperlink>
+      <w:r>
+        <w:rPr>
+          <w:lang w:val="zh_TW" w:bidi="zh_TW"/>
+        </w:rPr>
+        <w:t>；</w:t>
+      </w:r>
+      <w:hyperlink r:id="rId85">
+        <w:r>
+          <w:rPr>
+            <w:lang w:val="zh_TW" w:bidi="zh_TW"/>
+          </w:rPr>
+          <w:rPr>
+            <w:color w:val="0000EE"/>
+            <w:u w:val="single"/>
+          </w:rPr>
+          <w:t>猶2</w:t>
+        </w:r>
+      </w:hyperlink>
+      <w:r>
+        <w:rPr>
+          <w:lang w:val="zh_TW" w:bidi="zh_TW"/>
+        </w:rPr>
+        <w:t>；</w:t>
+      </w:r>
+      <w:hyperlink r:id="rId86">
+        <w:r>
+          <w:rPr>
+            <w:lang w:val="zh_TW" w:bidi="zh_TW"/>
+          </w:rPr>
+          <w:rPr>
+            <w:color w:val="0000EE"/>
+            <w:u w:val="single"/>
+          </w:rPr>
+          <w:t>啟1:4</w:t>
+        </w:r>
+      </w:hyperlink>
+      <w:r>
+        <w:rPr>
+          <w:lang w:val="zh_TW" w:bidi="zh_TW"/>
+        </w:rPr>
+        <w:t>）。這句話不只是保羅向收信人表達平安的祝願，更是提醒他們：藉著基督，信徒在現今就能領受彌賽亞所賜的恩典。因此，聖經甚至稱耶穌自己使「我們和睦」（</w:t>
+      </w:r>
+      <w:hyperlink r:id="rId87">
+        <w:r>
+          <w:rPr>
+            <w:lang w:val="zh_TW" w:bidi="zh_TW"/>
+          </w:rPr>
+          <w:rPr>
+            <w:color w:val="0000EE"/>
+            <w:u w:val="single"/>
+          </w:rPr>
+          <w:t>弗2:14</w:t>
+        </w:r>
+      </w:hyperlink>
+      <w:r>
+        <w:rPr>
+          <w:lang w:val="zh_TW" w:bidi="zh_TW"/>
+        </w:rPr>
+        <w:t>）。同樣，神因著基督使人與祂和好，也被稱為「賜平安的神」（</w:t>
+      </w:r>
+      <w:hyperlink r:id="rId88">
+        <w:r>
+          <w:rPr>
+            <w:lang w:val="zh_TW" w:bidi="zh_TW"/>
+          </w:rPr>
+          <w:rPr>
+            <w:color w:val="0000EE"/>
+            <w:u w:val="single"/>
+          </w:rPr>
+          <w:t>腓4:9</w:t>
+        </w:r>
+      </w:hyperlink>
+      <w:r>
+        <w:rPr>
+          <w:lang w:val="zh_TW" w:bidi="zh_TW"/>
+        </w:rPr>
+        <w:t>；</w:t>
+      </w:r>
+      <w:hyperlink r:id="rId89">
+        <w:r>
+          <w:rPr>
+            <w:lang w:val="zh_TW" w:bidi="zh_TW"/>
+          </w:rPr>
+          <w:rPr>
+            <w:color w:val="0000EE"/>
+            <w:u w:val="single"/>
+          </w:rPr>
+          <w:t>西3:15</w:t>
         </w:r>
       </w:hyperlink>
       <w:r>
@@ -1229,18 +2306,54 @@
         <w:rPr>
           <w:lang w:val="zh_TW" w:bidi="zh_TW"/>
         </w:rPr>
-        <w:t>希臘文中，猶大為門徒保管的「錢囊」一詞，指的是用來裝吹奏樂器吹口的盒子或容器。到了新約聖經時期，這個詞已經演變成為錢箱或可能是錢袋的希臘詞（</w:t>
-      </w:r>
-      <w:hyperlink r:id="rId56">
-        <w:r>
-          <w:rPr>
-            <w:lang w:val="zh_TW" w:bidi="zh_TW"/>
-          </w:rPr>
-          <w:rPr>
-            <w:color w:val="0000EE"/>
-            <w:u w:val="single"/>
-          </w:rPr>
-          <w:t>約翰福音12:6</w:t>
+        <w:t>藉著基督所賜下、使人與神和好的這份平安，也向基督徒提出了道德上的要求。既然領受了這份恩賜，信徒就應當在教會中實踐「平安」（人與人彼此和好）。平安既是聖靈所結的果子之一（</w:t>
+      </w:r>
+      <w:hyperlink r:id="rId90">
+        <w:r>
+          <w:rPr>
+            <w:lang w:val="zh_TW" w:bidi="zh_TW"/>
+          </w:rPr>
+          <w:rPr>
+            <w:color w:val="0000EE"/>
+            <w:u w:val="single"/>
+          </w:rPr>
+          <w:t>加5:22</w:t>
+        </w:r>
+      </w:hyperlink>
+      <w:r>
+        <w:rPr>
+          <w:lang w:val="zh_TW" w:bidi="zh_TW"/>
+        </w:rPr>
+        <w:t>），基督徒在與人相處時，也應當以追求平安為目標（</w:t>
+      </w:r>
+      <w:hyperlink r:id="rId91">
+        <w:r>
+          <w:rPr>
+            <w:lang w:val="zh_TW" w:bidi="zh_TW"/>
+          </w:rPr>
+          <w:rPr>
+            <w:color w:val="0000EE"/>
+            <w:u w:val="single"/>
+          </w:rPr>
+          <w:t>羅12:18</w:t>
+        </w:r>
+      </w:hyperlink>
+      <w:r>
+        <w:rPr>
+          <w:lang w:val="zh_TW" w:bidi="zh_TW"/>
+        </w:rPr>
+        <w:t>，</w:t>
+      </w:r>
+      <w:hyperlink r:id="rId65">
+        <w:r>
+          <w:rPr>
+            <w:lang w:val="zh_TW" w:bidi="zh_TW"/>
+          </w:rPr>
+          <w:rPr>
+            <w:color w:val="0000EE"/>
+            <w:u w:val="single"/>
+          </w:rPr>
+          <w:t>14:19</w:t>
         </w:r>
       </w:hyperlink>
       <w:r>
@@ -1249,16 +2362,420 @@
         </w:rPr>
         <w:t>；</w:t>
       </w:r>
-      <w:hyperlink r:id="rId57">
-        <w:r>
-          <w:rPr>
-            <w:lang w:val="zh_TW" w:bidi="zh_TW"/>
-          </w:rPr>
-          <w:rPr>
-            <w:color w:val="0000EE"/>
-            <w:u w:val="single"/>
-          </w:rPr>
-          <w:t>13:29</w:t>
+      <w:hyperlink r:id="rId92">
+        <w:r>
+          <w:rPr>
+            <w:lang w:val="zh_TW" w:bidi="zh_TW"/>
+          </w:rPr>
+          <w:rPr>
+            <w:color w:val="0000EE"/>
+            <w:u w:val="single"/>
+          </w:rPr>
+          <w:t>來12:14</w:t>
+        </w:r>
+      </w:hyperlink>
+      <w:r>
+        <w:rPr>
+          <w:lang w:val="zh_TW" w:bidi="zh_TW"/>
+        </w:rPr>
+        <w:t>）。</w:t>
+      </w:r>
+      <w:r>
+        <w:rPr>
+          <w:lang w:val="zh_TW" w:bidi="zh_TW"/>
+        </w:rPr>
+      </w:r>
+      <w:r>
+        <w:rPr>
+          <w:lang w:val="zh_TW" w:bidi="zh_TW"/>
+        </w:rPr>
+      </w:r>
+    </w:p>
+    <w:p>
+      <w:pPr/>
+      <w:r>
+        <w:rPr>
+          <w:lang w:val="zh_TW" w:bidi="zh_TW"/>
+        </w:rPr>
+      </w:r>
+    </w:p>
+    <w:p>
+      <w:pPr>
+        <w:pStyle w:val="Heading2"/>
+      </w:pPr>
+      <w:r>
+        <w:rPr>
+          <w:lang w:val="zh_TW" w:bidi="zh_TW"/>
+        </w:rPr>
+        <w:t>平原的各城</w:t>
+      </w:r>
+      <w:r>
+        <w:rPr>
+          <w:lang w:val="zh_TW" w:bidi="zh_TW"/>
+        </w:rPr>
+      </w:r>
+    </w:p>
+    <w:p>
+      <w:pPr/>
+      <w:r>
+        <w:rPr>
+          <w:lang w:val="zh_TW" w:bidi="zh_TW"/>
+        </w:rPr>
+      </w:r>
+      <w:r>
+        <w:rPr>
+          <w:lang w:val="zh_TW" w:bidi="zh_TW"/>
+        </w:rPr>
+        <w:t>位於約旦河平原或盆地的五個城市，也被稱為「谷中之城」。這個地區非常肥沃，當亞伯拉罕與侄兒羅得需要分開他們的羊群和牛群時，吸引了羅得靠近（</w:t>
+      </w:r>
+      <w:hyperlink r:id="rId93">
+        <w:r>
+          <w:rPr>
+            <w:lang w:val="zh_TW" w:bidi="zh_TW"/>
+          </w:rPr>
+          <w:rPr>
+            <w:color w:val="0000EE"/>
+            <w:u w:val="single"/>
+          </w:rPr>
+          <w:t>創13:10–12</w:t>
+        </w:r>
+      </w:hyperlink>
+      <w:r>
+        <w:rPr>
+          <w:lang w:val="zh_TW" w:bidi="zh_TW"/>
+        </w:rPr>
+        <w:t>）。這些城市的名稱是：</w:t>
+      </w:r>
+    </w:p>
+    <w:p>
+      <w:pPr>
+        <w:pStyle w:val="ListBullet"/>
+        <w:spacing w:line="240" w:lineRule="auto"/>
+        <w:ind w:left="720"/>
+      </w:pPr>
+      <w:r>
+        <w:rPr>
+          <w:lang w:val="zh_TW" w:bidi="zh_TW"/>
+        </w:rPr>
+      </w:r>
+      <w:r>
+        <w:rPr>
+          <w:lang w:val="zh_TW" w:bidi="zh_TW"/>
+        </w:rPr>
+        <w:t>所多瑪</w:t>
+      </w:r>
+    </w:p>
+    <w:p>
+      <w:pPr>
+        <w:pStyle w:val="ListBullet"/>
+        <w:spacing w:line="240" w:lineRule="auto"/>
+        <w:ind w:left="720"/>
+      </w:pPr>
+      <w:r>
+        <w:rPr>
+          <w:lang w:val="zh_TW" w:bidi="zh_TW"/>
+        </w:rPr>
+      </w:r>
+      <w:r>
+        <w:rPr>
+          <w:lang w:val="zh_TW" w:bidi="zh_TW"/>
+        </w:rPr>
+        <w:t>蛾摩拉</w:t>
+      </w:r>
+    </w:p>
+    <w:p>
+      <w:pPr>
+        <w:pStyle w:val="ListBullet"/>
+        <w:spacing w:line="240" w:lineRule="auto"/>
+        <w:ind w:left="720"/>
+      </w:pPr>
+      <w:r>
+        <w:rPr>
+          <w:lang w:val="zh_TW" w:bidi="zh_TW"/>
+        </w:rPr>
+      </w:r>
+      <w:r>
+        <w:rPr>
+          <w:lang w:val="zh_TW" w:bidi="zh_TW"/>
+        </w:rPr>
+        <w:t>亞瑪</w:t>
+      </w:r>
+    </w:p>
+    <w:p>
+      <w:pPr>
+        <w:pStyle w:val="ListBullet"/>
+        <w:spacing w:line="240" w:lineRule="auto"/>
+        <w:ind w:left="720"/>
+      </w:pPr>
+      <w:r>
+        <w:rPr>
+          <w:lang w:val="zh_TW" w:bidi="zh_TW"/>
+        </w:rPr>
+      </w:r>
+      <w:r>
+        <w:rPr>
+          <w:lang w:val="zh_TW" w:bidi="zh_TW"/>
+        </w:rPr>
+        <w:t>洗淨</w:t>
+      </w:r>
+    </w:p>
+    <w:p>
+      <w:pPr>
+        <w:pStyle w:val="ListBullet"/>
+        <w:spacing w:line="240" w:lineRule="auto"/>
+        <w:ind w:left="720"/>
+      </w:pPr>
+      <w:r>
+        <w:rPr>
+          <w:lang w:val="zh_TW" w:bidi="zh_TW"/>
+        </w:rPr>
+      </w:r>
+      <w:r>
+        <w:rPr>
+          <w:lang w:val="zh_TW" w:bidi="zh_TW"/>
+        </w:rPr>
+        <w:t>比拉（後來被稱為瑣珥）</w:t>
+      </w:r>
+    </w:p>
+    <w:p>
+      <w:pPr/>
+      <w:r>
+        <w:rPr>
+          <w:lang w:val="zh_TW" w:bidi="zh_TW"/>
+        </w:rPr>
+      </w:r>
+      <w:r>
+        <w:rPr>
+          <w:lang w:val="zh_TW" w:bidi="zh_TW"/>
+        </w:rPr>
+        <w:t>每一個城都可能是城邦，意味著它們都有自己的王。</w:t>
+      </w:r>
+    </w:p>
+    <w:p>
+      <w:pPr/>
+      <w:r>
+        <w:rPr>
+          <w:lang w:val="zh_TW" w:bidi="zh_TW"/>
+        </w:rPr>
+      </w:r>
+      <w:r>
+        <w:rPr>
+          <w:lang w:val="zh_TW" w:bidi="zh_TW"/>
+        </w:rPr>
+        <w:t>這些城市在聖經中以四種方式發揮重要作用：</w:t>
+      </w:r>
+    </w:p>
+    <w:p>
+      <w:pPr>
+        <w:pStyle w:val="ListNumber"/>
+        <w:numPr>
+          <w:ilvl w:val="0"/>
+          <w:numId w:val="14"/>
+        </w:numPr>
+        <w:spacing w:line="240" w:lineRule="auto"/>
+        <w:ind w:left="720"/>
+      </w:pPr>
+      <w:r>
+        <w:rPr>
+          <w:lang w:val="zh_TW" w:bidi="zh_TW"/>
+        </w:rPr>
+      </w:r>
+      <w:r>
+        <w:rPr>
+          <w:lang w:val="zh_TW" w:bidi="zh_TW"/>
+        </w:rPr>
+        <w:t>這些地區讓羅得找到地方可以定居，最終他選擇住在所多瑪城。</w:t>
+      </w:r>
+    </w:p>
+    <w:p>
+      <w:pPr>
+        <w:pStyle w:val="ListNumber"/>
+        <w:spacing w:line="240" w:lineRule="auto"/>
+        <w:ind w:left="720"/>
+      </w:pPr>
+      <w:r>
+        <w:rPr>
+          <w:lang w:val="zh_TW" w:bidi="zh_TW"/>
+        </w:rPr>
+      </w:r>
+      <w:r>
+        <w:rPr>
+          <w:lang w:val="zh_TW" w:bidi="zh_TW"/>
+        </w:rPr>
+        <w:t>這些城市的五位王，與來自東方遙遠地區的四王所領導的更強勢力作戰。他們被擊敗，城市被洗劫一空。入侵者帶走大量的財物和俘虜，包括婦女和兒童（</w:t>
+      </w:r>
+      <w:hyperlink r:id="rId94">
+        <w:r>
+          <w:rPr>
+            <w:lang w:val="zh_TW" w:bidi="zh_TW"/>
+          </w:rPr>
+          <w:rPr>
+            <w:color w:val="0000EE"/>
+            <w:u w:val="single"/>
+          </w:rPr>
+          <w:t>創14</w:t>
+        </w:r>
+      </w:hyperlink>
+      <w:r>
+        <w:rPr>
+          <w:lang w:val="zh_TW" w:bidi="zh_TW"/>
+        </w:rPr>
+        <w:t>）。羅得是被俘虜的人之一，促使亞伯拉罕發起一次成功的救援行動。他救回羅得、其他俘虜和被擄的財物。</w:t>
+      </w:r>
+    </w:p>
+    <w:p>
+      <w:pPr>
+        <w:pStyle w:val="ListNumber"/>
+        <w:spacing w:line="240" w:lineRule="auto"/>
+        <w:ind w:left="720"/>
+      </w:pPr>
+      <w:r>
+        <w:rPr>
+          <w:lang w:val="zh_TW" w:bidi="zh_TW"/>
+        </w:rPr>
+      </w:r>
+      <w:r>
+        <w:rPr>
+          <w:lang w:val="zh_TW" w:bidi="zh_TW"/>
+        </w:rPr>
+        <w:t>這些城市後來受到神的審判。他們的罪惡如此嚴重，即使是亞伯拉罕的代禱也無法拯救他們（</w:t>
+      </w:r>
+      <w:hyperlink r:id="rId95">
+        <w:r>
+          <w:rPr>
+            <w:lang w:val="zh_TW" w:bidi="zh_TW"/>
+          </w:rPr>
+          <w:rPr>
+            <w:color w:val="0000EE"/>
+            <w:u w:val="single"/>
+          </w:rPr>
+          <w:t>創18:22–33</w:t>
+        </w:r>
+      </w:hyperlink>
+      <w:r>
+        <w:rPr>
+          <w:lang w:val="zh_TW" w:bidi="zh_TW"/>
+        </w:rPr>
+        <w:t>）。他們的邪惡在所多瑪的暴民試圖傷害羅得客人的故事中突顯出來（</w:t>
+      </w:r>
+      <w:hyperlink r:id="rId96">
+        <w:r>
+          <w:rPr>
+            <w:lang w:val="zh_TW" w:bidi="zh_TW"/>
+          </w:rPr>
+          <w:rPr>
+            <w:color w:val="0000EE"/>
+            <w:u w:val="single"/>
+          </w:rPr>
+          <w:t>創19</w:t>
+        </w:r>
+      </w:hyperlink>
+      <w:r>
+        <w:rPr>
+          <w:lang w:val="zh_TW" w:bidi="zh_TW"/>
+        </w:rPr>
+        <w:t>）。不久之後，羅得和他的家人收到警告，要在城市被毀滅之前逃離。硫磺與火降下，摧毀了城市並徹底改變地貌。</w:t>
+      </w:r>
+    </w:p>
+    <w:p>
+      <w:pPr>
+        <w:pStyle w:val="ListNumber"/>
+        <w:spacing w:line="240" w:lineRule="auto"/>
+        <w:ind w:left="720"/>
+      </w:pPr>
+      <w:r>
+        <w:rPr>
+          <w:lang w:val="zh_TW" w:bidi="zh_TW"/>
+        </w:rPr>
+      </w:r>
+      <w:r>
+        <w:rPr>
+          <w:lang w:val="zh_TW" w:bidi="zh_TW"/>
+        </w:rPr>
+        <w:t>這些城市的毀滅見於舊約和新約的許多地方，用以警告神對罪的刑罰（</w:t>
+      </w:r>
+      <w:hyperlink r:id="rId97">
+        <w:r>
+          <w:rPr>
+            <w:lang w:val="zh_TW" w:bidi="zh_TW"/>
+          </w:rPr>
+          <w:rPr>
+            <w:color w:val="0000EE"/>
+            <w:u w:val="single"/>
+          </w:rPr>
+          <w:t>賽3:9</w:t>
+        </w:r>
+      </w:hyperlink>
+      <w:r>
+        <w:rPr>
+          <w:lang w:val="zh_TW" w:bidi="zh_TW"/>
+        </w:rPr>
+        <w:t>；</w:t>
+      </w:r>
+      <w:hyperlink r:id="rId98">
+        <w:r>
+          <w:rPr>
+            <w:lang w:val="zh_TW" w:bidi="zh_TW"/>
+          </w:rPr>
+          <w:rPr>
+            <w:color w:val="0000EE"/>
+            <w:u w:val="single"/>
+          </w:rPr>
+          <w:t>耶50:40</w:t>
+        </w:r>
+      </w:hyperlink>
+      <w:r>
+        <w:rPr>
+          <w:lang w:val="zh_TW" w:bidi="zh_TW"/>
+        </w:rPr>
+        <w:t>；</w:t>
+      </w:r>
+      <w:hyperlink r:id="rId99">
+        <w:r>
+          <w:rPr>
+            <w:lang w:val="zh_TW" w:bidi="zh_TW"/>
+          </w:rPr>
+          <w:rPr>
+            <w:color w:val="0000EE"/>
+            <w:u w:val="single"/>
+          </w:rPr>
+          <w:t>結16:46–56</w:t>
+        </w:r>
+      </w:hyperlink>
+      <w:r>
+        <w:rPr>
+          <w:lang w:val="zh_TW" w:bidi="zh_TW"/>
+        </w:rPr>
+        <w:t>；</w:t>
+      </w:r>
+      <w:hyperlink r:id="rId100">
+        <w:r>
+          <w:rPr>
+            <w:lang w:val="zh_TW" w:bidi="zh_TW"/>
+          </w:rPr>
+          <w:rPr>
+            <w:color w:val="0000EE"/>
+            <w:u w:val="single"/>
+          </w:rPr>
+          <w:t>太10:15</w:t>
+        </w:r>
+      </w:hyperlink>
+      <w:r>
+        <w:rPr>
+          <w:lang w:val="zh_TW" w:bidi="zh_TW"/>
+        </w:rPr>
+        <w:t>；</w:t>
+      </w:r>
+      <w:hyperlink r:id="rId101">
+        <w:r>
+          <w:rPr>
+            <w:lang w:val="zh_TW" w:bidi="zh_TW"/>
+          </w:rPr>
+          <w:rPr>
+            <w:color w:val="0000EE"/>
+            <w:u w:val="single"/>
+          </w:rPr>
+          <w:t>羅9:29</w:t>
         </w:r>
       </w:hyperlink>
       <w:r>
@@ -3167,6 +4684,12 @@
   </w:num>
   <w:num w:numId="13" w16cid:durableId="592781308">
     <w:abstractNumId w:val="11"/>
+  </w:num>
+  <w:num w:numId="14">
+    <w:abstractNumId w:val="3"/>
+    <w:lvlOverride w:ilvl="0">
+      <w:startOverride w:val="1"/>
+    </w:lvlOverride>
   </w:num>
   <w:numIdMacAtCleanup w:val="10"/>
 </w:numbering>

--- a/zht/docx/124.content.docx
+++ b/zht/docx/124.content.docx
@@ -149,7 +149,7 @@
         <w:rPr>
           <w:lang w:val="zh_TW" w:bidi="zh_TW"/>
         </w:rPr>
-        <w:t>ping</w:t>
+        <w:t>peng</w:t>
       </w:r>
       <w:r>
         <w:rPr>
@@ -212,7 +212,7 @@
         <w:rPr>
           <w:lang w:val="zh_TW" w:bidi="zh_TW"/>
         </w:rPr>
-        <w:t>平安</w:t>
+        <w:t>棚</w:t>
       </w:r>
       <w:r>
         <w:rPr>
@@ -231,167 +231,7 @@
         <w:rPr>
           <w:lang w:val="zh_TW" w:bidi="zh_TW"/>
         </w:rPr>
-        <w:t>神與祂的百姓同在時所帶來的全人福祉、興盛和安穩。在舊約聖經中，平安與約（神與以色列人之間的特殊協議）是相關的。平安的存在是有條件的，以色列人必須順服神，才能享有平安。在先知書中，真正的平安是神救恩在末後成就時所帶來的盼望的一部分。在新約聖經中，人們明白這長久盼望的平安已經藉著基督來到，信徒也能親身經歷這平安。</w:t>
-      </w:r>
-    </w:p>
-    <w:p>
-      <w:pPr>
-        <w:pStyle w:val="Heading3"/>
-      </w:pPr>
-      <w:r>
-        <w:rPr>
-          <w:lang w:val="zh_TW" w:bidi="zh_TW"/>
-        </w:rPr>
-        <w:t>在舊約聖經中</w:t>
-      </w:r>
-    </w:p>
-    <w:p>
-      <w:pPr/>
-      <w:r>
-        <w:rPr>
-          <w:lang w:val="zh_TW" w:bidi="zh_TW"/>
-        </w:rPr>
-      </w:r>
-      <w:r>
-        <w:rPr>
-          <w:lang w:val="zh_TW" w:bidi="zh_TW"/>
-        </w:rPr>
-        <w:t>舊約聖經中譯為「平安」的主要詞語是來自希伯來文詞語</w:t>
-      </w:r>
-      <w:r>
-        <w:rPr>
-          <w:i/>
-          <w:lang w:val="zh_TW" w:bidi="zh_TW"/>
-        </w:rPr>
-        <w:t>shalom</w:t>
-      </w:r>
-      <w:r>
-        <w:rPr>
-          <w:lang w:val="zh_TW" w:bidi="zh_TW"/>
-        </w:rPr>
-        <w:t>。這個詞有多方面的含義：</w:t>
-      </w:r>
-    </w:p>
-    <w:p>
-      <w:pPr>
-        <w:pStyle w:val="ListBullet"/>
-        <w:spacing w:line="240" w:lineRule="auto"/>
-        <w:ind w:left="720"/>
-      </w:pPr>
-      <w:r>
-        <w:rPr>
-          <w:lang w:val="zh_TW" w:bidi="zh_TW"/>
-        </w:rPr>
-      </w:r>
-      <w:r>
-        <w:rPr>
-          <w:lang w:val="zh_TW" w:bidi="zh_TW"/>
-        </w:rPr>
-        <w:t>整全</w:t>
-      </w:r>
-    </w:p>
-    <w:p>
-      <w:pPr>
-        <w:pStyle w:val="ListBullet"/>
-        <w:spacing w:line="240" w:lineRule="auto"/>
-        <w:ind w:left="720"/>
-      </w:pPr>
-      <w:r>
-        <w:rPr>
-          <w:lang w:val="zh_TW" w:bidi="zh_TW"/>
-        </w:rPr>
-      </w:r>
-      <w:r>
-        <w:rPr>
-          <w:lang w:val="zh_TW" w:bidi="zh_TW"/>
-        </w:rPr>
-        <w:t>健康</w:t>
-      </w:r>
-    </w:p>
-    <w:p>
-      <w:pPr>
-        <w:pStyle w:val="ListBullet"/>
-        <w:spacing w:line="240" w:lineRule="auto"/>
-        <w:ind w:left="720"/>
-      </w:pPr>
-      <w:r>
-        <w:rPr>
-          <w:lang w:val="zh_TW" w:bidi="zh_TW"/>
-        </w:rPr>
-      </w:r>
-      <w:r>
-        <w:rPr>
-          <w:lang w:val="zh_TW" w:bidi="zh_TW"/>
-        </w:rPr>
-        <w:t>安穩</w:t>
-      </w:r>
-    </w:p>
-    <w:p>
-      <w:pPr>
-        <w:pStyle w:val="ListBullet"/>
-        <w:spacing w:line="240" w:lineRule="auto"/>
-        <w:ind w:left="720"/>
-      </w:pPr>
-      <w:r>
-        <w:rPr>
-          <w:lang w:val="zh_TW" w:bidi="zh_TW"/>
-        </w:rPr>
-      </w:r>
-      <w:r>
-        <w:rPr>
-          <w:lang w:val="zh_TW" w:bidi="zh_TW"/>
-        </w:rPr>
-        <w:t>福祉</w:t>
-      </w:r>
-    </w:p>
-    <w:p>
-      <w:pPr>
-        <w:pStyle w:val="ListBullet"/>
-        <w:spacing w:line="240" w:lineRule="auto"/>
-        <w:ind w:left="720"/>
-      </w:pPr>
-      <w:r>
-        <w:rPr>
-          <w:lang w:val="zh_TW" w:bidi="zh_TW"/>
-        </w:rPr>
-      </w:r>
-      <w:r>
-        <w:rPr>
-          <w:lang w:val="zh_TW" w:bidi="zh_TW"/>
-        </w:rPr>
-        <w:t>救恩</w:t>
-      </w:r>
-    </w:p>
-    <w:p>
-      <w:pPr/>
-      <w:r>
-        <w:rPr>
-          <w:lang w:val="zh_TW" w:bidi="zh_TW"/>
-        </w:rPr>
-      </w:r>
-      <w:r>
-        <w:rPr>
-          <w:lang w:val="zh_TW" w:bidi="zh_TW"/>
-        </w:rPr>
-        <w:t>這個詞也可用於各種不同的處境：</w:t>
-      </w:r>
-    </w:p>
-    <w:p>
-      <w:pPr>
-        <w:pStyle w:val="ListBullet"/>
-        <w:spacing w:line="240" w:lineRule="auto"/>
-        <w:ind w:left="720"/>
-      </w:pPr>
-      <w:r>
-        <w:rPr>
-          <w:lang w:val="zh_TW" w:bidi="zh_TW"/>
-        </w:rPr>
-      </w:r>
-      <w:r>
-        <w:rPr>
-          <w:lang w:val="zh_TW" w:bidi="zh_TW"/>
-        </w:rPr>
-        <w:t>個人的狀況（</w:t>
+        <w:t>棚是一種用樹枝和木棍搭成的小型臨時住處或遮蔽物。當沒有永久建築可供使用時，人們就會搭棚。棚白天可以遮蔭，夜間可以抵擋露水和風（</w:t>
       </w:r>
       <w:hyperlink r:id="rId13">
         <w:r>
@@ -402,7 +242,7 @@
             <w:color w:val="0000EE"/>
             <w:u w:val="single"/>
           </w:rPr>
-          <w:t>詩37:37</w:t>
+          <w:t>創33:17</w:t>
         </w:r>
       </w:hyperlink>
       <w:r>
@@ -420,14 +260,28 @@
             <w:color w:val="0000EE"/>
             <w:u w:val="single"/>
           </w:rPr>
-          <w:t>箴3:2</w:t>
+          <w:t>拿4:5</w:t>
         </w:r>
       </w:hyperlink>
       <w:r>
         <w:rPr>
           <w:lang w:val="zh_TW" w:bidi="zh_TW"/>
         </w:rPr>
-        <w:t>；</w:t>
+        <w:t>）。</w:t>
+      </w:r>
+    </w:p>
+    <w:p>
+      <w:pPr/>
+      <w:r>
+        <w:rPr>
+          <w:lang w:val="zh_TW" w:bidi="zh_TW"/>
+        </w:rPr>
+      </w:r>
+      <w:r>
+        <w:rPr>
+          <w:lang w:val="zh_TW" w:bidi="zh_TW"/>
+        </w:rPr>
+        <w:t>這個詞也用於比喻，指脆弱而容易毀壞的事物。例如，這個詞在</w:t>
       </w:r>
       <w:hyperlink r:id="rId15">
         <w:r>
@@ -438,32 +292,14 @@
             <w:color w:val="0000EE"/>
             <w:u w:val="single"/>
           </w:rPr>
-          <w:t>賽32:17</w:t>
+          <w:t>約伯記二十七章18節</w:t>
         </w:r>
       </w:hyperlink>
       <w:r>
         <w:rPr>
           <w:lang w:val="zh_TW" w:bidi="zh_TW"/>
         </w:rPr>
-        <w:t>）</w:t>
-      </w:r>
-    </w:p>
-    <w:p>
-      <w:pPr>
-        <w:pStyle w:val="ListBullet"/>
-        <w:spacing w:line="240" w:lineRule="auto"/>
-        <w:ind w:left="720"/>
-      </w:pPr>
-      <w:r>
-        <w:rPr>
-          <w:lang w:val="zh_TW" w:bidi="zh_TW"/>
-        </w:rPr>
-      </w:r>
-      <w:r>
-        <w:rPr>
-          <w:lang w:val="zh_TW" w:bidi="zh_TW"/>
-        </w:rPr>
-        <w:t>人與人之間的關係（</w:t>
+        <w:t>中翻譯為「棚」，在</w:t>
       </w:r>
       <w:hyperlink r:id="rId16">
         <w:r>
@@ -474,14 +310,172 @@
             <w:color w:val="0000EE"/>
             <w:u w:val="single"/>
           </w:rPr>
-          <w:t>創34:21</w:t>
+          <w:t>以賽亞書一章8節</w:t>
         </w:r>
       </w:hyperlink>
       <w:r>
         <w:rPr>
           <w:lang w:val="zh_TW" w:bidi="zh_TW"/>
         </w:rPr>
+        <w:t>中翻譯為「草棚」。</w:t>
+      </w:r>
+    </w:p>
+    <w:p>
+      <w:pPr/>
+      <w:r>
+        <w:rPr>
+          <w:lang w:val="zh_TW" w:bidi="zh_TW"/>
+        </w:rPr>
+      </w:r>
+      <w:r>
+        <w:rPr>
+          <w:i/>
+          <w:lang w:val="zh_TW" w:bidi="zh_TW"/>
+        </w:rPr>
+        <w:t>另見</w:t>
+      </w:r>
+      <w:r>
+        <w:rPr>
+          <w:lang w:val="zh_TW" w:bidi="zh_TW"/>
+        </w:rPr>
+        <w:t xml:space="preserve"> </w:t>
+      </w:r>
+      <w:r>
+        <w:rPr>
+          <w:lang w:val="zh_TW" w:bidi="zh_TW"/>
+        </w:rPr>
+        <w:t>以色列的筵席和節期</w:t>
+      </w:r>
+      <w:r>
+        <w:rPr>
+          <w:lang w:val="zh_TW" w:bidi="zh_TW"/>
+        </w:rPr>
         <w:t>；</w:t>
+      </w:r>
+      <w:r>
+        <w:rPr>
+          <w:lang w:val="zh_TW" w:bidi="zh_TW"/>
+        </w:rPr>
+        <w:t>行宮</w:t>
+      </w:r>
+      <w:r>
+        <w:rPr>
+          <w:lang w:val="zh_TW" w:bidi="zh_TW"/>
+        </w:rPr>
+        <w:t>。</w:t>
+      </w:r>
+      <w:r>
+        <w:rPr>
+          <w:lang w:val="zh_TW" w:bidi="zh_TW"/>
+        </w:rPr>
+      </w:r>
+      <w:r>
+        <w:rPr>
+          <w:lang w:val="zh_TW" w:bidi="zh_TW"/>
+        </w:rPr>
+      </w:r>
+    </w:p>
+    <w:p>
+      <w:pPr/>
+      <w:r>
+        <w:rPr>
+          <w:lang w:val="zh_TW" w:bidi="zh_TW"/>
+        </w:rPr>
+      </w:r>
+    </w:p>
+    <w:p>
+      <w:pPr>
+        <w:pStyle w:val="Heading2"/>
+      </w:pPr>
+      <w:r>
+        <w:rPr>
+          <w:lang w:val="zh_TW" w:bidi="zh_TW"/>
+        </w:rPr>
+        <w:t>棚子</w:t>
+      </w:r>
+      <w:r>
+        <w:rPr>
+          <w:lang w:val="zh_TW" w:bidi="zh_TW"/>
+        </w:rPr>
+      </w:r>
+    </w:p>
+    <w:p>
+      <w:pPr/>
+      <w:r>
+        <w:rPr>
+          <w:lang w:val="zh_TW" w:bidi="zh_TW"/>
+        </w:rPr>
+      </w:r>
+      <w:r>
+        <w:rPr>
+          <w:lang w:val="zh_TW" w:bidi="zh_TW"/>
+        </w:rPr>
+        <w:t>在較早期的聖經譯本中，英文pavilion這個詞語有時是用來描述遮蔽物或庇護所。這個詞通常用來翻譯兩個希伯來文詞語：</w:t>
+      </w:r>
+      <w:r>
+        <w:rPr>
+          <w:i/>
+          <w:lang w:val="zh_TW" w:bidi="zh_TW"/>
+        </w:rPr>
+        <w:t>sukkah</w:t>
+      </w:r>
+      <w:r>
+        <w:rPr>
+          <w:lang w:val="zh_TW" w:bidi="zh_TW"/>
+        </w:rPr>
+        <w:t>和</w:t>
+      </w:r>
+      <w:r>
+        <w:rPr>
+          <w:i/>
+          <w:lang w:val="zh_TW" w:bidi="zh_TW"/>
+        </w:rPr>
+        <w:t>sokoh</w:t>
+      </w:r>
+      <w:r>
+        <w:rPr>
+          <w:lang w:val="zh_TW" w:bidi="zh_TW"/>
+        </w:rPr>
+        <w:t>。這些詞語是指簡單的遮蔽物，例如棚子、帳棚、茅屋或洞穴。</w:t>
+      </w:r>
+    </w:p>
+    <w:p>
+      <w:pPr/>
+      <w:r>
+        <w:rPr>
+          <w:lang w:val="zh_TW" w:bidi="zh_TW"/>
+        </w:rPr>
+      </w:r>
+      <w:r>
+        <w:rPr>
+          <w:i/>
+          <w:lang w:val="zh_TW" w:bidi="zh_TW"/>
+        </w:rPr>
+        <w:t>sukkah</w:t>
+      </w:r>
+      <w:r>
+        <w:rPr>
+          <w:lang w:val="zh_TW" w:bidi="zh_TW"/>
+        </w:rPr>
+        <w:t>這個詞也譯為「棚」（</w:t>
+      </w:r>
+      <w:hyperlink r:id="rId13">
+        <w:r>
+          <w:rPr>
+            <w:lang w:val="zh_TW" w:bidi="zh_TW"/>
+          </w:rPr>
+          <w:rPr>
+            <w:color w:val="0000EE"/>
+            <w:u w:val="single"/>
+          </w:rPr>
+          <w:t>創33:17</w:t>
+        </w:r>
+      </w:hyperlink>
+      <w:r>
+        <w:rPr>
+          <w:lang w:val="zh_TW" w:bidi="zh_TW"/>
+        </w:rPr>
+        <w:t>）、住棚節中的「棚」（</w:t>
       </w:r>
       <w:hyperlink r:id="rId17">
         <w:r>
@@ -492,32 +486,14 @@
             <w:color w:val="0000EE"/>
             <w:u w:val="single"/>
           </w:rPr>
-          <w:t>書9:15</w:t>
+          <w:t>利23:34</w:t>
         </w:r>
       </w:hyperlink>
       <w:r>
         <w:rPr>
           <w:lang w:val="zh_TW" w:bidi="zh_TW"/>
         </w:rPr>
-        <w:t>）</w:t>
-      </w:r>
-    </w:p>
-    <w:p>
-      <w:pPr>
-        <w:pStyle w:val="ListBullet"/>
-        <w:spacing w:line="240" w:lineRule="auto"/>
-        <w:ind w:left="720"/>
-      </w:pPr>
-      <w:r>
-        <w:rPr>
-          <w:lang w:val="zh_TW" w:bidi="zh_TW"/>
-        </w:rPr>
-      </w:r>
-      <w:r>
-        <w:rPr>
-          <w:lang w:val="zh_TW" w:bidi="zh_TW"/>
-        </w:rPr>
-        <w:t>國與國之間的關係（例如：沒有衝突的狀態——</w:t>
+        <w:t>）和「棚」（</w:t>
       </w:r>
       <w:hyperlink r:id="rId18">
         <w:r>
@@ -528,14 +504,27 @@
             <w:color w:val="0000EE"/>
             <w:u w:val="single"/>
           </w:rPr>
-          <w:t>申2:26</w:t>
+          <w:t>撒下11:11</w:t>
         </w:r>
       </w:hyperlink>
       <w:r>
         <w:rPr>
           <w:lang w:val="zh_TW" w:bidi="zh_TW"/>
         </w:rPr>
-        <w:t>；</w:t>
+        <w:t>）。</w:t>
+      </w:r>
+      <w:r>
+        <w:rPr>
+          <w:i/>
+          <w:lang w:val="zh_TW" w:bidi="zh_TW"/>
+        </w:rPr>
+        <w:t>sokoh</w:t>
+      </w:r>
+      <w:r>
+        <w:rPr>
+          <w:lang w:val="zh_TW" w:bidi="zh_TW"/>
+        </w:rPr>
+        <w:t>的其它譯法包括「洞」（</w:t>
       </w:r>
       <w:hyperlink r:id="rId19">
         <w:r>
@@ -546,14 +535,14 @@
             <w:color w:val="0000EE"/>
             <w:u w:val="single"/>
           </w:rPr>
-          <w:t>書10:21</w:t>
+          <w:t>詩10:9</w:t>
         </w:r>
       </w:hyperlink>
       <w:r>
         <w:rPr>
           <w:lang w:val="zh_TW" w:bidi="zh_TW"/>
         </w:rPr>
-        <w:t>；</w:t>
+        <w:t>）、「帳幕」（</w:t>
       </w:r>
       <w:hyperlink r:id="rId20">
         <w:r>
@@ -564,14 +553,14 @@
             <w:color w:val="0000EE"/>
             <w:u w:val="single"/>
           </w:rPr>
-          <w:t>王上5:12</w:t>
+          <w:t>76:2</w:t>
         </w:r>
       </w:hyperlink>
       <w:r>
         <w:rPr>
           <w:lang w:val="zh_TW" w:bidi="zh_TW"/>
         </w:rPr>
-        <w:t>；</w:t>
+        <w:t>）和「隱密處」（</w:t>
       </w:r>
       <w:hyperlink r:id="rId21">
         <w:r>
@@ -582,32 +571,28 @@
             <w:color w:val="0000EE"/>
             <w:u w:val="single"/>
           </w:rPr>
-          <w:t>詩122:6–7</w:t>
+          <w:t>耶25:38</w:t>
         </w:r>
       </w:hyperlink>
       <w:r>
         <w:rPr>
           <w:lang w:val="zh_TW" w:bidi="zh_TW"/>
         </w:rPr>
-        <w:t>）</w:t>
+        <w:t>）。</w:t>
       </w:r>
     </w:p>
     <w:p>
-      <w:pPr>
-        <w:pStyle w:val="ListBullet"/>
-        <w:spacing w:line="240" w:lineRule="auto"/>
-        <w:ind w:left="720"/>
-      </w:pPr>
-      <w:r>
-        <w:rPr>
-          <w:lang w:val="zh_TW" w:bidi="zh_TW"/>
-        </w:rPr>
-      </w:r>
-      <w:r>
-        <w:rPr>
-          <w:lang w:val="zh_TW" w:bidi="zh_TW"/>
-        </w:rPr>
-        <w:t>神與人之間的關係（</w:t>
+      <w:pPr/>
+      <w:r>
+        <w:rPr>
+          <w:lang w:val="zh_TW" w:bidi="zh_TW"/>
+        </w:rPr>
+      </w:r>
+      <w:r>
+        <w:rPr>
+          <w:lang w:val="zh_TW" w:bidi="zh_TW"/>
+        </w:rPr>
+        <w:t>在</w:t>
       </w:r>
       <w:hyperlink r:id="rId22">
         <w:r>
@@ -618,14 +603,28 @@
             <w:color w:val="0000EE"/>
             <w:u w:val="single"/>
           </w:rPr>
-          <w:t>詩85:8</w:t>
+          <w:t>列王紀上二十章16節</w:t>
         </w:r>
       </w:hyperlink>
       <w:r>
         <w:rPr>
           <w:lang w:val="zh_TW" w:bidi="zh_TW"/>
         </w:rPr>
-        <w:t>；</w:t>
+        <w:t>，一些英文譯本用pavilions（帳幕）描述便‧哈達王和他臣僕所在的帳棚。當亞哈王攻擊他們時，他們正在帳幕裡飲酒。其它譯本則譯為「棚子」、「臨時居所」、「營房」或直接譯為「帳棚」。</w:t>
+      </w:r>
+    </w:p>
+    <w:p>
+      <w:pPr/>
+      <w:r>
+        <w:rPr>
+          <w:lang w:val="zh_TW" w:bidi="zh_TW"/>
+        </w:rPr>
+      </w:r>
+      <w:r>
+        <w:rPr>
+          <w:lang w:val="zh_TW" w:bidi="zh_TW"/>
+        </w:rPr>
+        <w:t>詩篇也以詩歌的方式使用「棚子」這個意象。在</w:t>
       </w:r>
       <w:hyperlink r:id="rId23">
         <w:r>
@@ -636,28 +635,14 @@
             <w:color w:val="0000EE"/>
             <w:u w:val="single"/>
           </w:rPr>
-          <w:t>耶16:5</w:t>
+          <w:t>詩篇二十七篇5節</w:t>
         </w:r>
       </w:hyperlink>
       <w:r>
         <w:rPr>
           <w:lang w:val="zh_TW" w:bidi="zh_TW"/>
         </w:rPr>
-        <w:t>）。</w:t>
-      </w:r>
-    </w:p>
-    <w:p>
-      <w:pPr/>
-      <w:r>
-        <w:rPr>
-          <w:lang w:val="zh_TW" w:bidi="zh_TW"/>
-        </w:rPr>
-      </w:r>
-      <w:r>
-        <w:rPr>
-          <w:lang w:val="zh_TW" w:bidi="zh_TW"/>
-        </w:rPr>
-        <w:t>在上述任何一種情況下，人們都不認為平安是靠人的努力得來的，而是認為它是神所賜的恩賜或祝福（</w:t>
+        <w:t>和</w:t>
       </w:r>
       <w:hyperlink r:id="rId24">
         <w:r>
@@ -668,14 +653,14 @@
             <w:color w:val="0000EE"/>
             <w:u w:val="single"/>
           </w:rPr>
-          <w:t>利26:6</w:t>
+          <w:t>三十一篇20節</w:t>
         </w:r>
       </w:hyperlink>
       <w:r>
         <w:rPr>
           <w:lang w:val="zh_TW" w:bidi="zh_TW"/>
         </w:rPr>
-        <w:t>；</w:t>
+        <w:t>詩人說神賜下特別的保護。這種保護好像一個亭子，使人可以躲避危險。</w:t>
       </w:r>
       <w:hyperlink r:id="rId25">
         <w:r>
@@ -686,2103 +671,14 @@
             <w:color w:val="0000EE"/>
             <w:u w:val="single"/>
           </w:rPr>
-          <w:t>王上2:33</w:t>
+          <w:t>詩篇十八篇11節</w:t>
         </w:r>
       </w:hyperlink>
       <w:r>
         <w:rPr>
           <w:lang w:val="zh_TW" w:bidi="zh_TW"/>
         </w:rPr>
-        <w:t>；</w:t>
-      </w:r>
-      <w:hyperlink r:id="rId26">
-        <w:r>
-          <w:rPr>
-            <w:lang w:val="zh_TW" w:bidi="zh_TW"/>
-          </w:rPr>
-          <w:rPr>
-            <w:color w:val="0000EE"/>
-            <w:u w:val="single"/>
-          </w:rPr>
-          <w:t>伯25:2</w:t>
-        </w:r>
-      </w:hyperlink>
-      <w:r>
-        <w:rPr>
-          <w:lang w:val="zh_TW" w:bidi="zh_TW"/>
-        </w:rPr>
-        <w:t>；</w:t>
-      </w:r>
-      <w:hyperlink r:id="rId27">
-        <w:r>
-          <w:rPr>
-            <w:lang w:val="zh_TW" w:bidi="zh_TW"/>
-          </w:rPr>
-          <w:rPr>
-            <w:color w:val="0000EE"/>
-            <w:u w:val="single"/>
-          </w:rPr>
-          <w:t>詩29:11</w:t>
-        </w:r>
-      </w:hyperlink>
-      <w:r>
-        <w:rPr>
-          <w:lang w:val="zh_TW" w:bidi="zh_TW"/>
-        </w:rPr>
-        <w:t>，</w:t>
-      </w:r>
-      <w:hyperlink r:id="rId22">
-        <w:r>
-          <w:rPr>
-            <w:lang w:val="zh_TW" w:bidi="zh_TW"/>
-          </w:rPr>
-          <w:rPr>
-            <w:color w:val="0000EE"/>
-            <w:u w:val="single"/>
-          </w:rPr>
-          <w:t>85:8</w:t>
-        </w:r>
-      </w:hyperlink>
-      <w:r>
-        <w:rPr>
-          <w:lang w:val="zh_TW" w:bidi="zh_TW"/>
-        </w:rPr>
-        <w:t>；</w:t>
-      </w:r>
-      <w:hyperlink r:id="rId28">
-        <w:r>
-          <w:rPr>
-            <w:lang w:val="zh_TW" w:bidi="zh_TW"/>
-          </w:rPr>
-          <w:rPr>
-            <w:color w:val="0000EE"/>
-            <w:u w:val="single"/>
-          </w:rPr>
-          <w:t>賽45:7</w:t>
-        </w:r>
-      </w:hyperlink>
-      <w:r>
-        <w:rPr>
-          <w:lang w:val="zh_TW" w:bidi="zh_TW"/>
-        </w:rPr>
-        <w:t>）。因此，我們不難發現，「平安」與舊約聖經中的約密切相關。</w:t>
-      </w:r>
-    </w:p>
-    <w:p>
-      <w:pPr/>
-      <w:r>
-        <w:rPr>
-          <w:lang w:val="zh_TW" w:bidi="zh_TW"/>
-        </w:rPr>
-      </w:r>
-      <w:r>
-        <w:rPr>
-          <w:lang w:val="zh_TW" w:bidi="zh_TW"/>
-        </w:rPr>
-        <w:t>平安是立約雙方（神和祂的百姓）之間和諧與相交的理想狀態（</w:t>
-      </w:r>
-      <w:hyperlink r:id="rId29">
-        <w:r>
-          <w:rPr>
-            <w:lang w:val="zh_TW" w:bidi="zh_TW"/>
-          </w:rPr>
-          <w:rPr>
-            <w:color w:val="0000EE"/>
-            <w:u w:val="single"/>
-          </w:rPr>
-          <w:t>民6:26</w:t>
-        </w:r>
-      </w:hyperlink>
-      <w:r>
-        <w:rPr>
-          <w:lang w:val="zh_TW" w:bidi="zh_TW"/>
-        </w:rPr>
-        <w:t>；參</w:t>
-      </w:r>
-      <w:hyperlink r:id="rId30">
-        <w:r>
-          <w:rPr>
-            <w:lang w:val="zh_TW" w:bidi="zh_TW"/>
-          </w:rPr>
-          <w:rPr>
-            <w:color w:val="0000EE"/>
-            <w:u w:val="single"/>
-          </w:rPr>
-          <w:t>賽54:10</w:t>
-        </w:r>
-      </w:hyperlink>
-      <w:r>
-        <w:rPr>
-          <w:lang w:val="zh_TW" w:bidi="zh_TW"/>
-        </w:rPr>
-        <w:t>）。平安表明神在立約關係中的祝福（</w:t>
-      </w:r>
-      <w:hyperlink r:id="rId31">
-        <w:r>
-          <w:rPr>
-            <w:lang w:val="zh_TW" w:bidi="zh_TW"/>
-          </w:rPr>
-          <w:rPr>
-            <w:color w:val="0000EE"/>
-            <w:u w:val="single"/>
-          </w:rPr>
-          <w:t>瑪2:5</w:t>
-        </w:r>
-      </w:hyperlink>
-      <w:r>
-        <w:rPr>
-          <w:lang w:val="zh_TW" w:bidi="zh_TW"/>
-        </w:rPr>
-        <w:t>；參</w:t>
-      </w:r>
-      <w:hyperlink r:id="rId32">
-        <w:r>
-          <w:rPr>
-            <w:lang w:val="zh_TW" w:bidi="zh_TW"/>
-          </w:rPr>
-          <w:rPr>
-            <w:color w:val="0000EE"/>
-            <w:u w:val="single"/>
-          </w:rPr>
-          <w:t>民25:12</w:t>
-        </w:r>
-      </w:hyperlink>
-      <w:r>
-        <w:rPr>
-          <w:lang w:val="zh_TW" w:bidi="zh_TW"/>
-        </w:rPr>
-        <w:t>）。相反，缺乏平安則表明這種關係因以色列人的悖逆和不義而遭到破壞（</w:t>
-      </w:r>
-      <w:hyperlink r:id="rId33">
-        <w:r>
-          <w:rPr>
-            <w:lang w:val="zh_TW" w:bidi="zh_TW"/>
-          </w:rPr>
-          <w:rPr>
-            <w:color w:val="0000EE"/>
-            <w:u w:val="single"/>
-          </w:rPr>
-          <w:t>耶16:5</w:t>
-        </w:r>
-      </w:hyperlink>
-      <w:r>
-        <w:rPr>
-          <w:lang w:val="zh_TW" w:bidi="zh_TW"/>
-        </w:rPr>
-        <w:t>、</w:t>
-      </w:r>
-      <w:hyperlink r:id="rId33">
-        <w:r>
-          <w:rPr>
-            <w:lang w:val="zh_TW" w:bidi="zh_TW"/>
-          </w:rPr>
-          <w:rPr>
-            <w:color w:val="0000EE"/>
-            <w:u w:val="single"/>
-          </w:rPr>
-          <w:t>10–13</w:t>
-        </w:r>
-      </w:hyperlink>
-      <w:r>
-        <w:rPr>
-          <w:lang w:val="zh_TW" w:bidi="zh_TW"/>
-        </w:rPr>
-        <w:t>；參</w:t>
-      </w:r>
-      <w:hyperlink r:id="rId34">
-        <w:r>
-          <w:rPr>
-            <w:lang w:val="zh_TW" w:bidi="zh_TW"/>
-          </w:rPr>
-          <w:rPr>
-            <w:color w:val="0000EE"/>
-            <w:u w:val="single"/>
-          </w:rPr>
-          <w:t>詩85:9–11</w:t>
-        </w:r>
-      </w:hyperlink>
-      <w:r>
-        <w:rPr>
-          <w:lang w:val="zh_TW" w:bidi="zh_TW"/>
-        </w:rPr>
-        <w:t>；</w:t>
-      </w:r>
-      <w:hyperlink r:id="rId15">
-        <w:r>
-          <w:rPr>
-            <w:lang w:val="zh_TW" w:bidi="zh_TW"/>
-          </w:rPr>
-          <w:rPr>
-            <w:color w:val="0000EE"/>
-            <w:u w:val="single"/>
-          </w:rPr>
-          <w:t>賽32:17</w:t>
-        </w:r>
-      </w:hyperlink>
-      <w:r>
-        <w:rPr>
-          <w:lang w:val="zh_TW" w:bidi="zh_TW"/>
-        </w:rPr>
-        <w:t>）。</w:t>
-      </w:r>
-    </w:p>
-    <w:p>
-      <w:pPr>
-        <w:pStyle w:val="Heading4"/>
-      </w:pPr>
-      <w:r>
-        <w:rPr>
-          <w:lang w:val="zh_TW" w:bidi="zh_TW"/>
-        </w:rPr>
-        <w:t>先知書中的平安</w:t>
-      </w:r>
-    </w:p>
-    <w:p>
-      <w:pPr/>
-      <w:r>
-        <w:rPr>
-          <w:lang w:val="zh_TW" w:bidi="zh_TW"/>
-        </w:rPr>
-      </w:r>
-      <w:r>
-        <w:rPr>
-          <w:lang w:val="zh_TW" w:bidi="zh_TW"/>
-        </w:rPr>
-        <w:t>平安在先知書中是為一個非常重要的詞語。「假」先知忽略了人在立約關係中享有福祉所需的條件。神始終對以色列信實（</w:t>
-      </w:r>
-      <w:hyperlink r:id="rId35">
-        <w:r>
-          <w:rPr>
-            <w:lang w:val="zh_TW" w:bidi="zh_TW"/>
-          </w:rPr>
-          <w:rPr>
-            <w:color w:val="0000EE"/>
-            <w:u w:val="single"/>
-          </w:rPr>
-          <w:t>詩89篇</w:t>
-        </w:r>
-      </w:hyperlink>
-      <w:r>
-        <w:rPr>
-          <w:lang w:val="zh_TW" w:bidi="zh_TW"/>
-        </w:rPr>
-        <w:t>），他們因此認為神必永遠保障國家的平安 （</w:t>
-      </w:r>
-      <w:hyperlink r:id="rId36">
-        <w:r>
-          <w:rPr>
-            <w:lang w:val="zh_TW" w:bidi="zh_TW"/>
-          </w:rPr>
-          <w:rPr>
-            <w:color w:val="0000EE"/>
-            <w:u w:val="single"/>
-          </w:rPr>
-          <w:t>耶6:14</w:t>
-        </w:r>
-      </w:hyperlink>
-      <w:r>
-        <w:rPr>
-          <w:lang w:val="zh_TW" w:bidi="zh_TW"/>
-        </w:rPr>
-        <w:t>，</w:t>
-      </w:r>
-      <w:hyperlink r:id="rId37">
-        <w:r>
-          <w:rPr>
-            <w:lang w:val="zh_TW" w:bidi="zh_TW"/>
-          </w:rPr>
-          <w:rPr>
-            <w:color w:val="0000EE"/>
-            <w:u w:val="single"/>
-          </w:rPr>
-          <w:t>8:15</w:t>
-        </w:r>
-      </w:hyperlink>
-      <w:r>
-        <w:rPr>
-          <w:lang w:val="zh_TW" w:bidi="zh_TW"/>
-        </w:rPr>
-        <w:t>；</w:t>
-      </w:r>
-      <w:hyperlink r:id="rId38">
-        <w:r>
-          <w:rPr>
-            <w:lang w:val="zh_TW" w:bidi="zh_TW"/>
-          </w:rPr>
-          <w:rPr>
-            <w:color w:val="0000EE"/>
-            <w:u w:val="single"/>
-          </w:rPr>
-          <w:t>結13:10</w:t>
-        </w:r>
-      </w:hyperlink>
-      <w:r>
-        <w:rPr>
-          <w:lang w:val="zh_TW" w:bidi="zh_TW"/>
-        </w:rPr>
-        <w:t>、</w:t>
-      </w:r>
-      <w:hyperlink r:id="rId38">
-        <w:r>
-          <w:rPr>
-            <w:lang w:val="zh_TW" w:bidi="zh_TW"/>
-          </w:rPr>
-          <w:rPr>
-            <w:color w:val="0000EE"/>
-            <w:u w:val="single"/>
-          </w:rPr>
-          <w:t>16</w:t>
-        </w:r>
-      </w:hyperlink>
-      <w:r>
-        <w:rPr>
-          <w:lang w:val="zh_TW" w:bidi="zh_TW"/>
-        </w:rPr>
-        <w:t>；</w:t>
-      </w:r>
-      <w:hyperlink r:id="rId39">
-        <w:r>
-          <w:rPr>
-            <w:lang w:val="zh_TW" w:bidi="zh_TW"/>
-          </w:rPr>
-          <w:rPr>
-            <w:color w:val="0000EE"/>
-            <w:u w:val="single"/>
-          </w:rPr>
-          <w:t>彌3:5</w:t>
-        </w:r>
-      </w:hyperlink>
-      <w:r>
-        <w:rPr>
-          <w:lang w:val="zh_TW" w:bidi="zh_TW"/>
-        </w:rPr>
-        <w:t>）。在這種普遍卻虛假的安全感之下，被擄到巴比倫之前的先知宣告，神的審判即將臨到，以色列將失去平安。先知指出，以色列持續悖逆和行不義，因此失去了平安（</w:t>
-      </w:r>
-      <w:hyperlink r:id="rId40">
-        <w:r>
-          <w:rPr>
-            <w:lang w:val="zh_TW" w:bidi="zh_TW"/>
-          </w:rPr>
-          <w:rPr>
-            <w:color w:val="0000EE"/>
-            <w:u w:val="single"/>
-          </w:rPr>
-          <w:t>賽48:18</w:t>
-        </w:r>
-      </w:hyperlink>
-      <w:r>
-        <w:rPr>
-          <w:lang w:val="zh_TW" w:bidi="zh_TW"/>
-        </w:rPr>
-        <w:t>；</w:t>
-      </w:r>
-      <w:hyperlink r:id="rId41">
-        <w:r>
-          <w:rPr>
-            <w:lang w:val="zh_TW" w:bidi="zh_TW"/>
-          </w:rPr>
-          <w:rPr>
-            <w:color w:val="0000EE"/>
-            <w:u w:val="single"/>
-          </w:rPr>
-          <w:t>耶14:13–16</w:t>
-        </w:r>
-      </w:hyperlink>
-      <w:r>
-        <w:rPr>
-          <w:lang w:val="zh_TW" w:bidi="zh_TW"/>
-        </w:rPr>
-        <w:t>，</w:t>
-      </w:r>
-      <w:hyperlink r:id="rId33">
-        <w:r>
-          <w:rPr>
-            <w:lang w:val="zh_TW" w:bidi="zh_TW"/>
-          </w:rPr>
-          <w:rPr>
-            <w:color w:val="0000EE"/>
-            <w:u w:val="single"/>
-          </w:rPr>
-          <w:t>16:5</w:t>
-        </w:r>
-      </w:hyperlink>
-      <w:r>
-        <w:rPr>
-          <w:lang w:val="zh_TW" w:bidi="zh_TW"/>
-        </w:rPr>
-        <w:t>、</w:t>
-      </w:r>
-      <w:hyperlink r:id="rId33">
-        <w:r>
-          <w:rPr>
-            <w:lang w:val="zh_TW" w:bidi="zh_TW"/>
-          </w:rPr>
-          <w:rPr>
-            <w:color w:val="0000EE"/>
-            <w:u w:val="single"/>
-          </w:rPr>
-          <w:t>10–13</w:t>
-        </w:r>
-      </w:hyperlink>
-      <w:r>
-        <w:rPr>
-          <w:lang w:val="zh_TW" w:bidi="zh_TW"/>
-        </w:rPr>
-        <w:t>、</w:t>
-      </w:r>
-      <w:hyperlink r:id="rId42">
-        <w:r>
-          <w:rPr>
-            <w:lang w:val="zh_TW" w:bidi="zh_TW"/>
-          </w:rPr>
-          <w:rPr>
-            <w:color w:val="0000EE"/>
-            <w:u w:val="single"/>
-          </w:rPr>
-          <w:t>28</w:t>
-        </w:r>
-      </w:hyperlink>
-      <w:r>
-        <w:rPr>
-          <w:lang w:val="zh_TW" w:bidi="zh_TW"/>
-        </w:rPr>
-        <w:t>；</w:t>
-      </w:r>
-      <w:hyperlink r:id="rId43">
-        <w:r>
-          <w:rPr>
-            <w:lang w:val="zh_TW" w:bidi="zh_TW"/>
-          </w:rPr>
-          <w:rPr>
-            <w:color w:val="0000EE"/>
-            <w:u w:val="single"/>
-          </w:rPr>
-          <w:t>彌3:4</w:t>
-        </w:r>
-      </w:hyperlink>
-      <w:r>
-        <w:rPr>
-          <w:lang w:val="zh_TW" w:bidi="zh_TW"/>
-        </w:rPr>
-        <w:t>、</w:t>
-      </w:r>
-      <w:hyperlink r:id="rId43">
-        <w:r>
-          <w:rPr>
-            <w:lang w:val="zh_TW" w:bidi="zh_TW"/>
-          </w:rPr>
-          <w:rPr>
-            <w:color w:val="0000EE"/>
-            <w:u w:val="single"/>
-          </w:rPr>
-          <w:t>9–12</w:t>
-        </w:r>
-      </w:hyperlink>
-      <w:r>
-        <w:rPr>
-          <w:lang w:val="zh_TW" w:bidi="zh_TW"/>
-        </w:rPr>
-        <w:t>）。</w:t>
-      </w:r>
-    </w:p>
-    <w:p>
-      <w:pPr/>
-      <w:r>
-        <w:rPr>
-          <w:lang w:val="zh_TW" w:bidi="zh_TW"/>
-        </w:rPr>
-      </w:r>
-      <w:r>
-        <w:rPr>
-          <w:lang w:val="zh_TW" w:bidi="zh_TW"/>
-        </w:rPr>
-        <w:t>先知確實指出在越過眼前的危機之後，平安終必回來。那時的平安將具有以下特徵：</w:t>
-      </w:r>
-    </w:p>
-    <w:p>
-      <w:pPr>
-        <w:pStyle w:val="ListBullet"/>
-        <w:spacing w:line="240" w:lineRule="auto"/>
-        <w:ind w:left="720"/>
-      </w:pPr>
-      <w:r>
-        <w:rPr>
-          <w:lang w:val="zh_TW" w:bidi="zh_TW"/>
-        </w:rPr>
-      </w:r>
-      <w:r>
-        <w:rPr>
-          <w:lang w:val="zh_TW" w:bidi="zh_TW"/>
-        </w:rPr>
-        <w:t>興盛與福祉（</w:t>
-      </w:r>
-      <w:hyperlink r:id="rId28">
-        <w:r>
-          <w:rPr>
-            <w:lang w:val="zh_TW" w:bidi="zh_TW"/>
-          </w:rPr>
-          <w:rPr>
-            <w:color w:val="0000EE"/>
-            <w:u w:val="single"/>
-          </w:rPr>
-          <w:t>賽45:7</w:t>
-        </w:r>
-      </w:hyperlink>
-      <w:r>
-        <w:rPr>
-          <w:lang w:val="zh_TW" w:bidi="zh_TW"/>
-        </w:rPr>
-        <w:t>；</w:t>
-      </w:r>
-      <w:hyperlink r:id="rId44">
-        <w:r>
-          <w:rPr>
-            <w:lang w:val="zh_TW" w:bidi="zh_TW"/>
-          </w:rPr>
-          <w:rPr>
-            <w:color w:val="0000EE"/>
-            <w:u w:val="single"/>
-          </w:rPr>
-          <w:t>結34:25–26</w:t>
-        </w:r>
-      </w:hyperlink>
-      <w:r>
-        <w:rPr>
-          <w:lang w:val="zh_TW" w:bidi="zh_TW"/>
-        </w:rPr>
-        <w:t>）</w:t>
-      </w:r>
-    </w:p>
-    <w:p>
-      <w:pPr>
-        <w:pStyle w:val="ListBullet"/>
-        <w:spacing w:line="240" w:lineRule="auto"/>
-        <w:ind w:left="720"/>
-      </w:pPr>
-      <w:r>
-        <w:rPr>
-          <w:lang w:val="zh_TW" w:bidi="zh_TW"/>
-        </w:rPr>
-      </w:r>
-      <w:r>
-        <w:rPr>
-          <w:lang w:val="zh_TW" w:bidi="zh_TW"/>
-        </w:rPr>
-        <w:t>沒有爭戰（</w:t>
-      </w:r>
-      <w:hyperlink r:id="rId45">
-        <w:r>
-          <w:rPr>
-            <w:lang w:val="zh_TW" w:bidi="zh_TW"/>
-          </w:rPr>
-          <w:rPr>
-            <w:color w:val="0000EE"/>
-            <w:u w:val="single"/>
-          </w:rPr>
-          <w:t>賽2:2–4</w:t>
-        </w:r>
-      </w:hyperlink>
-      <w:r>
-        <w:rPr>
-          <w:lang w:val="zh_TW" w:bidi="zh_TW"/>
-        </w:rPr>
-        <w:t>，</w:t>
-      </w:r>
-      <w:hyperlink r:id="rId46">
-        <w:r>
-          <w:rPr>
-            <w:lang w:val="zh_TW" w:bidi="zh_TW"/>
-          </w:rPr>
-          <w:rPr>
-            <w:color w:val="0000EE"/>
-            <w:u w:val="single"/>
-          </w:rPr>
-          <w:t>32:15–20</w:t>
-        </w:r>
-      </w:hyperlink>
-      <w:r>
-        <w:rPr>
-          <w:lang w:val="zh_TW" w:bidi="zh_TW"/>
-        </w:rPr>
-        <w:t>；</w:t>
-      </w:r>
-      <w:hyperlink r:id="rId47">
-        <w:r>
-          <w:rPr>
-            <w:lang w:val="zh_TW" w:bidi="zh_TW"/>
-          </w:rPr>
-          <w:rPr>
-            <w:color w:val="0000EE"/>
-            <w:u w:val="single"/>
-          </w:rPr>
-          <w:t>結34:28–31</w:t>
-        </w:r>
-      </w:hyperlink>
-      <w:r>
-        <w:rPr>
-          <w:lang w:val="zh_TW" w:bidi="zh_TW"/>
-        </w:rPr>
-        <w:t>）</w:t>
-      </w:r>
-    </w:p>
-    <w:p>
-      <w:pPr>
-        <w:pStyle w:val="ListBullet"/>
-        <w:spacing w:line="240" w:lineRule="auto"/>
-        <w:ind w:left="720"/>
-      </w:pPr>
-      <w:r>
-        <w:rPr>
-          <w:lang w:val="zh_TW" w:bidi="zh_TW"/>
-        </w:rPr>
-      </w:r>
-      <w:r>
-        <w:rPr>
-          <w:lang w:val="zh_TW" w:bidi="zh_TW"/>
-        </w:rPr>
-        <w:t>正確的關係（</w:t>
-      </w:r>
-      <w:hyperlink r:id="rId48">
-        <w:r>
-          <w:rPr>
-            <w:lang w:val="zh_TW" w:bidi="zh_TW"/>
-          </w:rPr>
-          <w:rPr>
-            <w:color w:val="0000EE"/>
-            <w:u w:val="single"/>
-          </w:rPr>
-          <w:t>賽11:1–5</w:t>
-        </w:r>
-      </w:hyperlink>
-      <w:r>
-        <w:rPr>
-          <w:lang w:val="zh_TW" w:bidi="zh_TW"/>
-        </w:rPr>
-        <w:t>；</w:t>
-      </w:r>
-      <w:hyperlink r:id="rId49">
-        <w:r>
-          <w:rPr>
-            <w:lang w:val="zh_TW" w:bidi="zh_TW"/>
-          </w:rPr>
-          <w:rPr>
-            <w:color w:val="0000EE"/>
-            <w:u w:val="single"/>
-          </w:rPr>
-          <w:t>彌4:1–4</w:t>
-        </w:r>
-      </w:hyperlink>
-      <w:r>
-        <w:rPr>
-          <w:lang w:val="zh_TW" w:bidi="zh_TW"/>
-        </w:rPr>
-        <w:t>；</w:t>
-      </w:r>
-      <w:hyperlink r:id="rId50">
-        <w:r>
-          <w:rPr>
-            <w:lang w:val="zh_TW" w:bidi="zh_TW"/>
-          </w:rPr>
-          <w:rPr>
-            <w:color w:val="0000EE"/>
-            <w:u w:val="single"/>
-          </w:rPr>
-          <w:t>亞8:9–13</w:t>
-        </w:r>
-      </w:hyperlink>
-      <w:r>
-        <w:rPr>
-          <w:lang w:val="zh_TW" w:bidi="zh_TW"/>
-        </w:rPr>
-        <w:t>）</w:t>
-      </w:r>
-    </w:p>
-    <w:p>
-      <w:pPr>
-        <w:pStyle w:val="ListBullet"/>
-        <w:spacing w:line="240" w:lineRule="auto"/>
-        <w:ind w:left="720"/>
-      </w:pPr>
-      <w:r>
-        <w:rPr>
-          <w:lang w:val="zh_TW" w:bidi="zh_TW"/>
-        </w:rPr>
-      </w:r>
-      <w:r>
-        <w:rPr>
-          <w:lang w:val="zh_TW" w:bidi="zh_TW"/>
-        </w:rPr>
-        <w:t>自然界恢復和諧（</w:t>
-      </w:r>
-      <w:hyperlink r:id="rId51">
-        <w:r>
-          <w:rPr>
-            <w:lang w:val="zh_TW" w:bidi="zh_TW"/>
-          </w:rPr>
-          <w:rPr>
-            <w:color w:val="0000EE"/>
-            <w:u w:val="single"/>
-          </w:rPr>
-          <w:t>賽11:6–9</w:t>
-        </w:r>
-      </w:hyperlink>
-      <w:r>
-        <w:rPr>
-          <w:lang w:val="zh_TW" w:bidi="zh_TW"/>
-        </w:rPr>
-        <w:t>；</w:t>
-      </w:r>
-      <w:hyperlink r:id="rId52">
-        <w:r>
-          <w:rPr>
-            <w:lang w:val="zh_TW" w:bidi="zh_TW"/>
-          </w:rPr>
-          <w:rPr>
-            <w:color w:val="0000EE"/>
-            <w:u w:val="single"/>
-          </w:rPr>
-          <w:t>結47:1–12</w:t>
-        </w:r>
-      </w:hyperlink>
-      <w:r>
-        <w:rPr>
-          <w:lang w:val="zh_TW" w:bidi="zh_TW"/>
-        </w:rPr>
-        <w:t>）</w:t>
-      </w:r>
-    </w:p>
-    <w:p>
-      <w:pPr>
-        <w:pStyle w:val="ListBullet"/>
-        <w:spacing w:line="240" w:lineRule="auto"/>
-        <w:ind w:left="720"/>
-      </w:pPr>
-      <w:r>
-        <w:rPr>
-          <w:lang w:val="zh_TW" w:bidi="zh_TW"/>
-        </w:rPr>
-      </w:r>
-      <w:r>
-        <w:rPr>
-          <w:lang w:val="zh_TW" w:bidi="zh_TW"/>
-        </w:rPr>
-        <w:t>救恩（</w:t>
-      </w:r>
-      <w:hyperlink r:id="rId53">
-        <w:r>
-          <w:rPr>
-            <w:lang w:val="zh_TW" w:bidi="zh_TW"/>
-          </w:rPr>
-          <w:rPr>
-            <w:color w:val="0000EE"/>
-            <w:u w:val="single"/>
-          </w:rPr>
-          <w:t>賽52:7</w:t>
-        </w:r>
-      </w:hyperlink>
-      <w:r>
-        <w:rPr>
-          <w:lang w:val="zh_TW" w:bidi="zh_TW"/>
-        </w:rPr>
-        <w:t>，</w:t>
-      </w:r>
-      <w:hyperlink r:id="rId54">
-        <w:r>
-          <w:rPr>
-            <w:lang w:val="zh_TW" w:bidi="zh_TW"/>
-          </w:rPr>
-          <w:rPr>
-            <w:color w:val="0000EE"/>
-            <w:u w:val="single"/>
-          </w:rPr>
-          <w:t>60:17</w:t>
-        </w:r>
-      </w:hyperlink>
-      <w:r>
-        <w:rPr>
-          <w:lang w:val="zh_TW" w:bidi="zh_TW"/>
-        </w:rPr>
-        <w:t>；</w:t>
-      </w:r>
-      <w:hyperlink r:id="rId55">
-        <w:r>
-          <w:rPr>
-            <w:lang w:val="zh_TW" w:bidi="zh_TW"/>
-          </w:rPr>
-          <w:rPr>
-            <w:color w:val="0000EE"/>
-            <w:u w:val="single"/>
-          </w:rPr>
-          <w:t>結34:30–31</w:t>
-        </w:r>
-      </w:hyperlink>
-      <w:r>
-        <w:rPr>
-          <w:lang w:val="zh_TW" w:bidi="zh_TW"/>
-        </w:rPr>
-        <w:t>，</w:t>
-      </w:r>
-      <w:hyperlink r:id="rId56">
-        <w:r>
-          <w:rPr>
-            <w:lang w:val="zh_TW" w:bidi="zh_TW"/>
-          </w:rPr>
-          <w:rPr>
-            <w:color w:val="0000EE"/>
-            <w:u w:val="single"/>
-          </w:rPr>
-          <w:t>37:26–28</w:t>
-        </w:r>
-      </w:hyperlink>
-      <w:r>
-        <w:rPr>
-          <w:lang w:val="zh_TW" w:bidi="zh_TW"/>
-        </w:rPr>
-        <w:t>）</w:t>
-      </w:r>
-    </w:p>
-    <w:p>
-      <w:pPr/>
-      <w:r>
-        <w:rPr>
-          <w:lang w:val="zh_TW" w:bidi="zh_TW"/>
-        </w:rPr>
-      </w:r>
-      <w:r>
-        <w:rPr>
-          <w:lang w:val="zh_TW" w:bidi="zh_TW"/>
-        </w:rPr>
-        <w:t>在舊約聖經中，這種對平安的盼望常常與彌賽亞（神所揀選的統治者）有關。</w:t>
-      </w:r>
-      <w:hyperlink r:id="rId57">
-        <w:r>
-          <w:rPr>
-            <w:lang w:val="zh_TW" w:bidi="zh_TW"/>
-          </w:rPr>
-          <w:rPr>
-            <w:color w:val="0000EE"/>
-            <w:u w:val="single"/>
-          </w:rPr>
-          <w:t>以賽亞書九章6節</w:t>
-        </w:r>
-      </w:hyperlink>
-      <w:r>
-        <w:rPr>
-          <w:lang w:val="zh_TW" w:bidi="zh_TW"/>
-        </w:rPr>
-        <w:t>稱這位將來的彌賽亞為「和平的君」。此外，祂的統治將帶來平安；這平安不僅臨到以色列，也要遍及全地（</w:t>
-      </w:r>
-      <w:hyperlink r:id="rId58">
-        <w:r>
-          <w:rPr>
-            <w:lang w:val="zh_TW" w:bidi="zh_TW"/>
-          </w:rPr>
-          <w:rPr>
-            <w:color w:val="0000EE"/>
-            <w:u w:val="single"/>
-          </w:rPr>
-          <w:t>撒9:9–10</w:t>
-        </w:r>
-      </w:hyperlink>
-      <w:r>
-        <w:rPr>
-          <w:lang w:val="zh_TW" w:bidi="zh_TW"/>
-        </w:rPr>
-        <w:t>）。舊約聖經在結束時，這個平安的盼望仍未完全實現，人們仍在等待它完全成就。</w:t>
-      </w:r>
-    </w:p>
-    <w:p>
-      <w:pPr>
-        <w:pStyle w:val="Heading3"/>
-      </w:pPr>
-      <w:r>
-        <w:rPr>
-          <w:lang w:val="zh_TW" w:bidi="zh_TW"/>
-        </w:rPr>
-        <w:t>在新約聖經中</w:t>
-      </w:r>
-    </w:p>
-    <w:p>
-      <w:pPr/>
-      <w:r>
-        <w:rPr>
-          <w:lang w:val="zh_TW" w:bidi="zh_TW"/>
-        </w:rPr>
-      </w:r>
-      <w:r>
-        <w:rPr>
-          <w:lang w:val="zh_TW" w:bidi="zh_TW"/>
-        </w:rPr>
-        <w:t>新約聖經中主要被譯為「平安」的希臘文是</w:t>
-      </w:r>
-      <w:r>
-        <w:rPr>
-          <w:i/>
-          <w:lang w:val="zh_TW" w:bidi="zh_TW"/>
-        </w:rPr>
-        <w:t>eirene。</w:t>
-      </w:r>
-      <w:r>
-        <w:rPr>
-          <w:lang w:val="zh_TW" w:bidi="zh_TW"/>
-        </w:rPr>
-        <w:t xml:space="preserve"> 這個詞原本在古典希臘文中有「安息」的意思，後來也包含了希伯來文「平安（shalom）」所表達的含義。像希伯來文「平安（shalom）」一樣，</w:t>
-      </w:r>
-      <w:r>
-        <w:rPr>
-          <w:i/>
-          <w:lang w:val="zh_TW" w:bidi="zh_TW"/>
-        </w:rPr>
-        <w:t xml:space="preserve"> eirene</w:t>
-      </w:r>
-      <w:r>
-        <w:rPr>
-          <w:lang w:val="zh_TW" w:bidi="zh_TW"/>
-        </w:rPr>
-        <w:t>也可以用為問安或道別的話語。「願你們平安」這類表達出現在</w:t>
-      </w:r>
-      <w:hyperlink r:id="rId59">
-        <w:r>
-          <w:rPr>
-            <w:lang w:val="zh_TW" w:bidi="zh_TW"/>
-          </w:rPr>
-          <w:rPr>
-            <w:color w:val="0000EE"/>
-            <w:u w:val="single"/>
-          </w:rPr>
-          <w:t>路加福音十章5節</w:t>
-        </w:r>
-      </w:hyperlink>
-      <w:r>
-        <w:rPr>
-          <w:lang w:val="zh_TW" w:bidi="zh_TW"/>
-        </w:rPr>
-        <w:t>，</w:t>
-      </w:r>
-      <w:hyperlink r:id="rId60">
-        <w:r>
-          <w:rPr>
-            <w:lang w:val="zh_TW" w:bidi="zh_TW"/>
-          </w:rPr>
-          <w:rPr>
-            <w:color w:val="0000EE"/>
-            <w:u w:val="single"/>
-          </w:rPr>
-          <w:t>加拉太書六章16節</w:t>
-        </w:r>
-      </w:hyperlink>
-      <w:r>
-        <w:rPr>
-          <w:lang w:val="zh_TW" w:bidi="zh_TW"/>
-        </w:rPr>
-        <w:t>，和</w:t>
-      </w:r>
-      <w:hyperlink r:id="rId61">
-        <w:r>
-          <w:rPr>
-            <w:lang w:val="zh_TW" w:bidi="zh_TW"/>
-          </w:rPr>
-          <w:rPr>
-            <w:color w:val="0000EE"/>
-            <w:u w:val="single"/>
-          </w:rPr>
-          <w:t>雅各書二章16節</w:t>
-        </w:r>
-      </w:hyperlink>
-      <w:r>
-        <w:rPr>
-          <w:lang w:val="zh_TW" w:bidi="zh_TW"/>
-        </w:rPr>
-        <w:t>（參</w:t>
-      </w:r>
-      <w:hyperlink r:id="rId62">
-        <w:r>
-          <w:rPr>
-            <w:lang w:val="zh_TW" w:bidi="zh_TW"/>
-          </w:rPr>
-          <w:rPr>
-            <w:color w:val="0000EE"/>
-            <w:u w:val="single"/>
-          </w:rPr>
-          <w:t>約20:19</w:t>
-        </w:r>
-      </w:hyperlink>
-      <w:r>
-        <w:rPr>
-          <w:lang w:val="zh_TW" w:bidi="zh_TW"/>
-        </w:rPr>
-        <w:t>）。</w:t>
-      </w:r>
-      <w:r>
-        <w:rPr>
-          <w:i/>
-          <w:lang w:val="zh_TW" w:bidi="zh_TW"/>
-        </w:rPr>
-        <w:t>Eirene</w:t>
-      </w:r>
-      <w:r>
-        <w:rPr>
-          <w:lang w:val="zh_TW" w:bidi="zh_TW"/>
-        </w:rPr>
-        <w:t>也可以指終止衝突，無論是國與國之間（</w:t>
-      </w:r>
-      <w:hyperlink r:id="rId63">
-        <w:r>
-          <w:rPr>
-            <w:lang w:val="zh_TW" w:bidi="zh_TW"/>
-          </w:rPr>
-          <w:rPr>
-            <w:color w:val="0000EE"/>
-            <w:u w:val="single"/>
-          </w:rPr>
-          <w:t>路14:32</w:t>
-        </w:r>
-      </w:hyperlink>
-      <w:r>
-        <w:rPr>
-          <w:lang w:val="zh_TW" w:bidi="zh_TW"/>
-        </w:rPr>
-        <w:t>；</w:t>
-      </w:r>
-      <w:hyperlink r:id="rId64">
-        <w:r>
-          <w:rPr>
-            <w:lang w:val="zh_TW" w:bidi="zh_TW"/>
-          </w:rPr>
-          <w:rPr>
-            <w:color w:val="0000EE"/>
-            <w:u w:val="single"/>
-          </w:rPr>
-          <w:t>徒12:20</w:t>
-        </w:r>
-      </w:hyperlink>
-      <w:r>
-        <w:rPr>
-          <w:lang w:val="zh_TW" w:bidi="zh_TW"/>
-        </w:rPr>
-        <w:t>），還是人與人之間（</w:t>
-      </w:r>
-      <w:hyperlink r:id="rId65">
-        <w:r>
-          <w:rPr>
-            <w:lang w:val="zh_TW" w:bidi="zh_TW"/>
-          </w:rPr>
-          <w:rPr>
-            <w:color w:val="0000EE"/>
-            <w:u w:val="single"/>
-          </w:rPr>
-          <w:t>羅14:19</w:t>
-        </w:r>
-      </w:hyperlink>
-      <w:r>
-        <w:rPr>
-          <w:lang w:val="zh_TW" w:bidi="zh_TW"/>
-        </w:rPr>
-        <w:t>；</w:t>
-      </w:r>
-      <w:hyperlink r:id="rId66">
-        <w:r>
-          <w:rPr>
-            <w:lang w:val="zh_TW" w:bidi="zh_TW"/>
-          </w:rPr>
-          <w:rPr>
-            <w:color w:val="0000EE"/>
-            <w:u w:val="single"/>
-          </w:rPr>
-          <w:t>弗4:3</w:t>
-        </w:r>
-      </w:hyperlink>
-      <w:r>
-        <w:rPr>
-          <w:lang w:val="zh_TW" w:bidi="zh_TW"/>
-        </w:rPr>
-        <w:t>）。此外，它也可以指家庭中的和睦與安寧（參</w:t>
-      </w:r>
-      <w:hyperlink r:id="rId67">
-        <w:r>
-          <w:rPr>
-            <w:lang w:val="zh_TW" w:bidi="zh_TW"/>
-          </w:rPr>
-          <w:rPr>
-            <w:color w:val="0000EE"/>
-            <w:u w:val="single"/>
-          </w:rPr>
-          <w:t>林前7:15</w:t>
-        </w:r>
-      </w:hyperlink>
-      <w:r>
-        <w:rPr>
-          <w:lang w:val="zh_TW" w:bidi="zh_TW"/>
-        </w:rPr>
-        <w:t>）。</w:t>
-      </w:r>
-    </w:p>
-    <w:p>
-      <w:pPr>
-        <w:pStyle w:val="Heading4"/>
-      </w:pPr>
-      <w:r>
-        <w:rPr>
-          <w:lang w:val="zh_TW" w:bidi="zh_TW"/>
-        </w:rPr>
-        <w:t>耶穌帶來神的平安</w:t>
-      </w:r>
-    </w:p>
-    <w:p>
-      <w:pPr/>
-      <w:r>
-        <w:rPr>
-          <w:lang w:val="zh_TW" w:bidi="zh_TW"/>
-        </w:rPr>
-      </w:r>
-      <w:r>
-        <w:rPr>
-          <w:lang w:val="zh_TW" w:bidi="zh_TW"/>
-        </w:rPr>
-        <w:t>耶穌在祂的事工中成就了舊約聖經中有關平安的盼望。在撒迦利亞的「撒迦利亞頌（Benedictus）」中，人們期待著彌賽亞耶穌的到來，因其要「把我們的腳引到平安的路上」（</w:t>
-      </w:r>
-      <w:hyperlink r:id="rId68">
-        <w:r>
-          <w:rPr>
-            <w:lang w:val="zh_TW" w:bidi="zh_TW"/>
-          </w:rPr>
-          <w:rPr>
-            <w:color w:val="0000EE"/>
-            <w:u w:val="single"/>
-          </w:rPr>
-          <w:t>路1:67–79</w:t>
-        </w:r>
-      </w:hyperlink>
-      <w:r>
-        <w:rPr>
-          <w:lang w:val="zh_TW" w:bidi="zh_TW"/>
-        </w:rPr>
-        <w:t>）。天使向牧羊人報喜時，也宣告耶穌要將神的平安帶給人（</w:t>
-      </w:r>
-      <w:hyperlink r:id="rId69">
-        <w:r>
-          <w:rPr>
-            <w:lang w:val="zh_TW" w:bidi="zh_TW"/>
-          </w:rPr>
-          <w:rPr>
-            <w:color w:val="0000EE"/>
-            <w:u w:val="single"/>
-          </w:rPr>
-          <w:t>2:14</w:t>
-        </w:r>
-      </w:hyperlink>
-      <w:r>
-        <w:rPr>
-          <w:lang w:val="zh_TW" w:bidi="zh_TW"/>
-        </w:rPr>
-        <w:t>）。換句話說，耶穌作為彌賽亞，要將神的平安帶給祂的百姓。約翰福音也顯示耶穌明白自己的使命正是如此。這份人們長久盼望的、從神而來的平安，成為耶穌留給門徒最後的禮物（</w:t>
-      </w:r>
-      <w:hyperlink r:id="rId70">
-        <w:r>
-          <w:rPr>
-            <w:lang w:val="zh_TW" w:bidi="zh_TW"/>
-          </w:rPr>
-          <w:rPr>
-            <w:color w:val="0000EE"/>
-            <w:u w:val="single"/>
-          </w:rPr>
-          <w:t>約14:27</w:t>
-        </w:r>
-      </w:hyperlink>
-      <w:r>
-        <w:rPr>
-          <w:lang w:val="zh_TW" w:bidi="zh_TW"/>
-        </w:rPr>
-        <w:t>）。當耶穌向門徒吹一口氣，把聖靈賜給他們時，祂也把平安賜給他們（</w:t>
-      </w:r>
-      <w:hyperlink r:id="rId71">
-        <w:r>
-          <w:rPr>
-            <w:lang w:val="zh_TW" w:bidi="zh_TW"/>
-          </w:rPr>
-          <w:rPr>
-            <w:color w:val="0000EE"/>
-            <w:u w:val="single"/>
-          </w:rPr>
-          <w:t>20:19–22</w:t>
-        </w:r>
-      </w:hyperlink>
-      <w:r>
-        <w:rPr>
-          <w:lang w:val="zh_TW" w:bidi="zh_TW"/>
-        </w:rPr>
-        <w:t>）。</w:t>
-      </w:r>
-    </w:p>
-    <w:p>
-      <w:pPr/>
-      <w:r>
-        <w:rPr>
-          <w:lang w:val="zh_TW" w:bidi="zh_TW"/>
-        </w:rPr>
-      </w:r>
-      <w:r>
-        <w:rPr>
-          <w:lang w:val="zh_TW" w:bidi="zh_TW"/>
-        </w:rPr>
-        <w:t>耶穌所帶來這份平安的本質，也許要從它不是什麼來說明會更容易理解。它不表示一切緊張局面都會結束，也不表示戰爭不再存在。它也不只是家中的安寧，也不像世人所理解的平安（</w:t>
-      </w:r>
-      <w:hyperlink r:id="rId72">
-        <w:r>
-          <w:rPr>
-            <w:lang w:val="zh_TW" w:bidi="zh_TW"/>
-          </w:rPr>
-          <w:rPr>
-            <w:color w:val="0000EE"/>
-            <w:u w:val="single"/>
-          </w:rPr>
-          <w:t>路12:51–53</w:t>
-        </w:r>
-      </w:hyperlink>
-      <w:r>
-        <w:rPr>
-          <w:lang w:val="zh_TW" w:bidi="zh_TW"/>
-        </w:rPr>
-        <w:t>；</w:t>
-      </w:r>
-      <w:hyperlink r:id="rId70">
-        <w:r>
-          <w:rPr>
-            <w:lang w:val="zh_TW" w:bidi="zh_TW"/>
-          </w:rPr>
-          <w:rPr>
-            <w:color w:val="0000EE"/>
-            <w:u w:val="single"/>
-          </w:rPr>
-          <w:t>約14:27</w:t>
-        </w:r>
-      </w:hyperlink>
-      <w:r>
-        <w:rPr>
-          <w:lang w:val="zh_TW" w:bidi="zh_TW"/>
-        </w:rPr>
-        <w:t>，</w:t>
-      </w:r>
-      <w:hyperlink r:id="rId73">
-        <w:r>
-          <w:rPr>
-            <w:lang w:val="zh_TW" w:bidi="zh_TW"/>
-          </w:rPr>
-          <w:rPr>
-            <w:color w:val="0000EE"/>
-            <w:u w:val="single"/>
-          </w:rPr>
-          <w:t>16:32–33</w:t>
-        </w:r>
-      </w:hyperlink>
-      <w:r>
-        <w:rPr>
-          <w:lang w:val="zh_TW" w:bidi="zh_TW"/>
-        </w:rPr>
-        <w:t>）。平安的來到有時甚至會顛覆人的期待，因為它可能打破原有的人際關係。馬太福音指出，平安有時會像一把使家人分開的「刀兵」（</w:t>
-      </w:r>
-      <w:hyperlink r:id="rId74">
-        <w:r>
-          <w:rPr>
-            <w:lang w:val="zh_TW" w:bidi="zh_TW"/>
-          </w:rPr>
-          <w:rPr>
-            <w:color w:val="0000EE"/>
-            <w:u w:val="single"/>
-          </w:rPr>
-          <w:t>太10:34–37</w:t>
-        </w:r>
-      </w:hyperlink>
-      <w:r>
-        <w:rPr>
-          <w:lang w:val="zh_TW" w:bidi="zh_TW"/>
-        </w:rPr>
-        <w:t>）。事實上，耶穌所賜的平安，就是祂用自己的血所立新約的本質與特徵。這約使神與人和好（</w:t>
-      </w:r>
-      <w:hyperlink r:id="rId75">
-        <w:r>
-          <w:rPr>
-            <w:lang w:val="zh_TW" w:bidi="zh_TW"/>
-          </w:rPr>
-          <w:rPr>
-            <w:color w:val="0000EE"/>
-            <w:u w:val="single"/>
-          </w:rPr>
-          <w:t>羅5:1</w:t>
-        </w:r>
-      </w:hyperlink>
-      <w:r>
-        <w:rPr>
-          <w:lang w:val="zh_TW" w:bidi="zh_TW"/>
-        </w:rPr>
-        <w:t>；</w:t>
-      </w:r>
-      <w:hyperlink r:id="rId76">
-        <w:r>
-          <w:rPr>
-            <w:lang w:val="zh_TW" w:bidi="zh_TW"/>
-          </w:rPr>
-          <w:rPr>
-            <w:color w:val="0000EE"/>
-            <w:u w:val="single"/>
-          </w:rPr>
-          <w:t>西1:20</w:t>
-        </w:r>
-      </w:hyperlink>
-      <w:r>
-        <w:rPr>
-          <w:lang w:val="zh_TW" w:bidi="zh_TW"/>
-        </w:rPr>
-        <w:t>），也為原本彼此隔絕的人建立和好的根基（</w:t>
-      </w:r>
-      <w:hyperlink r:id="rId77">
-        <w:r>
-          <w:rPr>
-            <w:lang w:val="zh_TW" w:bidi="zh_TW"/>
-          </w:rPr>
-          <w:rPr>
-            <w:color w:val="0000EE"/>
-            <w:u w:val="single"/>
-          </w:rPr>
-          <w:t>弗2:14–22</w:t>
-        </w:r>
-      </w:hyperlink>
-      <w:r>
-        <w:rPr>
-          <w:lang w:val="zh_TW" w:bidi="zh_TW"/>
-        </w:rPr>
-        <w:t>）。</w:t>
-      </w:r>
-    </w:p>
-    <w:p>
-      <w:pPr>
-        <w:pStyle w:val="Heading4"/>
-      </w:pPr>
-      <w:r>
-        <w:rPr>
-          <w:lang w:val="zh_TW" w:bidi="zh_TW"/>
-        </w:rPr>
-        <w:t>早期教會如何理解平安？</w:t>
-      </w:r>
-    </w:p>
-    <w:p>
-      <w:pPr/>
-      <w:r>
-        <w:rPr>
-          <w:lang w:val="zh_TW" w:bidi="zh_TW"/>
-        </w:rPr>
-      </w:r>
-      <w:r>
-        <w:rPr>
-          <w:lang w:val="zh_TW" w:bidi="zh_TW"/>
-        </w:rPr>
-        <w:t>早期教會認為，「平安」就是神在末後要賜下的救恩，而神已經藉著耶穌基督把這救恩賜給人了（參</w:t>
-      </w:r>
-      <w:hyperlink r:id="rId78">
-        <w:r>
-          <w:rPr>
-            <w:lang w:val="zh_TW" w:bidi="zh_TW"/>
-          </w:rPr>
-          <w:rPr>
-            <w:color w:val="0000EE"/>
-            <w:u w:val="single"/>
-          </w:rPr>
-          <w:t>腓4:7–9</w:t>
-        </w:r>
-      </w:hyperlink>
-      <w:r>
-        <w:rPr>
-          <w:lang w:val="zh_TW" w:bidi="zh_TW"/>
-        </w:rPr>
-        <w:t>）。這種對「平安」的理解，也改變了基督徒群體中「平平安安地去吧」這句問候語的含義。保羅經常在書信開頭寫下「恩惠、平安」的問候（</w:t>
-      </w:r>
-      <w:hyperlink r:id="rId79">
-        <w:r>
-          <w:rPr>
-            <w:lang w:val="zh_TW" w:bidi="zh_TW"/>
-          </w:rPr>
-          <w:rPr>
-            <w:color w:val="0000EE"/>
-            <w:u w:val="single"/>
-          </w:rPr>
-          <w:t>林前1:3</w:t>
-        </w:r>
-      </w:hyperlink>
-      <w:r>
-        <w:rPr>
-          <w:lang w:val="zh_TW" w:bidi="zh_TW"/>
-        </w:rPr>
-        <w:t>；</w:t>
-      </w:r>
-      <w:hyperlink r:id="rId80">
-        <w:r>
-          <w:rPr>
-            <w:lang w:val="zh_TW" w:bidi="zh_TW"/>
-          </w:rPr>
-          <w:rPr>
-            <w:color w:val="0000EE"/>
-            <w:u w:val="single"/>
-          </w:rPr>
-          <w:t>林後1:2</w:t>
-        </w:r>
-      </w:hyperlink>
-      <w:r>
-        <w:rPr>
-          <w:lang w:val="zh_TW" w:bidi="zh_TW"/>
-        </w:rPr>
-        <w:t>；</w:t>
-      </w:r>
-      <w:hyperlink r:id="rId81">
-        <w:r>
-          <w:rPr>
-            <w:lang w:val="zh_TW" w:bidi="zh_TW"/>
-          </w:rPr>
-          <w:rPr>
-            <w:color w:val="0000EE"/>
-            <w:u w:val="single"/>
-          </w:rPr>
-          <w:t>加1:3</w:t>
-        </w:r>
-      </w:hyperlink>
-      <w:r>
-        <w:rPr>
-          <w:lang w:val="zh_TW" w:bidi="zh_TW"/>
-        </w:rPr>
-        <w:t>；</w:t>
-      </w:r>
-      <w:hyperlink r:id="rId82">
-        <w:r>
-          <w:rPr>
-            <w:lang w:val="zh_TW" w:bidi="zh_TW"/>
-          </w:rPr>
-          <w:rPr>
-            <w:color w:val="0000EE"/>
-            <w:u w:val="single"/>
-          </w:rPr>
-          <w:t>弗1:2</w:t>
-        </w:r>
-      </w:hyperlink>
-      <w:r>
-        <w:rPr>
-          <w:lang w:val="zh_TW" w:bidi="zh_TW"/>
-        </w:rPr>
-        <w:t>，等等；另參</w:t>
-      </w:r>
-      <w:hyperlink r:id="rId83">
-        <w:r>
-          <w:rPr>
-            <w:lang w:val="zh_TW" w:bidi="zh_TW"/>
-          </w:rPr>
-          <w:rPr>
-            <w:color w:val="0000EE"/>
-            <w:u w:val="single"/>
-          </w:rPr>
-          <w:t>彼前1:2</w:t>
-        </w:r>
-      </w:hyperlink>
-      <w:r>
-        <w:rPr>
-          <w:lang w:val="zh_TW" w:bidi="zh_TW"/>
-        </w:rPr>
-        <w:t>；</w:t>
-      </w:r>
-      <w:hyperlink r:id="rId84">
-        <w:r>
-          <w:rPr>
-            <w:lang w:val="zh_TW" w:bidi="zh_TW"/>
-          </w:rPr>
-          <w:rPr>
-            <w:color w:val="0000EE"/>
-            <w:u w:val="single"/>
-          </w:rPr>
-          <w:t>約二1:3</w:t>
-        </w:r>
-      </w:hyperlink>
-      <w:r>
-        <w:rPr>
-          <w:lang w:val="zh_TW" w:bidi="zh_TW"/>
-        </w:rPr>
-        <w:t>；</w:t>
-      </w:r>
-      <w:hyperlink r:id="rId85">
-        <w:r>
-          <w:rPr>
-            <w:lang w:val="zh_TW" w:bidi="zh_TW"/>
-          </w:rPr>
-          <w:rPr>
-            <w:color w:val="0000EE"/>
-            <w:u w:val="single"/>
-          </w:rPr>
-          <w:t>猶2</w:t>
-        </w:r>
-      </w:hyperlink>
-      <w:r>
-        <w:rPr>
-          <w:lang w:val="zh_TW" w:bidi="zh_TW"/>
-        </w:rPr>
-        <w:t>；</w:t>
-      </w:r>
-      <w:hyperlink r:id="rId86">
-        <w:r>
-          <w:rPr>
-            <w:lang w:val="zh_TW" w:bidi="zh_TW"/>
-          </w:rPr>
-          <w:rPr>
-            <w:color w:val="0000EE"/>
-            <w:u w:val="single"/>
-          </w:rPr>
-          <w:t>啟1:4</w:t>
-        </w:r>
-      </w:hyperlink>
-      <w:r>
-        <w:rPr>
-          <w:lang w:val="zh_TW" w:bidi="zh_TW"/>
-        </w:rPr>
-        <w:t>）。這句話不只是保羅向收信人表達平安的祝願，更是提醒他們：藉著基督，信徒在現今就能領受彌賽亞所賜的恩典。因此，聖經甚至稱耶穌自己使「我們和睦」（</w:t>
-      </w:r>
-      <w:hyperlink r:id="rId87">
-        <w:r>
-          <w:rPr>
-            <w:lang w:val="zh_TW" w:bidi="zh_TW"/>
-          </w:rPr>
-          <w:rPr>
-            <w:color w:val="0000EE"/>
-            <w:u w:val="single"/>
-          </w:rPr>
-          <w:t>弗2:14</w:t>
-        </w:r>
-      </w:hyperlink>
-      <w:r>
-        <w:rPr>
-          <w:lang w:val="zh_TW" w:bidi="zh_TW"/>
-        </w:rPr>
-        <w:t>）。同樣，神因著基督使人與祂和好，也被稱為「賜平安的神」（</w:t>
-      </w:r>
-      <w:hyperlink r:id="rId88">
-        <w:r>
-          <w:rPr>
-            <w:lang w:val="zh_TW" w:bidi="zh_TW"/>
-          </w:rPr>
-          <w:rPr>
-            <w:color w:val="0000EE"/>
-            <w:u w:val="single"/>
-          </w:rPr>
-          <w:t>腓4:9</w:t>
-        </w:r>
-      </w:hyperlink>
-      <w:r>
-        <w:rPr>
-          <w:lang w:val="zh_TW" w:bidi="zh_TW"/>
-        </w:rPr>
-        <w:t>；</w:t>
-      </w:r>
-      <w:hyperlink r:id="rId89">
-        <w:r>
-          <w:rPr>
-            <w:lang w:val="zh_TW" w:bidi="zh_TW"/>
-          </w:rPr>
-          <w:rPr>
-            <w:color w:val="0000EE"/>
-            <w:u w:val="single"/>
-          </w:rPr>
-          <w:t>西3:15</w:t>
-        </w:r>
-      </w:hyperlink>
-      <w:r>
-        <w:rPr>
-          <w:lang w:val="zh_TW" w:bidi="zh_TW"/>
-        </w:rPr>
-        <w:t>）。</w:t>
-      </w:r>
-    </w:p>
-    <w:p>
-      <w:pPr/>
-      <w:r>
-        <w:rPr>
-          <w:lang w:val="zh_TW" w:bidi="zh_TW"/>
-        </w:rPr>
-      </w:r>
-      <w:r>
-        <w:rPr>
-          <w:lang w:val="zh_TW" w:bidi="zh_TW"/>
-        </w:rPr>
-        <w:t>藉著基督所賜下、使人與神和好的這份平安，也向基督徒提出了道德上的要求。既然領受了這份恩賜，信徒就應當在教會中實踐「平安」（人與人彼此和好）。平安既是聖靈所結的果子之一（</w:t>
-      </w:r>
-      <w:hyperlink r:id="rId90">
-        <w:r>
-          <w:rPr>
-            <w:lang w:val="zh_TW" w:bidi="zh_TW"/>
-          </w:rPr>
-          <w:rPr>
-            <w:color w:val="0000EE"/>
-            <w:u w:val="single"/>
-          </w:rPr>
-          <w:t>加5:22</w:t>
-        </w:r>
-      </w:hyperlink>
-      <w:r>
-        <w:rPr>
-          <w:lang w:val="zh_TW" w:bidi="zh_TW"/>
-        </w:rPr>
-        <w:t>），基督徒在與人相處時，也應當以追求平安為目標（</w:t>
-      </w:r>
-      <w:hyperlink r:id="rId91">
-        <w:r>
-          <w:rPr>
-            <w:lang w:val="zh_TW" w:bidi="zh_TW"/>
-          </w:rPr>
-          <w:rPr>
-            <w:color w:val="0000EE"/>
-            <w:u w:val="single"/>
-          </w:rPr>
-          <w:t>羅12:18</w:t>
-        </w:r>
-      </w:hyperlink>
-      <w:r>
-        <w:rPr>
-          <w:lang w:val="zh_TW" w:bidi="zh_TW"/>
-        </w:rPr>
-        <w:t>，</w:t>
-      </w:r>
-      <w:hyperlink r:id="rId65">
-        <w:r>
-          <w:rPr>
-            <w:lang w:val="zh_TW" w:bidi="zh_TW"/>
-          </w:rPr>
-          <w:rPr>
-            <w:color w:val="0000EE"/>
-            <w:u w:val="single"/>
-          </w:rPr>
-          <w:t>14:19</w:t>
-        </w:r>
-      </w:hyperlink>
-      <w:r>
-        <w:rPr>
-          <w:lang w:val="zh_TW" w:bidi="zh_TW"/>
-        </w:rPr>
-        <w:t>；</w:t>
-      </w:r>
-      <w:hyperlink r:id="rId92">
-        <w:r>
-          <w:rPr>
-            <w:lang w:val="zh_TW" w:bidi="zh_TW"/>
-          </w:rPr>
-          <w:rPr>
-            <w:color w:val="0000EE"/>
-            <w:u w:val="single"/>
-          </w:rPr>
-          <w:t>來12:14</w:t>
-        </w:r>
-      </w:hyperlink>
-      <w:r>
-        <w:rPr>
-          <w:lang w:val="zh_TW" w:bidi="zh_TW"/>
-        </w:rPr>
-        <w:t>）。</w:t>
-      </w:r>
-      <w:r>
-        <w:rPr>
-          <w:lang w:val="zh_TW" w:bidi="zh_TW"/>
-        </w:rPr>
-      </w:r>
-      <w:r>
-        <w:rPr>
-          <w:lang w:val="zh_TW" w:bidi="zh_TW"/>
-        </w:rPr>
-      </w:r>
-    </w:p>
-    <w:p>
-      <w:pPr/>
-      <w:r>
-        <w:rPr>
-          <w:lang w:val="zh_TW" w:bidi="zh_TW"/>
-        </w:rPr>
-      </w:r>
-    </w:p>
-    <w:p>
-      <w:pPr>
-        <w:pStyle w:val="Heading2"/>
-      </w:pPr>
-      <w:r>
-        <w:rPr>
-          <w:lang w:val="zh_TW" w:bidi="zh_TW"/>
-        </w:rPr>
-        <w:t>平原的各城</w:t>
-      </w:r>
-      <w:r>
-        <w:rPr>
-          <w:lang w:val="zh_TW" w:bidi="zh_TW"/>
-        </w:rPr>
-      </w:r>
-    </w:p>
-    <w:p>
-      <w:pPr/>
-      <w:r>
-        <w:rPr>
-          <w:lang w:val="zh_TW" w:bidi="zh_TW"/>
-        </w:rPr>
-      </w:r>
-      <w:r>
-        <w:rPr>
-          <w:lang w:val="zh_TW" w:bidi="zh_TW"/>
-        </w:rPr>
-        <w:t>位於約旦河平原或盆地的五個城市，也被稱為「谷中之城」。這個地區非常肥沃，當亞伯拉罕與侄兒羅得需要分開他們的羊群和牛群時，吸引了羅得靠近（</w:t>
-      </w:r>
-      <w:hyperlink r:id="rId93">
-        <w:r>
-          <w:rPr>
-            <w:lang w:val="zh_TW" w:bidi="zh_TW"/>
-          </w:rPr>
-          <w:rPr>
-            <w:color w:val="0000EE"/>
-            <w:u w:val="single"/>
-          </w:rPr>
-          <w:t>創13:10–12</w:t>
-        </w:r>
-      </w:hyperlink>
-      <w:r>
-        <w:rPr>
-          <w:lang w:val="zh_TW" w:bidi="zh_TW"/>
-        </w:rPr>
-        <w:t>）。這些城市的名稱是：</w:t>
-      </w:r>
-    </w:p>
-    <w:p>
-      <w:pPr>
-        <w:pStyle w:val="ListBullet"/>
-        <w:spacing w:line="240" w:lineRule="auto"/>
-        <w:ind w:left="720"/>
-      </w:pPr>
-      <w:r>
-        <w:rPr>
-          <w:lang w:val="zh_TW" w:bidi="zh_TW"/>
-        </w:rPr>
-      </w:r>
-      <w:r>
-        <w:rPr>
-          <w:lang w:val="zh_TW" w:bidi="zh_TW"/>
-        </w:rPr>
-        <w:t>所多瑪</w:t>
-      </w:r>
-    </w:p>
-    <w:p>
-      <w:pPr>
-        <w:pStyle w:val="ListBullet"/>
-        <w:spacing w:line="240" w:lineRule="auto"/>
-        <w:ind w:left="720"/>
-      </w:pPr>
-      <w:r>
-        <w:rPr>
-          <w:lang w:val="zh_TW" w:bidi="zh_TW"/>
-        </w:rPr>
-      </w:r>
-      <w:r>
-        <w:rPr>
-          <w:lang w:val="zh_TW" w:bidi="zh_TW"/>
-        </w:rPr>
-        <w:t>蛾摩拉</w:t>
-      </w:r>
-    </w:p>
-    <w:p>
-      <w:pPr>
-        <w:pStyle w:val="ListBullet"/>
-        <w:spacing w:line="240" w:lineRule="auto"/>
-        <w:ind w:left="720"/>
-      </w:pPr>
-      <w:r>
-        <w:rPr>
-          <w:lang w:val="zh_TW" w:bidi="zh_TW"/>
-        </w:rPr>
-      </w:r>
-      <w:r>
-        <w:rPr>
-          <w:lang w:val="zh_TW" w:bidi="zh_TW"/>
-        </w:rPr>
-        <w:t>亞瑪</w:t>
-      </w:r>
-    </w:p>
-    <w:p>
-      <w:pPr>
-        <w:pStyle w:val="ListBullet"/>
-        <w:spacing w:line="240" w:lineRule="auto"/>
-        <w:ind w:left="720"/>
-      </w:pPr>
-      <w:r>
-        <w:rPr>
-          <w:lang w:val="zh_TW" w:bidi="zh_TW"/>
-        </w:rPr>
-      </w:r>
-      <w:r>
-        <w:rPr>
-          <w:lang w:val="zh_TW" w:bidi="zh_TW"/>
-        </w:rPr>
-        <w:t>洗淨</w:t>
-      </w:r>
-    </w:p>
-    <w:p>
-      <w:pPr>
-        <w:pStyle w:val="ListBullet"/>
-        <w:spacing w:line="240" w:lineRule="auto"/>
-        <w:ind w:left="720"/>
-      </w:pPr>
-      <w:r>
-        <w:rPr>
-          <w:lang w:val="zh_TW" w:bidi="zh_TW"/>
-        </w:rPr>
-      </w:r>
-      <w:r>
-        <w:rPr>
-          <w:lang w:val="zh_TW" w:bidi="zh_TW"/>
-        </w:rPr>
-        <w:t>比拉（後來被稱為瑣珥）</w:t>
-      </w:r>
-    </w:p>
-    <w:p>
-      <w:pPr/>
-      <w:r>
-        <w:rPr>
-          <w:lang w:val="zh_TW" w:bidi="zh_TW"/>
-        </w:rPr>
-      </w:r>
-      <w:r>
-        <w:rPr>
-          <w:lang w:val="zh_TW" w:bidi="zh_TW"/>
-        </w:rPr>
-        <w:t>每一個城都可能是城邦，意味著它們都有自己的王。</w:t>
-      </w:r>
-    </w:p>
-    <w:p>
-      <w:pPr/>
-      <w:r>
-        <w:rPr>
-          <w:lang w:val="zh_TW" w:bidi="zh_TW"/>
-        </w:rPr>
-      </w:r>
-      <w:r>
-        <w:rPr>
-          <w:lang w:val="zh_TW" w:bidi="zh_TW"/>
-        </w:rPr>
-        <w:t>這些城市在聖經中以四種方式發揮重要作用：</w:t>
-      </w:r>
-    </w:p>
-    <w:p>
-      <w:pPr>
-        <w:pStyle w:val="ListNumber"/>
-        <w:numPr>
-          <w:ilvl w:val="0"/>
-          <w:numId w:val="14"/>
-        </w:numPr>
-        <w:spacing w:line="240" w:lineRule="auto"/>
-        <w:ind w:left="720"/>
-      </w:pPr>
-      <w:r>
-        <w:rPr>
-          <w:lang w:val="zh_TW" w:bidi="zh_TW"/>
-        </w:rPr>
-      </w:r>
-      <w:r>
-        <w:rPr>
-          <w:lang w:val="zh_TW" w:bidi="zh_TW"/>
-        </w:rPr>
-        <w:t>這些地區讓羅得找到地方可以定居，最終他選擇住在所多瑪城。</w:t>
-      </w:r>
-    </w:p>
-    <w:p>
-      <w:pPr>
-        <w:pStyle w:val="ListNumber"/>
-        <w:spacing w:line="240" w:lineRule="auto"/>
-        <w:ind w:left="720"/>
-      </w:pPr>
-      <w:r>
-        <w:rPr>
-          <w:lang w:val="zh_TW" w:bidi="zh_TW"/>
-        </w:rPr>
-      </w:r>
-      <w:r>
-        <w:rPr>
-          <w:lang w:val="zh_TW" w:bidi="zh_TW"/>
-        </w:rPr>
-        <w:t>這些城市的五位王，與來自東方遙遠地區的四王所領導的更強勢力作戰。他們被擊敗，城市被洗劫一空。入侵者帶走大量的財物和俘虜，包括婦女和兒童（</w:t>
-      </w:r>
-      <w:hyperlink r:id="rId94">
-        <w:r>
-          <w:rPr>
-            <w:lang w:val="zh_TW" w:bidi="zh_TW"/>
-          </w:rPr>
-          <w:rPr>
-            <w:color w:val="0000EE"/>
-            <w:u w:val="single"/>
-          </w:rPr>
-          <w:t>創14</w:t>
-        </w:r>
-      </w:hyperlink>
-      <w:r>
-        <w:rPr>
-          <w:lang w:val="zh_TW" w:bidi="zh_TW"/>
-        </w:rPr>
-        <w:t>）。羅得是被俘虜的人之一，促使亞伯拉罕發起一次成功的救援行動。他救回羅得、其他俘虜和被擄的財物。</w:t>
-      </w:r>
-    </w:p>
-    <w:p>
-      <w:pPr>
-        <w:pStyle w:val="ListNumber"/>
-        <w:spacing w:line="240" w:lineRule="auto"/>
-        <w:ind w:left="720"/>
-      </w:pPr>
-      <w:r>
-        <w:rPr>
-          <w:lang w:val="zh_TW" w:bidi="zh_TW"/>
-        </w:rPr>
-      </w:r>
-      <w:r>
-        <w:rPr>
-          <w:lang w:val="zh_TW" w:bidi="zh_TW"/>
-        </w:rPr>
-        <w:t>這些城市後來受到神的審判。他們的罪惡如此嚴重，即使是亞伯拉罕的代禱也無法拯救他們（</w:t>
-      </w:r>
-      <w:hyperlink r:id="rId95">
-        <w:r>
-          <w:rPr>
-            <w:lang w:val="zh_TW" w:bidi="zh_TW"/>
-          </w:rPr>
-          <w:rPr>
-            <w:color w:val="0000EE"/>
-            <w:u w:val="single"/>
-          </w:rPr>
-          <w:t>創18:22–33</w:t>
-        </w:r>
-      </w:hyperlink>
-      <w:r>
-        <w:rPr>
-          <w:lang w:val="zh_TW" w:bidi="zh_TW"/>
-        </w:rPr>
-        <w:t>）。他們的邪惡在所多瑪的暴民試圖傷害羅得客人的故事中突顯出來（</w:t>
-      </w:r>
-      <w:hyperlink r:id="rId96">
-        <w:r>
-          <w:rPr>
-            <w:lang w:val="zh_TW" w:bidi="zh_TW"/>
-          </w:rPr>
-          <w:rPr>
-            <w:color w:val="0000EE"/>
-            <w:u w:val="single"/>
-          </w:rPr>
-          <w:t>創19</w:t>
-        </w:r>
-      </w:hyperlink>
-      <w:r>
-        <w:rPr>
-          <w:lang w:val="zh_TW" w:bidi="zh_TW"/>
-        </w:rPr>
-        <w:t>）。不久之後，羅得和他的家人收到警告，要在城市被毀滅之前逃離。硫磺與火降下，摧毀了城市並徹底改變地貌。</w:t>
-      </w:r>
-    </w:p>
-    <w:p>
-      <w:pPr>
-        <w:pStyle w:val="ListNumber"/>
-        <w:spacing w:line="240" w:lineRule="auto"/>
-        <w:ind w:left="720"/>
-      </w:pPr>
-      <w:r>
-        <w:rPr>
-          <w:lang w:val="zh_TW" w:bidi="zh_TW"/>
-        </w:rPr>
-      </w:r>
-      <w:r>
-        <w:rPr>
-          <w:lang w:val="zh_TW" w:bidi="zh_TW"/>
-        </w:rPr>
-        <w:t>這些城市的毀滅見於舊約和新約的許多地方，用以警告神對罪的刑罰（</w:t>
-      </w:r>
-      <w:hyperlink r:id="rId97">
-        <w:r>
-          <w:rPr>
-            <w:lang w:val="zh_TW" w:bidi="zh_TW"/>
-          </w:rPr>
-          <w:rPr>
-            <w:color w:val="0000EE"/>
-            <w:u w:val="single"/>
-          </w:rPr>
-          <w:t>賽3:9</w:t>
-        </w:r>
-      </w:hyperlink>
-      <w:r>
-        <w:rPr>
-          <w:lang w:val="zh_TW" w:bidi="zh_TW"/>
-        </w:rPr>
-        <w:t>；</w:t>
-      </w:r>
-      <w:hyperlink r:id="rId98">
-        <w:r>
-          <w:rPr>
-            <w:lang w:val="zh_TW" w:bidi="zh_TW"/>
-          </w:rPr>
-          <w:rPr>
-            <w:color w:val="0000EE"/>
-            <w:u w:val="single"/>
-          </w:rPr>
-          <w:t>耶50:40</w:t>
-        </w:r>
-      </w:hyperlink>
-      <w:r>
-        <w:rPr>
-          <w:lang w:val="zh_TW" w:bidi="zh_TW"/>
-        </w:rPr>
-        <w:t>；</w:t>
-      </w:r>
-      <w:hyperlink r:id="rId99">
-        <w:r>
-          <w:rPr>
-            <w:lang w:val="zh_TW" w:bidi="zh_TW"/>
-          </w:rPr>
-          <w:rPr>
-            <w:color w:val="0000EE"/>
-            <w:u w:val="single"/>
-          </w:rPr>
-          <w:t>結16:46–56</w:t>
-        </w:r>
-      </w:hyperlink>
-      <w:r>
-        <w:rPr>
-          <w:lang w:val="zh_TW" w:bidi="zh_TW"/>
-        </w:rPr>
-        <w:t>；</w:t>
-      </w:r>
-      <w:hyperlink r:id="rId100">
-        <w:r>
-          <w:rPr>
-            <w:lang w:val="zh_TW" w:bidi="zh_TW"/>
-          </w:rPr>
-          <w:rPr>
-            <w:color w:val="0000EE"/>
-            <w:u w:val="single"/>
-          </w:rPr>
-          <w:t>太10:15</w:t>
-        </w:r>
-      </w:hyperlink>
-      <w:r>
-        <w:rPr>
-          <w:lang w:val="zh_TW" w:bidi="zh_TW"/>
-        </w:rPr>
-        <w:t>；</w:t>
-      </w:r>
-      <w:hyperlink r:id="rId101">
-        <w:r>
-          <w:rPr>
-            <w:lang w:val="zh_TW" w:bidi="zh_TW"/>
-          </w:rPr>
-          <w:rPr>
-            <w:color w:val="0000EE"/>
-            <w:u w:val="single"/>
-          </w:rPr>
-          <w:t>羅9:29</w:t>
-        </w:r>
-      </w:hyperlink>
-      <w:r>
-        <w:rPr>
-          <w:lang w:val="zh_TW" w:bidi="zh_TW"/>
-        </w:rPr>
-        <w:t>）。</w:t>
+        <w:t>說：「他以黑暗為藏身之處， 以水的黑暗、天空的厚雲為他四圍的行宮。」這節經文是以意象來描寫神將祂的同在隱藏在幽暗的雲層之中。</w:t>
       </w:r>
       <w:r>
         <w:rPr>
@@ -4684,12 +2580,6 @@
   </w:num>
   <w:num w:numId="13" w16cid:durableId="592781308">
     <w:abstractNumId w:val="11"/>
-  </w:num>
-  <w:num w:numId="14">
-    <w:abstractNumId w:val="3"/>
-    <w:lvlOverride w:ilvl="0">
-      <w:startOverride w:val="1"/>
-    </w:lvlOverride>
   </w:num>
   <w:numIdMacAtCleanup w:val="10"/>
 </w:numbering>

--- a/zht/docx/124.content.docx
+++ b/zht/docx/124.content.docx
@@ -233,36 +233,24 @@
         </w:rPr>
         <w:t>棚是一種用樹枝和木棍搭成的小型臨時住處或遮蔽物。當沒有永久建築可供使用時，人們就會搭棚。棚白天可以遮蔭，夜間可以抵擋露水和風（</w:t>
       </w:r>
-      <w:hyperlink r:id="rId13">
-        <w:r>
-          <w:rPr>
-            <w:lang w:val="zh_TW" w:bidi="zh_TW"/>
-          </w:rPr>
-          <w:rPr>
-            <w:color w:val="0000EE"/>
-            <w:u w:val="single"/>
-          </w:rPr>
-          <w:t>創33:17</w:t>
-        </w:r>
-      </w:hyperlink>
+      <w:r>
+        <w:rPr>
+          <w:lang w:val="zh_TW" w:bidi="zh_TW"/>
+        </w:rPr>
+        <w:t>創33:17</w:t>
+      </w:r>
       <w:r>
         <w:rPr>
           <w:lang w:val="zh_TW" w:bidi="zh_TW"/>
         </w:rPr>
         <w:t>；</w:t>
       </w:r>
-      <w:hyperlink r:id="rId14">
-        <w:r>
-          <w:rPr>
-            <w:lang w:val="zh_TW" w:bidi="zh_TW"/>
-          </w:rPr>
-          <w:rPr>
-            <w:color w:val="0000EE"/>
-            <w:u w:val="single"/>
-          </w:rPr>
-          <w:t>拿4:5</w:t>
-        </w:r>
-      </w:hyperlink>
+      <w:r>
+        <w:rPr>
+          <w:lang w:val="zh_TW" w:bidi="zh_TW"/>
+        </w:rPr>
+        <w:t>拿4:5</w:t>
+      </w:r>
       <w:r>
         <w:rPr>
           <w:lang w:val="zh_TW" w:bidi="zh_TW"/>
@@ -283,36 +271,24 @@
         </w:rPr>
         <w:t>這個詞也用於比喻，指脆弱而容易毀壞的事物。例如，這個詞在</w:t>
       </w:r>
-      <w:hyperlink r:id="rId15">
-        <w:r>
-          <w:rPr>
-            <w:lang w:val="zh_TW" w:bidi="zh_TW"/>
-          </w:rPr>
-          <w:rPr>
-            <w:color w:val="0000EE"/>
-            <w:u w:val="single"/>
-          </w:rPr>
-          <w:t>約伯記二十七章18節</w:t>
-        </w:r>
-      </w:hyperlink>
+      <w:r>
+        <w:rPr>
+          <w:lang w:val="zh_TW" w:bidi="zh_TW"/>
+        </w:rPr>
+        <w:t>約伯記二十七章18節</w:t>
+      </w:r>
       <w:r>
         <w:rPr>
           <w:lang w:val="zh_TW" w:bidi="zh_TW"/>
         </w:rPr>
         <w:t>中翻譯為「棚」，在</w:t>
       </w:r>
-      <w:hyperlink r:id="rId16">
-        <w:r>
-          <w:rPr>
-            <w:lang w:val="zh_TW" w:bidi="zh_TW"/>
-          </w:rPr>
-          <w:rPr>
-            <w:color w:val="0000EE"/>
-            <w:u w:val="single"/>
-          </w:rPr>
-          <w:t>以賽亞書一章8節</w:t>
-        </w:r>
-      </w:hyperlink>
+      <w:r>
+        <w:rPr>
+          <w:lang w:val="zh_TW" w:bidi="zh_TW"/>
+        </w:rPr>
+        <w:t>以賽亞書一章8節</w:t>
+      </w:r>
       <w:r>
         <w:rPr>
           <w:lang w:val="zh_TW" w:bidi="zh_TW"/>
@@ -459,54 +435,36 @@
         </w:rPr>
         <w:t>這個詞也譯為「棚」（</w:t>
       </w:r>
-      <w:hyperlink r:id="rId13">
-        <w:r>
-          <w:rPr>
-            <w:lang w:val="zh_TW" w:bidi="zh_TW"/>
-          </w:rPr>
-          <w:rPr>
-            <w:color w:val="0000EE"/>
-            <w:u w:val="single"/>
-          </w:rPr>
-          <w:t>創33:17</w:t>
-        </w:r>
-      </w:hyperlink>
+      <w:r>
+        <w:rPr>
+          <w:lang w:val="zh_TW" w:bidi="zh_TW"/>
+        </w:rPr>
+        <w:t>創33:17</w:t>
+      </w:r>
       <w:r>
         <w:rPr>
           <w:lang w:val="zh_TW" w:bidi="zh_TW"/>
         </w:rPr>
         <w:t>）、住棚節中的「棚」（</w:t>
       </w:r>
-      <w:hyperlink r:id="rId17">
-        <w:r>
-          <w:rPr>
-            <w:lang w:val="zh_TW" w:bidi="zh_TW"/>
-          </w:rPr>
-          <w:rPr>
-            <w:color w:val="0000EE"/>
-            <w:u w:val="single"/>
-          </w:rPr>
-          <w:t>利23:34</w:t>
-        </w:r>
-      </w:hyperlink>
+      <w:r>
+        <w:rPr>
+          <w:lang w:val="zh_TW" w:bidi="zh_TW"/>
+        </w:rPr>
+        <w:t>利23:34</w:t>
+      </w:r>
       <w:r>
         <w:rPr>
           <w:lang w:val="zh_TW" w:bidi="zh_TW"/>
         </w:rPr>
         <w:t>）和「棚」（</w:t>
       </w:r>
-      <w:hyperlink r:id="rId18">
-        <w:r>
-          <w:rPr>
-            <w:lang w:val="zh_TW" w:bidi="zh_TW"/>
-          </w:rPr>
-          <w:rPr>
-            <w:color w:val="0000EE"/>
-            <w:u w:val="single"/>
-          </w:rPr>
-          <w:t>撒下11:11</w:t>
-        </w:r>
-      </w:hyperlink>
+      <w:r>
+        <w:rPr>
+          <w:lang w:val="zh_TW" w:bidi="zh_TW"/>
+        </w:rPr>
+        <w:t>撒下11:11</w:t>
+      </w:r>
       <w:r>
         <w:rPr>
           <w:lang w:val="zh_TW" w:bidi="zh_TW"/>
@@ -526,54 +484,36 @@
         </w:rPr>
         <w:t>的其它譯法包括「洞」（</w:t>
       </w:r>
-      <w:hyperlink r:id="rId19">
-        <w:r>
-          <w:rPr>
-            <w:lang w:val="zh_TW" w:bidi="zh_TW"/>
-          </w:rPr>
-          <w:rPr>
-            <w:color w:val="0000EE"/>
-            <w:u w:val="single"/>
-          </w:rPr>
-          <w:t>詩10:9</w:t>
-        </w:r>
-      </w:hyperlink>
+      <w:r>
+        <w:rPr>
+          <w:lang w:val="zh_TW" w:bidi="zh_TW"/>
+        </w:rPr>
+        <w:t>詩10:9</w:t>
+      </w:r>
       <w:r>
         <w:rPr>
           <w:lang w:val="zh_TW" w:bidi="zh_TW"/>
         </w:rPr>
         <w:t>）、「帳幕」（</w:t>
       </w:r>
-      <w:hyperlink r:id="rId20">
-        <w:r>
-          <w:rPr>
-            <w:lang w:val="zh_TW" w:bidi="zh_TW"/>
-          </w:rPr>
-          <w:rPr>
-            <w:color w:val="0000EE"/>
-            <w:u w:val="single"/>
-          </w:rPr>
-          <w:t>76:2</w:t>
-        </w:r>
-      </w:hyperlink>
+      <w:r>
+        <w:rPr>
+          <w:lang w:val="zh_TW" w:bidi="zh_TW"/>
+        </w:rPr>
+        <w:t>76:2</w:t>
+      </w:r>
       <w:r>
         <w:rPr>
           <w:lang w:val="zh_TW" w:bidi="zh_TW"/>
         </w:rPr>
         <w:t>）和「隱密處」（</w:t>
       </w:r>
-      <w:hyperlink r:id="rId21">
-        <w:r>
-          <w:rPr>
-            <w:lang w:val="zh_TW" w:bidi="zh_TW"/>
-          </w:rPr>
-          <w:rPr>
-            <w:color w:val="0000EE"/>
-            <w:u w:val="single"/>
-          </w:rPr>
-          <w:t>耶25:38</w:t>
-        </w:r>
-      </w:hyperlink>
+      <w:r>
+        <w:rPr>
+          <w:lang w:val="zh_TW" w:bidi="zh_TW"/>
+        </w:rPr>
+        <w:t>耶25:38</w:t>
+      </w:r>
       <w:r>
         <w:rPr>
           <w:lang w:val="zh_TW" w:bidi="zh_TW"/>
@@ -594,18 +534,12 @@
         </w:rPr>
         <w:t>在</w:t>
       </w:r>
-      <w:hyperlink r:id="rId22">
-        <w:r>
-          <w:rPr>
-            <w:lang w:val="zh_TW" w:bidi="zh_TW"/>
-          </w:rPr>
-          <w:rPr>
-            <w:color w:val="0000EE"/>
-            <w:u w:val="single"/>
-          </w:rPr>
-          <w:t>列王紀上二十章16節</w:t>
-        </w:r>
-      </w:hyperlink>
+      <w:r>
+        <w:rPr>
+          <w:lang w:val="zh_TW" w:bidi="zh_TW"/>
+        </w:rPr>
+        <w:t>列王紀上二十章16節</w:t>
+      </w:r>
       <w:r>
         <w:rPr>
           <w:lang w:val="zh_TW" w:bidi="zh_TW"/>
@@ -626,54 +560,36 @@
         </w:rPr>
         <w:t>詩篇也以詩歌的方式使用「棚子」這個意象。在</w:t>
       </w:r>
-      <w:hyperlink r:id="rId23">
-        <w:r>
-          <w:rPr>
-            <w:lang w:val="zh_TW" w:bidi="zh_TW"/>
-          </w:rPr>
-          <w:rPr>
-            <w:color w:val="0000EE"/>
-            <w:u w:val="single"/>
-          </w:rPr>
-          <w:t>詩篇二十七篇5節</w:t>
-        </w:r>
-      </w:hyperlink>
+      <w:r>
+        <w:rPr>
+          <w:lang w:val="zh_TW" w:bidi="zh_TW"/>
+        </w:rPr>
+        <w:t>詩篇二十七篇5節</w:t>
+      </w:r>
       <w:r>
         <w:rPr>
           <w:lang w:val="zh_TW" w:bidi="zh_TW"/>
         </w:rPr>
         <w:t>和</w:t>
       </w:r>
-      <w:hyperlink r:id="rId24">
-        <w:r>
-          <w:rPr>
-            <w:lang w:val="zh_TW" w:bidi="zh_TW"/>
-          </w:rPr>
-          <w:rPr>
-            <w:color w:val="0000EE"/>
-            <w:u w:val="single"/>
-          </w:rPr>
-          <w:t>三十一篇20節</w:t>
-        </w:r>
-      </w:hyperlink>
+      <w:r>
+        <w:rPr>
+          <w:lang w:val="zh_TW" w:bidi="zh_TW"/>
+        </w:rPr>
+        <w:t>三十一篇20節</w:t>
+      </w:r>
       <w:r>
         <w:rPr>
           <w:lang w:val="zh_TW" w:bidi="zh_TW"/>
         </w:rPr>
         <w:t>詩人說神賜下特別的保護。這種保護好像一個亭子，使人可以躲避危險。</w:t>
       </w:r>
-      <w:hyperlink r:id="rId25">
-        <w:r>
-          <w:rPr>
-            <w:lang w:val="zh_TW" w:bidi="zh_TW"/>
-          </w:rPr>
-          <w:rPr>
-            <w:color w:val="0000EE"/>
-            <w:u w:val="single"/>
-          </w:rPr>
-          <w:t>詩篇十八篇11節</w:t>
-        </w:r>
-      </w:hyperlink>
+      <w:r>
+        <w:rPr>
+          <w:lang w:val="zh_TW" w:bidi="zh_TW"/>
+        </w:rPr>
+        <w:t>詩篇十八篇11節</w:t>
+      </w:r>
       <w:r>
         <w:rPr>
           <w:lang w:val="zh_TW" w:bidi="zh_TW"/>
